--- a/exports/hai-long-benh-nhan-C1a-BVQY175/G0_A1_PICO_FINER_hai-long-benh-nhan-C1a-BVQY175.docx
+++ b/exports/hai-long-benh-nhan-C1a-BVQY175/G0_A1_PICO_FINER_hai-long-benh-nhan-C1a-BVQY175.docx
@@ -4,1136 +4,3615 @@
   <w:body>
     <w:p>
       <w:pPr>
-        <w:pStyle w:val="Title"/>
+        <w:spacing w:before="0" w:after="320" w:lineRule="auto" w:line="312"/>
         <w:jc w:val="center"/>
       </w:pPr>
       <w:r>
-        <w:t>A1 — CÂU HỎI NGHIÊN CỨU &amp; PICO</w:t>
+        <w:rPr>
+          <w:rFonts w:ascii="Times New Roman" w:hAnsi="Times New Roman" w:eastAsia="Times New Roman" w:cs="Times New Roman"/>
+          <w:b/>
+          <w:i w:val="0"/>
+          <w:sz w:val="32"/>
+        </w:rPr>
+        <w:t>A1 — CÂU HỎI NGHIÊN CỨU &amp; PICO | hai-long-benh-nhan-C1a-BVQY175</w:t>
       </w:r>
     </w:p>
     <w:p>
+      <w:pPr>
+        <w:spacing w:before="120" w:after="200" w:lineRule="auto" w:line="312"/>
+        <w:jc w:val="both"/>
+        <w:ind w:left="567" w:right="567"/>
+      </w:pPr>
       <w:r>
-        <w:t>Đề tài: hai-long-benh-nhan-C1a-BVQY175  |  [BẢN NHÁP TỰ ĐỘNG]</w:t>
+        <w:rPr>
+          <w:rFonts w:ascii="Times New Roman" w:hAnsi="Times New Roman" w:eastAsia="Times New Roman" w:cs="Times New Roman"/>
+          <w:b w:val="0"/>
+          <w:i/>
+          <w:sz w:val="22"/>
+        </w:rPr>
+        <w:t>Tạo tự động: 2026-07-31 20:39 | Truy vấn PubMed thật</w:t>
       </w:r>
     </w:p>
     <w:p>
+      <w:pPr>
+        <w:spacing w:before="120" w:after="200" w:lineRule="auto" w:line="312"/>
+        <w:jc w:val="both"/>
+        <w:ind w:left="567" w:right="567"/>
+      </w:pPr>
       <w:r>
-        <w:t>Ngày tạo: 2026-07-31 20:39</w:t>
+        <w:rPr>
+          <w:rFonts w:ascii="Times New Roman" w:hAnsi="Times New Roman" w:eastAsia="Times New Roman" w:cs="Times New Roman"/>
+          <w:b/>
+          <w:i/>
+          <w:sz w:val="22"/>
+        </w:rPr>
+        <w:t>Hệ KHÔNG suy ra PICO.</w:t>
+      </w:r>
+      <w:r>
+        <w:rPr>
+          <w:rFonts w:ascii="Times New Roman" w:hAnsi="Times New Roman" w:eastAsia="Times New Roman" w:cs="Times New Roman"/>
+          <w:b w:val="0"/>
+          <w:i/>
+          <w:sz w:val="22"/>
+        </w:rPr>
+        <w:t xml:space="preserve"> Mọi ô P/I/C/O bên dưới là chỗ TRỐNG — bác sĩ phải tự viết.</w:t>
       </w:r>
     </w:p>
     <w:p>
+      <w:pPr>
+        <w:spacing w:before="120" w:after="200" w:lineRule="auto" w:line="312"/>
+        <w:jc w:val="both"/>
+        <w:ind w:left="567" w:right="567"/>
+      </w:pPr>
       <w:r>
+        <w:rPr>
+          <w:rFonts w:ascii="Times New Roman" w:hAnsi="Times New Roman" w:eastAsia="Times New Roman" w:cs="Times New Roman"/>
+          <w:b w:val="0"/>
+          <w:i/>
+          <w:sz w:val="22"/>
+        </w:rPr>
+        <w:t>Thứ G0 làm được là dựng NỀN BẰNG CHỨNG (§3) và chỉ ra khoảng trống (§5) để bác sĩ</w:t>
+      </w:r>
+    </w:p>
+    <w:p>
+      <w:pPr>
+        <w:spacing w:before="120" w:after="200" w:lineRule="auto" w:line="312"/>
+        <w:jc w:val="both"/>
+        <w:ind w:left="567" w:right="567"/>
+      </w:pPr>
+      <w:r>
+        <w:rPr>
+          <w:rFonts w:ascii="Times New Roman" w:hAnsi="Times New Roman" w:eastAsia="Times New Roman" w:cs="Times New Roman"/>
+          <w:b w:val="0"/>
+          <w:i/>
+          <w:sz w:val="22"/>
+        </w:rPr>
+        <w:t>viết PICO có căn cứ. (Câu cũ ở dòng này ghi "xác nhận hoặc chỉnh PICO, không điền</w:t>
+      </w:r>
+    </w:p>
+    <w:p>
+      <w:pPr>
+        <w:spacing w:before="120" w:after="200" w:lineRule="auto" w:line="312"/>
+        <w:jc w:val="both"/>
+        <w:ind w:left="567" w:right="567"/>
+      </w:pPr>
+      <w:r>
+        <w:rPr>
+          <w:rFonts w:ascii="Times New Roman" w:hAnsi="Times New Roman" w:eastAsia="Times New Roman" w:cs="Times New Roman"/>
+          <w:b w:val="0"/>
+          <w:i/>
+          <w:sz w:val="22"/>
+        </w:rPr>
+        <w:t>lại từ đầu" — đã bỏ 2026-07-28 vì mô tả sai việc hệ thật sự làm.)</w:t>
+      </w:r>
+    </w:p>
+    <w:p>
+      <w:pPr>
+        <w:spacing w:before="0" w:after="160" w:lineRule="auto" w:line="360"/>
+        <w:jc w:val="both"/>
+      </w:pPr>
+      <w:r>
+        <w:rPr>
+          <w:rFonts w:ascii="Times New Roman" w:hAnsi="Times New Roman" w:eastAsia="Times New Roman" w:cs="Times New Roman"/>
+          <w:b w:val="0"/>
+          <w:i w:val="0"/>
+          <w:sz w:val="26"/>
+        </w:rPr>
+        <w:t>&gt;</w:t>
+      </w:r>
+    </w:p>
+    <w:p>
+      <w:pPr>
+        <w:spacing w:before="120" w:after="200" w:lineRule="auto" w:line="312"/>
+        <w:jc w:val="both"/>
+        <w:ind w:left="567" w:right="567"/>
+      </w:pPr>
+      <w:r>
+        <w:rPr>
+          <w:rFonts w:ascii="Times New Roman" w:hAnsi="Times New Roman" w:eastAsia="Times New Roman" w:cs="Times New Roman"/>
+          <w:b w:val="0"/>
+          <w:i/>
+          <w:sz w:val="22"/>
+        </w:rPr>
+        <w:t xml:space="preserve">‼ </w:t>
+      </w:r>
+      <w:r>
+        <w:rPr>
+          <w:rFonts w:ascii="Times New Roman" w:hAnsi="Times New Roman" w:eastAsia="Times New Roman" w:cs="Times New Roman"/>
+          <w:b/>
+          <w:i/>
+          <w:sz w:val="22"/>
+        </w:rPr>
+        <w:t>NƠI CHỐT chính thức KHÔNG phải file này</w:t>
+      </w:r>
+      <w:r>
+        <w:rPr>
+          <w:rFonts w:ascii="Times New Roman" w:hAnsi="Times New Roman" w:eastAsia="Times New Roman" w:cs="Times New Roman"/>
+          <w:b w:val="0"/>
+          <w:i/>
+          <w:sz w:val="22"/>
+        </w:rPr>
+        <w:t xml:space="preserve"> mà là `study_meta.json →</w:t>
+      </w:r>
+    </w:p>
+    <w:p>
+      <w:pPr>
+        <w:spacing w:before="120" w:after="200" w:lineRule="auto" w:line="312"/>
+        <w:jc w:val="both"/>
+        <w:ind w:left="567" w:right="567"/>
+      </w:pPr>
+      <w:r>
+        <w:rPr>
+          <w:rFonts w:ascii="Times New Roman" w:hAnsi="Times New Roman" w:eastAsia="Times New Roman" w:cs="Times New Roman"/>
+          <w:b w:val="0"/>
+          <w:i/>
+          <w:sz w:val="22"/>
+        </w:rPr>
+        <w:t>gate_params.G0` (file .md này bị GHI ĐÈ mỗi lần chạy lại G0). Sau khi điền, chạy:</w:t>
+      </w:r>
+    </w:p>
+    <w:p>
+      <w:pPr>
+        <w:spacing w:before="120" w:after="200" w:lineRule="auto" w:line="312"/>
+        <w:jc w:val="both"/>
+        <w:ind w:left="567" w:right="567"/>
+      </w:pPr>
+      <w:r>
+        <w:rPr>
+          <w:rFonts w:ascii="Times New Roman" w:hAnsi="Times New Roman" w:eastAsia="Times New Roman" w:cs="Times New Roman"/>
+          <w:b w:val="0"/>
+          <w:i/>
+          <w:sz w:val="22"/>
+        </w:rPr>
+        <w:t>`python tools/g0_quality_gate.py --study hai-long-benh-nhan-C1a-BVQY175`</w:t>
+      </w:r>
+    </w:p>
+    <w:p>
+      <w:pPr>
+        <w:spacing w:before="120" w:after="200" w:lineRule="auto" w:line="312"/>
+        <w:jc w:val="both"/>
+        <w:ind w:left="567" w:right="567"/>
+      </w:pPr>
+      <w:r>
+        <w:rPr>
+          <w:rFonts w:ascii="Times New Roman" w:hAnsi="Times New Roman" w:eastAsia="Times New Roman" w:cs="Times New Roman"/>
+          <w:b w:val="0"/>
+          <w:i/>
+          <w:sz w:val="22"/>
+        </w:rPr>
         <w:t>Cần bác sĩ kiểm chứng.</w:t>
       </w:r>
     </w:p>
     <w:p>
+      <w:pPr>
+        <w:spacing w:before="280" w:after="160" w:lineRule="auto" w:line="312"/>
+      </w:pPr>
       <w:r>
-        <w:br w:type="page"/>
-      </w:r>
-    </w:p>
-    <w:p>
-      <w:pPr>
-        <w:pStyle w:val="Heading1"/>
-      </w:pPr>
-      <w:r>
-        <w:t>A1 — CÂU HỎI NGHIÊN CỨU &amp; PICO | hai-long-benh-nhan-C1a-BVQY175</w:t>
-      </w:r>
-    </w:p>
-    <w:p>
-      <w:r>
-        <w:t>&gt; Tạo tự động: 2026-07-31 20:39 | Truy vấn PubMed thật</w:t>
-      </w:r>
-    </w:p>
-    <w:p>
-      <w:r>
-        <w:t>&gt; **Hệ KHÔNG suy ra PICO.** Mọi ô P/I/C/O bên dưới là chỗ TRỐNG — bác sĩ phải tự viết.</w:t>
-      </w:r>
-    </w:p>
-    <w:p>
-      <w:r>
-        <w:t>&gt; Thứ G0 làm được là dựng NỀN BẰNG CHỨNG (§3) và chỉ ra khoảng trống (§5) để bác sĩ</w:t>
-      </w:r>
-    </w:p>
-    <w:p>
-      <w:r>
-        <w:t>&gt; viết PICO có căn cứ. (Câu cũ ở dòng này ghi "xác nhận hoặc chỉnh PICO, không điền</w:t>
-      </w:r>
-    </w:p>
-    <w:p>
-      <w:r>
-        <w:t>&gt; lại từ đầu" — đã bỏ 2026-07-28 vì mô tả sai việc hệ thật sự làm.)</w:t>
-      </w:r>
-    </w:p>
-    <w:p>
-      <w:r>
-        <w:t>&gt;</w:t>
-      </w:r>
-    </w:p>
-    <w:p>
-      <w:r>
-        <w:t>&gt; ⚠️ **NƠI CHỐT chính thức KHÔNG phải file này** mà là `study_meta.json →</w:t>
-      </w:r>
-    </w:p>
-    <w:p>
-      <w:r>
-        <w:t>&gt; gate_params.G0` (file .md này bị GHI ĐÈ mỗi lần chạy lại G0). Sau khi điền, chạy:</w:t>
-      </w:r>
-    </w:p>
-    <w:p>
-      <w:r>
-        <w:t>&gt; `python tools/g0_quality_gate.py --study hai-long-benh-nhan-C1a-BVQY175`</w:t>
-      </w:r>
-    </w:p>
-    <w:p>
-      <w:r>
-        <w:t>&gt; Cần bác sĩ kiểm chứng.</w:t>
-      </w:r>
-    </w:p>
-    <w:p>
-      <w:pPr>
-        <w:pStyle w:val="Heading2"/>
-      </w:pPr>
-      <w:r>
+        <w:rPr>
+          <w:rFonts w:ascii="Times New Roman" w:hAnsi="Times New Roman" w:eastAsia="Times New Roman" w:cs="Times New Roman"/>
+          <w:b/>
+          <w:i w:val="0"/>
+          <w:sz w:val="28"/>
+        </w:rPr>
         <w:t>PHẦN 1 — PICO / PECO (khung trống — bác sĩ tự viết)</w:t>
       </w:r>
     </w:p>
     <w:p>
+      <w:pPr>
+        <w:spacing w:before="0" w:after="160" w:lineRule="auto" w:line="360"/>
+        <w:jc w:val="both"/>
+      </w:pPr>
       <w:r>
-        <w:t>**Topic đề tài:** Sự hài lòng của bệnh nhân trong hoạt động khám chữa bệnh tại Khoa Khám bệnh theo yêu cầu, bệnh viện quân y tuyến cuối</w:t>
+        <w:rPr>
+          <w:rFonts w:ascii="Times New Roman" w:hAnsi="Times New Roman" w:eastAsia="Times New Roman" w:cs="Times New Roman"/>
+          <w:b/>
+          <w:i w:val="0"/>
+          <w:sz w:val="26"/>
+        </w:rPr>
+        <w:t>Topic đề tài:</w:t>
+      </w:r>
+      <w:r>
+        <w:rPr>
+          <w:rFonts w:ascii="Times New Roman" w:hAnsi="Times New Roman" w:eastAsia="Times New Roman" w:cs="Times New Roman"/>
+          <w:b w:val="0"/>
+          <w:i w:val="0"/>
+          <w:sz w:val="26"/>
+        </w:rPr>
+        <w:t xml:space="preserve"> Sự hài lòng của bệnh nhân trong hoạt động khám chữa bệnh tại Khoa Khám bệnh theo yêu cầu, bệnh viện quân y tuyến cuối</w:t>
       </w:r>
     </w:p>
     <w:p>
+      <w:pPr>
+        <w:spacing w:before="0" w:after="160" w:lineRule="auto" w:line="360"/>
+        <w:jc w:val="both"/>
+      </w:pPr>
       <w:r>
-        <w:t>**Truy vấn PubMed:** `patient satisfaction outpatient department Vietnam hospital`</w:t>
+        <w:rPr>
+          <w:rFonts w:ascii="Times New Roman" w:hAnsi="Times New Roman" w:eastAsia="Times New Roman" w:cs="Times New Roman"/>
+          <w:b/>
+          <w:i w:val="0"/>
+          <w:sz w:val="26"/>
+        </w:rPr>
+        <w:t>Truy vấn PubMed:</w:t>
+      </w:r>
+      <w:r>
+        <w:rPr>
+          <w:rFonts w:ascii="Times New Roman" w:hAnsi="Times New Roman" w:eastAsia="Times New Roman" w:cs="Times New Roman"/>
+          <w:b w:val="0"/>
+          <w:i w:val="0"/>
+          <w:sz w:val="26"/>
+        </w:rPr>
+        <w:t xml:space="preserve"> `patient satisfaction outpatient department Vietnam hospital`</w:t>
       </w:r>
     </w:p>
     <w:p>
+      <w:pPr>
+        <w:spacing w:before="0" w:after="160" w:lineRule="auto" w:line="360"/>
+        <w:jc w:val="both"/>
+      </w:pPr>
       <w:r>
+        <w:rPr>
+          <w:rFonts w:ascii="Times New Roman" w:hAnsi="Times New Roman" w:eastAsia="Times New Roman" w:cs="Times New Roman"/>
+          <w:b w:val="0"/>
+          <w:i w:val="0"/>
+          <w:sz w:val="26"/>
+        </w:rPr>
         <w:t>═══════════════════════════════════════════════════════</w:t>
       </w:r>
     </w:p>
     <w:p>
+      <w:pPr>
+        <w:spacing w:before="0" w:after="160" w:lineRule="auto" w:line="360"/>
+        <w:jc w:val="both"/>
+      </w:pPr>
       <w:r>
+        <w:rPr>
+          <w:rFonts w:ascii="Times New Roman" w:hAnsi="Times New Roman" w:eastAsia="Times New Roman" w:cs="Times New Roman"/>
+          <w:b w:val="0"/>
+          <w:i w:val="0"/>
+          <w:sz w:val="26"/>
+        </w:rPr>
         <w:t>CÂU HỎI NGHIÊN CỨU (dự thảo — bác sĩ điều chỉnh):</w:t>
       </w:r>
     </w:p>
     <w:p>
+      <w:pPr>
+        <w:spacing w:before="0" w:after="160" w:lineRule="auto" w:line="360"/>
+        <w:jc w:val="both"/>
+      </w:pPr>
       <w:r>
-        <w:t>"Ở [P — điền], [I/E — điền] có liên quan đến / dẫn đến</w:t>
+        <w:rPr>
+          <w:rFonts w:ascii="Times New Roman" w:hAnsi="Times New Roman" w:eastAsia="Times New Roman" w:cs="Times New Roman"/>
+          <w:b w:val="0"/>
+          <w:i w:val="0"/>
+          <w:sz w:val="26"/>
+        </w:rPr>
+        <w:t xml:space="preserve">"Ở </w:t>
+      </w:r>
+      <w:r>
+        <w:rPr>
+          <w:rFonts w:ascii="Times New Roman" w:hAnsi="Times New Roman" w:eastAsia="Times New Roman" w:cs="Times New Roman"/>
+          <w:b w:val="0"/>
+          <w:i w:val="0"/>
+          <w:sz w:val="26"/>
+        </w:rPr>
+        <w:t>[P — điền]</w:t>
+      </w:r>
+      <w:r>
+        <w:rPr>
+          <w:rFonts w:ascii="Times New Roman" w:hAnsi="Times New Roman" w:eastAsia="Times New Roman" w:cs="Times New Roman"/>
+          <w:b w:val="0"/>
+          <w:i w:val="0"/>
+          <w:sz w:val="26"/>
+        </w:rPr>
+        <w:t xml:space="preserve">, </w:t>
+      </w:r>
+      <w:r>
+        <w:rPr>
+          <w:rFonts w:ascii="Times New Roman" w:hAnsi="Times New Roman" w:eastAsia="Times New Roman" w:cs="Times New Roman"/>
+          <w:b w:val="0"/>
+          <w:i w:val="0"/>
+          <w:sz w:val="26"/>
+        </w:rPr>
+        <w:t>[I/E — điền]</w:t>
+      </w:r>
+      <w:r>
+        <w:rPr>
+          <w:rFonts w:ascii="Times New Roman" w:hAnsi="Times New Roman" w:eastAsia="Times New Roman" w:cs="Times New Roman"/>
+          <w:b w:val="0"/>
+          <w:i w:val="0"/>
+          <w:sz w:val="26"/>
+        </w:rPr>
+        <w:t xml:space="preserve"> có liên quan đến / dẫn đến</w:t>
       </w:r>
     </w:p>
     <w:p>
+      <w:pPr>
+        <w:spacing w:before="0" w:after="160" w:lineRule="auto" w:line="360"/>
+        <w:jc w:val="both"/>
+      </w:pPr>
       <w:r>
-        <w:t xml:space="preserve"> [C — điền] về [O — điền] không?"</w:t>
+        <w:rPr>
+          <w:rFonts w:ascii="Times New Roman" w:hAnsi="Times New Roman" w:eastAsia="Times New Roman" w:cs="Times New Roman"/>
+          <w:b w:val="0"/>
+          <w:i w:val="0"/>
+          <w:sz w:val="26"/>
+        </w:rPr>
+        <w:t>[C — điền]</w:t>
+      </w:r>
+      <w:r>
+        <w:rPr>
+          <w:rFonts w:ascii="Times New Roman" w:hAnsi="Times New Roman" w:eastAsia="Times New Roman" w:cs="Times New Roman"/>
+          <w:b w:val="0"/>
+          <w:i w:val="0"/>
+          <w:sz w:val="26"/>
+        </w:rPr>
+        <w:t xml:space="preserve"> về </w:t>
+      </w:r>
+      <w:r>
+        <w:rPr>
+          <w:rFonts w:ascii="Times New Roman" w:hAnsi="Times New Roman" w:eastAsia="Times New Roman" w:cs="Times New Roman"/>
+          <w:b w:val="0"/>
+          <w:i w:val="0"/>
+          <w:sz w:val="26"/>
+        </w:rPr>
+        <w:t>[O — điền]</w:t>
+      </w:r>
+      <w:r>
+        <w:rPr>
+          <w:rFonts w:ascii="Times New Roman" w:hAnsi="Times New Roman" w:eastAsia="Times New Roman" w:cs="Times New Roman"/>
+          <w:b w:val="0"/>
+          <w:i w:val="0"/>
+          <w:sz w:val="26"/>
+        </w:rPr>
+        <w:t xml:space="preserve"> không?"</w:t>
       </w:r>
     </w:p>
     <w:p>
+      <w:pPr>
+        <w:spacing w:before="0" w:after="160" w:lineRule="auto" w:line="360"/>
+        <w:jc w:val="both"/>
+      </w:pPr>
       <w:r>
+        <w:rPr>
+          <w:rFonts w:ascii="Times New Roman" w:hAnsi="Times New Roman" w:eastAsia="Times New Roman" w:cs="Times New Roman"/>
+          <w:b w:val="0"/>
+          <w:i w:val="0"/>
+          <w:sz w:val="26"/>
+        </w:rPr>
         <w:t>═══════════════════════════════════════════════════════</w:t>
       </w:r>
     </w:p>
     <w:p>
+      <w:pPr>
+        <w:spacing w:before="0" w:after="160" w:lineRule="auto" w:line="360"/>
+        <w:jc w:val="both"/>
+      </w:pPr>
       <w:r>
+        <w:rPr>
+          <w:rFonts w:ascii="Times New Roman" w:hAnsi="Times New Roman" w:eastAsia="Times New Roman" w:cs="Times New Roman"/>
+          <w:b w:val="0"/>
+          <w:i w:val="0"/>
+          <w:sz w:val="26"/>
+        </w:rPr>
         <w:t>┌─────────────────────────────────────────────────────────┐</w:t>
       </w:r>
     </w:p>
     <w:p>
+      <w:pPr>
+        <w:spacing w:before="0" w:after="160" w:lineRule="auto" w:line="360"/>
+        <w:jc w:val="both"/>
+      </w:pPr>
       <w:r>
+        <w:rPr>
+          <w:rFonts w:ascii="Times New Roman" w:hAnsi="Times New Roman" w:eastAsia="Times New Roman" w:cs="Times New Roman"/>
+          <w:b w:val="0"/>
+          <w:i w:val="0"/>
+          <w:sz w:val="26"/>
+        </w:rPr>
         <w:t>│ P — POPULATION (Dân số/Bệnh nhân)                      │</w:t>
       </w:r>
     </w:p>
     <w:p>
+      <w:pPr>
+        <w:spacing w:before="0" w:after="160" w:lineRule="auto" w:line="360"/>
+        <w:jc w:val="both"/>
+      </w:pPr>
       <w:r>
-        <w:t>│   Đặc điểm: [suy ra từ topic: "Sự hài lòng của bệnh nhân trong hoạt..."]          │</w:t>
+        <w:rPr>
+          <w:rFonts w:ascii="Times New Roman" w:hAnsi="Times New Roman" w:eastAsia="Times New Roman" w:cs="Times New Roman"/>
+          <w:b w:val="0"/>
+          <w:i w:val="0"/>
+          <w:sz w:val="26"/>
+        </w:rPr>
+        <w:t xml:space="preserve">│   Đặc điểm: </w:t>
+      </w:r>
+      <w:r>
+        <w:rPr>
+          <w:rFonts w:ascii="Times New Roman" w:hAnsi="Times New Roman" w:eastAsia="Times New Roman" w:cs="Times New Roman"/>
+          <w:b w:val="0"/>
+          <w:i w:val="0"/>
+          <w:sz w:val="26"/>
+        </w:rPr>
+        <w:t>[suy ra từ topic: "Sự hài lòng của bệnh nhân trong hoạt..."]</w:t>
+      </w:r>
+      <w:r>
+        <w:rPr>
+          <w:rFonts w:ascii="Times New Roman" w:hAnsi="Times New Roman" w:eastAsia="Times New Roman" w:cs="Times New Roman"/>
+          <w:b w:val="0"/>
+          <w:i w:val="0"/>
+          <w:sz w:val="26"/>
+        </w:rPr>
+        <w:t xml:space="preserve">          │</w:t>
       </w:r>
     </w:p>
     <w:p>
+      <w:pPr>
+        <w:spacing w:before="0" w:after="160" w:lineRule="auto" w:line="360"/>
+        <w:jc w:val="both"/>
+      </w:pPr>
       <w:r>
         <w:rPr>
-          <w:color w:val="CC4400"/>
+          <w:rFonts w:ascii="Times New Roman" w:hAnsi="Times New Roman" w:eastAsia="Times New Roman" w:cs="Times New Roman"/>
+          <w:b w:val="0"/>
+          <w:i w:val="0"/>
+          <w:sz w:val="26"/>
         </w:rPr>
-        <w:t>│   Tiêu chí chọn: [CẦN BÁC SĨ XÁC NHẬN]               │</w:t>
+        <w:t xml:space="preserve">│   Tiêu chí chọn: </w:t>
+      </w:r>
+      <w:r>
+        <w:rPr>
+          <w:rFonts w:ascii="Times New Roman" w:hAnsi="Times New Roman" w:eastAsia="Times New Roman" w:cs="Times New Roman"/>
+          <w:b/>
+          <w:i/>
+          <w:color w:val="CC7700"/>
+          <w:sz w:val="26"/>
+        </w:rPr>
+        <w:t>[CẦN BÁC SĨ XÁC NHẬN]</w:t>
+      </w:r>
+      <w:r>
+        <w:rPr>
+          <w:rFonts w:ascii="Times New Roman" w:hAnsi="Times New Roman" w:eastAsia="Times New Roman" w:cs="Times New Roman"/>
+          <w:b w:val="0"/>
+          <w:i w:val="0"/>
+          <w:sz w:val="26"/>
+        </w:rPr>
+        <w:t xml:space="preserve">               │</w:t>
       </w:r>
     </w:p>
     <w:p>
+      <w:pPr>
+        <w:spacing w:before="0" w:after="160" w:lineRule="auto" w:line="360"/>
+        <w:jc w:val="both"/>
+      </w:pPr>
       <w:r>
         <w:rPr>
-          <w:color w:val="CC4400"/>
+          <w:rFonts w:ascii="Times New Roman" w:hAnsi="Times New Roman" w:eastAsia="Times New Roman" w:cs="Times New Roman"/>
+          <w:b w:val="0"/>
+          <w:i w:val="0"/>
+          <w:sz w:val="26"/>
         </w:rPr>
-        <w:t>│   Tiêu chí loại: [CẦN BÁC SĨ XÁC NHẬN]               │</w:t>
+        <w:t xml:space="preserve">│   Tiêu chí loại: </w:t>
+      </w:r>
+      <w:r>
+        <w:rPr>
+          <w:rFonts w:ascii="Times New Roman" w:hAnsi="Times New Roman" w:eastAsia="Times New Roman" w:cs="Times New Roman"/>
+          <w:b/>
+          <w:i/>
+          <w:color w:val="CC7700"/>
+          <w:sz w:val="26"/>
+        </w:rPr>
+        <w:t>[CẦN BÁC SĨ XÁC NHẬN]</w:t>
+      </w:r>
+      <w:r>
+        <w:rPr>
+          <w:rFonts w:ascii="Times New Roman" w:hAnsi="Times New Roman" w:eastAsia="Times New Roman" w:cs="Times New Roman"/>
+          <w:b w:val="0"/>
+          <w:i w:val="0"/>
+          <w:sz w:val="26"/>
+        </w:rPr>
+        <w:t xml:space="preserve">               │</w:t>
       </w:r>
     </w:p>
     <w:p>
+      <w:pPr>
+        <w:spacing w:before="0" w:after="160" w:lineRule="auto" w:line="360"/>
+        <w:jc w:val="both"/>
+      </w:pPr>
       <w:r>
+        <w:rPr>
+          <w:rFonts w:ascii="Times New Roman" w:hAnsi="Times New Roman" w:eastAsia="Times New Roman" w:cs="Times New Roman"/>
+          <w:b w:val="0"/>
+          <w:i w:val="0"/>
+          <w:sz w:val="26"/>
+        </w:rPr>
         <w:t>│   Bối cảnh: Ngoại trú / Nội trú / Cộng đồng           │</w:t>
       </w:r>
     </w:p>
     <w:p>
+      <w:pPr>
+        <w:spacing w:before="0" w:after="160" w:lineRule="auto" w:line="360"/>
+        <w:jc w:val="both"/>
+      </w:pPr>
       <w:r>
+        <w:rPr>
+          <w:rFonts w:ascii="Times New Roman" w:hAnsi="Times New Roman" w:eastAsia="Times New Roman" w:cs="Times New Roman"/>
+          <w:b w:val="0"/>
+          <w:i w:val="0"/>
+          <w:sz w:val="26"/>
+        </w:rPr>
         <w:t>├─────────────────────────────────────────────────────────┤</w:t>
       </w:r>
     </w:p>
     <w:p>
+      <w:pPr>
+        <w:spacing w:before="0" w:after="160" w:lineRule="auto" w:line="360"/>
+        <w:jc w:val="both"/>
+      </w:pPr>
       <w:r>
+        <w:rPr>
+          <w:rFonts w:ascii="Times New Roman" w:hAnsi="Times New Roman" w:eastAsia="Times New Roman" w:cs="Times New Roman"/>
+          <w:b w:val="0"/>
+          <w:i w:val="0"/>
+          <w:sz w:val="26"/>
+        </w:rPr>
         <w:t>│ I — INTERVENTION / E — EXPOSURE                         │</w:t>
       </w:r>
     </w:p>
     <w:p>
+      <w:pPr>
+        <w:spacing w:before="0" w:after="160" w:lineRule="auto" w:line="360"/>
+        <w:jc w:val="both"/>
+      </w:pPr>
       <w:r>
-        <w:t>│   Can thiệp/Phơi nhiễm: [suy ra từ topic]             │</w:t>
+        <w:rPr>
+          <w:rFonts w:ascii="Times New Roman" w:hAnsi="Times New Roman" w:eastAsia="Times New Roman" w:cs="Times New Roman"/>
+          <w:b w:val="0"/>
+          <w:i w:val="0"/>
+          <w:sz w:val="26"/>
+        </w:rPr>
+        <w:t xml:space="preserve">│   Can thiệp/Phơi nhiễm: </w:t>
+      </w:r>
+      <w:r>
+        <w:rPr>
+          <w:rFonts w:ascii="Times New Roman" w:hAnsi="Times New Roman" w:eastAsia="Times New Roman" w:cs="Times New Roman"/>
+          <w:b w:val="0"/>
+          <w:i w:val="0"/>
+          <w:sz w:val="26"/>
+        </w:rPr>
+        <w:t>[suy ra từ topic]</w:t>
+      </w:r>
+      <w:r>
+        <w:rPr>
+          <w:rFonts w:ascii="Times New Roman" w:hAnsi="Times New Roman" w:eastAsia="Times New Roman" w:cs="Times New Roman"/>
+          <w:b w:val="0"/>
+          <w:i w:val="0"/>
+          <w:sz w:val="26"/>
+        </w:rPr>
+        <w:t xml:space="preserve">             │</w:t>
       </w:r>
     </w:p>
     <w:p>
+      <w:pPr>
+        <w:spacing w:before="0" w:after="160" w:lineRule="auto" w:line="360"/>
+        <w:jc w:val="both"/>
+      </w:pPr>
       <w:r>
         <w:rPr>
-          <w:color w:val="CC4400"/>
+          <w:rFonts w:ascii="Times New Roman" w:hAnsi="Times New Roman" w:eastAsia="Times New Roman" w:cs="Times New Roman"/>
+          <w:b w:val="0"/>
+          <w:i w:val="0"/>
+          <w:sz w:val="26"/>
         </w:rPr>
-        <w:t>│   Liều/thời gian: [CẦN BÁC SĨ XÁC NHẬN]              │</w:t>
+        <w:t xml:space="preserve">│   Liều/thời gian: </w:t>
+      </w:r>
+      <w:r>
+        <w:rPr>
+          <w:rFonts w:ascii="Times New Roman" w:hAnsi="Times New Roman" w:eastAsia="Times New Roman" w:cs="Times New Roman"/>
+          <w:b/>
+          <w:i/>
+          <w:color w:val="CC7700"/>
+          <w:sz w:val="26"/>
+        </w:rPr>
+        <w:t>[CẦN BÁC SĨ XÁC NHẬN]</w:t>
+      </w:r>
+      <w:r>
+        <w:rPr>
+          <w:rFonts w:ascii="Times New Roman" w:hAnsi="Times New Roman" w:eastAsia="Times New Roman" w:cs="Times New Roman"/>
+          <w:b w:val="0"/>
+          <w:i w:val="0"/>
+          <w:sz w:val="26"/>
+        </w:rPr>
+        <w:t xml:space="preserve">              │</w:t>
       </w:r>
     </w:p>
     <w:p>
+      <w:pPr>
+        <w:spacing w:before="0" w:after="160" w:lineRule="auto" w:line="360"/>
+        <w:jc w:val="both"/>
+      </w:pPr>
       <w:r>
+        <w:rPr>
+          <w:rFonts w:ascii="Times New Roman" w:hAnsi="Times New Roman" w:eastAsia="Times New Roman" w:cs="Times New Roman"/>
+          <w:b w:val="0"/>
+          <w:i w:val="0"/>
+          <w:sz w:val="26"/>
+        </w:rPr>
         <w:t>├─────────────────────────────────────────────────────────┤</w:t>
       </w:r>
     </w:p>
     <w:p>
+      <w:pPr>
+        <w:spacing w:before="0" w:after="160" w:lineRule="auto" w:line="360"/>
+        <w:jc w:val="both"/>
+      </w:pPr>
       <w:r>
+        <w:rPr>
+          <w:rFonts w:ascii="Times New Roman" w:hAnsi="Times New Roman" w:eastAsia="Times New Roman" w:cs="Times New Roman"/>
+          <w:b w:val="0"/>
+          <w:i w:val="0"/>
+          <w:sz w:val="26"/>
+        </w:rPr>
         <w:t>│ C — COMPARISON (So sánh)                               │</w:t>
       </w:r>
     </w:p>
     <w:p>
+      <w:pPr>
+        <w:spacing w:before="0" w:after="160" w:lineRule="auto" w:line="360"/>
+        <w:jc w:val="both"/>
+      </w:pPr>
       <w:r>
-        <w:t>│   Từ evidence tìm được: [xem §3 bên dưới]             │</w:t>
+        <w:rPr>
+          <w:rFonts w:ascii="Times New Roman" w:hAnsi="Times New Roman" w:eastAsia="Times New Roman" w:cs="Times New Roman"/>
+          <w:b w:val="0"/>
+          <w:i w:val="0"/>
+          <w:sz w:val="26"/>
+        </w:rPr>
+        <w:t xml:space="preserve">│   Từ evidence tìm được: </w:t>
+      </w:r>
+      <w:r>
+        <w:rPr>
+          <w:rFonts w:ascii="Times New Roman" w:hAnsi="Times New Roman" w:eastAsia="Times New Roman" w:cs="Times New Roman"/>
+          <w:b w:val="0"/>
+          <w:i w:val="0"/>
+          <w:sz w:val="26"/>
+        </w:rPr>
+        <w:t>[xem §3 bên dưới]</w:t>
+      </w:r>
+      <w:r>
+        <w:rPr>
+          <w:rFonts w:ascii="Times New Roman" w:hAnsi="Times New Roman" w:eastAsia="Times New Roman" w:cs="Times New Roman"/>
+          <w:b w:val="0"/>
+          <w:i w:val="0"/>
+          <w:sz w:val="26"/>
+        </w:rPr>
+        <w:t xml:space="preserve">             │</w:t>
       </w:r>
     </w:p>
     <w:p>
+      <w:pPr>
+        <w:spacing w:before="0" w:after="160" w:lineRule="auto" w:line="360"/>
+        <w:jc w:val="both"/>
+      </w:pPr>
       <w:r>
         <w:rPr>
-          <w:color w:val="CC4400"/>
+          <w:rFonts w:ascii="Times New Roman" w:hAnsi="Times New Roman" w:eastAsia="Times New Roman" w:cs="Times New Roman"/>
+          <w:b w:val="0"/>
+          <w:i w:val="0"/>
+          <w:sz w:val="26"/>
         </w:rPr>
-        <w:t>│   [CẦN BÁC SĨ XÁC NHẬN]                              │</w:t>
+        <w:t xml:space="preserve">│   </w:t>
+      </w:r>
+      <w:r>
+        <w:rPr>
+          <w:rFonts w:ascii="Times New Roman" w:hAnsi="Times New Roman" w:eastAsia="Times New Roman" w:cs="Times New Roman"/>
+          <w:b/>
+          <w:i/>
+          <w:color w:val="CC7700"/>
+          <w:sz w:val="26"/>
+        </w:rPr>
+        <w:t>[CẦN BÁC SĨ XÁC NHẬN]</w:t>
+      </w:r>
+      <w:r>
+        <w:rPr>
+          <w:rFonts w:ascii="Times New Roman" w:hAnsi="Times New Roman" w:eastAsia="Times New Roman" w:cs="Times New Roman"/>
+          <w:b w:val="0"/>
+          <w:i w:val="0"/>
+          <w:sz w:val="26"/>
+        </w:rPr>
+        <w:t xml:space="preserve">                              │</w:t>
       </w:r>
     </w:p>
     <w:p>
+      <w:pPr>
+        <w:spacing w:before="0" w:after="160" w:lineRule="auto" w:line="360"/>
+        <w:jc w:val="both"/>
+      </w:pPr>
       <w:r>
+        <w:rPr>
+          <w:rFonts w:ascii="Times New Roman" w:hAnsi="Times New Roman" w:eastAsia="Times New Roman" w:cs="Times New Roman"/>
+          <w:b w:val="0"/>
+          <w:i w:val="0"/>
+          <w:sz w:val="26"/>
+        </w:rPr>
         <w:t>├─────────────────────────────────────────────────────────┤</w:t>
       </w:r>
     </w:p>
     <w:p>
+      <w:pPr>
+        <w:spacing w:before="0" w:after="160" w:lineRule="auto" w:line="360"/>
+        <w:jc w:val="both"/>
+      </w:pPr>
       <w:r>
+        <w:rPr>
+          <w:rFonts w:ascii="Times New Roman" w:hAnsi="Times New Roman" w:eastAsia="Times New Roman" w:cs="Times New Roman"/>
+          <w:b w:val="0"/>
+          <w:i w:val="0"/>
+          <w:sz w:val="26"/>
+        </w:rPr>
         <w:t>│ O — OUTCOMES (Kết cục)                                 │</w:t>
       </w:r>
     </w:p>
     <w:p>
+      <w:pPr>
+        <w:spacing w:before="0" w:after="160" w:lineRule="auto" w:line="360"/>
+        <w:jc w:val="both"/>
+      </w:pPr>
       <w:r>
+        <w:rPr>
+          <w:rFonts w:ascii="Times New Roman" w:hAnsi="Times New Roman" w:eastAsia="Times New Roman" w:cs="Times New Roman"/>
+          <w:b w:val="0"/>
+          <w:i w:val="0"/>
+          <w:sz w:val="26"/>
+        </w:rPr>
         <w:t>│   Kết cục CHÍNH — CHỈ ĐƯỢC 1:                          │</w:t>
       </w:r>
     </w:p>
     <w:p>
+      <w:pPr>
+        <w:spacing w:before="0" w:after="160" w:lineRule="auto" w:line="360"/>
+        <w:jc w:val="both"/>
+      </w:pPr>
       <w:r>
         <w:rPr>
-          <w:color w:val="CC4400"/>
+          <w:rFonts w:ascii="Times New Roman" w:hAnsi="Times New Roman" w:eastAsia="Times New Roman" w:cs="Times New Roman"/>
+          <w:b w:val="0"/>
+          <w:i w:val="0"/>
+          <w:sz w:val="26"/>
         </w:rPr>
-        <w:t>│     Tên kết cục: [CẦN BÁC SĨ ẤN ĐỊNH]                │</w:t>
+        <w:t xml:space="preserve">│     Tên kết cục: </w:t>
+      </w:r>
+      <w:r>
+        <w:rPr>
+          <w:rFonts w:ascii="Times New Roman" w:hAnsi="Times New Roman" w:eastAsia="Times New Roman" w:cs="Times New Roman"/>
+          <w:b/>
+          <w:i/>
+          <w:color w:val="CC7700"/>
+          <w:sz w:val="26"/>
+        </w:rPr>
+        <w:t>[CẦN BÁC SĨ ẤN ĐỊNH]</w:t>
+      </w:r>
+      <w:r>
+        <w:rPr>
+          <w:rFonts w:ascii="Times New Roman" w:hAnsi="Times New Roman" w:eastAsia="Times New Roman" w:cs="Times New Roman"/>
+          <w:b w:val="0"/>
+          <w:i w:val="0"/>
+          <w:sz w:val="26"/>
+        </w:rPr>
+        <w:t xml:space="preserve">                │</w:t>
       </w:r>
     </w:p>
     <w:p>
+      <w:pPr>
+        <w:spacing w:before="0" w:after="160" w:lineRule="auto" w:line="360"/>
+        <w:jc w:val="both"/>
+      </w:pPr>
       <w:r>
         <w:rPr>
-          <w:color w:val="CC4400"/>
+          <w:rFonts w:ascii="Times New Roman" w:hAnsi="Times New Roman" w:eastAsia="Times New Roman" w:cs="Times New Roman"/>
+          <w:b w:val="0"/>
+          <w:i w:val="0"/>
+          <w:sz w:val="26"/>
         </w:rPr>
-        <w:t>│     Định nghĩa/công cụ đo: [CẦN BÁC SĨ ẤN ĐỊNH]      │</w:t>
+        <w:t xml:space="preserve">│     Định nghĩa/công cụ đo: </w:t>
+      </w:r>
+      <w:r>
+        <w:rPr>
+          <w:rFonts w:ascii="Times New Roman" w:hAnsi="Times New Roman" w:eastAsia="Times New Roman" w:cs="Times New Roman"/>
+          <w:b/>
+          <w:i/>
+          <w:color w:val="CC7700"/>
+          <w:sz w:val="26"/>
+        </w:rPr>
+        <w:t>[CẦN BÁC SĨ ẤN ĐỊNH]</w:t>
+      </w:r>
+      <w:r>
+        <w:rPr>
+          <w:rFonts w:ascii="Times New Roman" w:hAnsi="Times New Roman" w:eastAsia="Times New Roman" w:cs="Times New Roman"/>
+          <w:b w:val="0"/>
+          <w:i w:val="0"/>
+          <w:sz w:val="26"/>
+        </w:rPr>
+        <w:t xml:space="preserve">      │</w:t>
       </w:r>
     </w:p>
     <w:p>
+      <w:pPr>
+        <w:spacing w:before="0" w:after="160" w:lineRule="auto" w:line="360"/>
+        <w:jc w:val="both"/>
+      </w:pPr>
       <w:r>
         <w:rPr>
-          <w:color w:val="CC4400"/>
+          <w:rFonts w:ascii="Times New Roman" w:hAnsi="Times New Roman" w:eastAsia="Times New Roman" w:cs="Times New Roman"/>
+          <w:b w:val="0"/>
+          <w:i w:val="0"/>
+          <w:sz w:val="26"/>
         </w:rPr>
-        <w:t>│     Đơn vị/thang đo: [CẦN BÁC SĨ ẤN ĐỊNH]            │</w:t>
+        <w:t xml:space="preserve">│     Đơn vị/thang đo: </w:t>
+      </w:r>
+      <w:r>
+        <w:rPr>
+          <w:rFonts w:ascii="Times New Roman" w:hAnsi="Times New Roman" w:eastAsia="Times New Roman" w:cs="Times New Roman"/>
+          <w:b/>
+          <w:i/>
+          <w:color w:val="CC7700"/>
+          <w:sz w:val="26"/>
+        </w:rPr>
+        <w:t>[CẦN BÁC SĨ ẤN ĐỊNH]</w:t>
+      </w:r>
+      <w:r>
+        <w:rPr>
+          <w:rFonts w:ascii="Times New Roman" w:hAnsi="Times New Roman" w:eastAsia="Times New Roman" w:cs="Times New Roman"/>
+          <w:b w:val="0"/>
+          <w:i w:val="0"/>
+          <w:sz w:val="26"/>
+        </w:rPr>
+        <w:t xml:space="preserve">            │</w:t>
       </w:r>
     </w:p>
     <w:p>
+      <w:pPr>
+        <w:spacing w:before="0" w:after="160" w:lineRule="auto" w:line="360"/>
+        <w:jc w:val="both"/>
+      </w:pPr>
       <w:r>
         <w:rPr>
-          <w:color w:val="CC4400"/>
+          <w:rFonts w:ascii="Times New Roman" w:hAnsi="Times New Roman" w:eastAsia="Times New Roman" w:cs="Times New Roman"/>
+          <w:b w:val="0"/>
+          <w:i w:val="0"/>
+          <w:sz w:val="26"/>
         </w:rPr>
-        <w:t>│     Thời điểm đo: [CẦN BÁC SĨ ẤN ĐỊNH]               │</w:t>
+        <w:t xml:space="preserve">│     Thời điểm đo: </w:t>
+      </w:r>
+      <w:r>
+        <w:rPr>
+          <w:rFonts w:ascii="Times New Roman" w:hAnsi="Times New Roman" w:eastAsia="Times New Roman" w:cs="Times New Roman"/>
+          <w:b/>
+          <w:i/>
+          <w:color w:val="CC7700"/>
+          <w:sz w:val="26"/>
+        </w:rPr>
+        <w:t>[CẦN BÁC SĨ ẤN ĐỊNH]</w:t>
+      </w:r>
+      <w:r>
+        <w:rPr>
+          <w:rFonts w:ascii="Times New Roman" w:hAnsi="Times New Roman" w:eastAsia="Times New Roman" w:cs="Times New Roman"/>
+          <w:b w:val="0"/>
+          <w:i w:val="0"/>
+          <w:sz w:val="26"/>
+        </w:rPr>
+        <w:t xml:space="preserve">               │</w:t>
       </w:r>
     </w:p>
     <w:p>
+      <w:pPr>
+        <w:spacing w:before="0" w:after="160" w:lineRule="auto" w:line="360"/>
+        <w:jc w:val="both"/>
+      </w:pPr>
       <w:r>
         <w:rPr>
-          <w:color w:val="CC4400"/>
+          <w:rFonts w:ascii="Times New Roman" w:hAnsi="Times New Roman" w:eastAsia="Times New Roman" w:cs="Times New Roman"/>
+          <w:b w:val="0"/>
+          <w:i w:val="0"/>
+          <w:sz w:val="26"/>
         </w:rPr>
-        <w:t>│   Kết cục PHỤ 1: [CẦN BÁC SĨ ẤN ĐỊNH]               │</w:t>
+        <w:t xml:space="preserve">│   Kết cục PHỤ 1: </w:t>
+      </w:r>
+      <w:r>
+        <w:rPr>
+          <w:rFonts w:ascii="Times New Roman" w:hAnsi="Times New Roman" w:eastAsia="Times New Roman" w:cs="Times New Roman"/>
+          <w:b/>
+          <w:i/>
+          <w:color w:val="CC7700"/>
+          <w:sz w:val="26"/>
+        </w:rPr>
+        <w:t>[CẦN BÁC SĨ ẤN ĐỊNH]</w:t>
+      </w:r>
+      <w:r>
+        <w:rPr>
+          <w:rFonts w:ascii="Times New Roman" w:hAnsi="Times New Roman" w:eastAsia="Times New Roman" w:cs="Times New Roman"/>
+          <w:b w:val="0"/>
+          <w:i w:val="0"/>
+          <w:sz w:val="26"/>
+        </w:rPr>
+        <w:t xml:space="preserve">               │</w:t>
       </w:r>
     </w:p>
     <w:p>
+      <w:pPr>
+        <w:spacing w:before="0" w:after="160" w:lineRule="auto" w:line="360"/>
+        <w:jc w:val="both"/>
+      </w:pPr>
       <w:r>
         <w:rPr>
-          <w:color w:val="CC4400"/>
+          <w:rFonts w:ascii="Times New Roman" w:hAnsi="Times New Roman" w:eastAsia="Times New Roman" w:cs="Times New Roman"/>
+          <w:b w:val="0"/>
+          <w:i w:val="0"/>
+          <w:sz w:val="26"/>
         </w:rPr>
-        <w:t>│   Kết cục PHỤ 2: [CẦN BÁC SĨ ẤN ĐỊNH]               │</w:t>
+        <w:t xml:space="preserve">│   Kết cục PHỤ 2: </w:t>
+      </w:r>
+      <w:r>
+        <w:rPr>
+          <w:rFonts w:ascii="Times New Roman" w:hAnsi="Times New Roman" w:eastAsia="Times New Roman" w:cs="Times New Roman"/>
+          <w:b/>
+          <w:i/>
+          <w:color w:val="CC7700"/>
+          <w:sz w:val="26"/>
+        </w:rPr>
+        <w:t>[CẦN BÁC SĨ ẤN ĐỊNH]</w:t>
+      </w:r>
+      <w:r>
+        <w:rPr>
+          <w:rFonts w:ascii="Times New Roman" w:hAnsi="Times New Roman" w:eastAsia="Times New Roman" w:cs="Times New Roman"/>
+          <w:b w:val="0"/>
+          <w:i w:val="0"/>
+          <w:sz w:val="26"/>
+        </w:rPr>
+        <w:t xml:space="preserve">               │</w:t>
       </w:r>
     </w:p>
     <w:p>
+      <w:pPr>
+        <w:spacing w:before="0" w:after="160" w:lineRule="auto" w:line="360"/>
+        <w:jc w:val="both"/>
+      </w:pPr>
       <w:r>
+        <w:rPr>
+          <w:rFonts w:ascii="Times New Roman" w:hAnsi="Times New Roman" w:eastAsia="Times New Roman" w:cs="Times New Roman"/>
+          <w:b w:val="0"/>
+          <w:i w:val="0"/>
+          <w:sz w:val="26"/>
+        </w:rPr>
         <w:t>│   Căn cứ chọn kết cục: PMIDs bên dưới                 │</w:t>
       </w:r>
     </w:p>
     <w:p>
+      <w:pPr>
+        <w:spacing w:before="0" w:after="160" w:lineRule="auto" w:line="360"/>
+        <w:jc w:val="both"/>
+      </w:pPr>
       <w:r>
+        <w:rPr>
+          <w:rFonts w:ascii="Times New Roman" w:hAnsi="Times New Roman" w:eastAsia="Times New Roman" w:cs="Times New Roman"/>
+          <w:b w:val="0"/>
+          <w:i w:val="0"/>
+          <w:sz w:val="26"/>
+        </w:rPr>
         <w:t>└─────────────────────────────────────────────────────────┘</w:t>
       </w:r>
     </w:p>
     <w:p>
+      <w:pPr>
+        <w:spacing w:before="120" w:after="200" w:lineRule="auto" w:line="312"/>
+        <w:jc w:val="both"/>
+        <w:ind w:left="567" w:right="567"/>
+      </w:pPr>
       <w:r>
-        <w:t>&gt; Ba dòng "định nghĩa · đơn vị · thời điểm" của kết cục chính là bắt buộc: cổng G1</w:t>
+        <w:rPr>
+          <w:rFonts w:ascii="Times New Roman" w:hAnsi="Times New Roman" w:eastAsia="Times New Roman" w:cs="Times New Roman"/>
+          <w:b w:val="0"/>
+          <w:i/>
+          <w:sz w:val="22"/>
+        </w:rPr>
+        <w:t>Ba dòng "định nghĩa · đơn vị · thời điểm" của kết cục chính là bắt buộc: cổng G1</w:t>
       </w:r>
     </w:p>
     <w:p>
+      <w:pPr>
+        <w:spacing w:before="120" w:after="200" w:lineRule="auto" w:line="312"/>
+        <w:jc w:val="both"/>
+        <w:ind w:left="567" w:right="567"/>
+      </w:pPr>
       <w:r>
-        <w:t>&gt; sẽ CHẶN nếu thiếu, và cỡ mẫu ở G3 không tính được nếu không biết thang đo.</w:t>
+        <w:rPr>
+          <w:rFonts w:ascii="Times New Roman" w:hAnsi="Times New Roman" w:eastAsia="Times New Roman" w:cs="Times New Roman"/>
+          <w:b w:val="0"/>
+          <w:i/>
+          <w:sz w:val="22"/>
+        </w:rPr>
+        <w:t>sẽ CHẶN nếu thiếu, và cỡ mẫu ở G3 không tính được nếu không biết thang đo.</w:t>
       </w:r>
     </w:p>
     <w:p>
+      <w:pPr>
+        <w:spacing w:before="0" w:after="160" w:lineRule="auto" w:line="360"/>
+        <w:jc w:val="both"/>
+      </w:pPr>
       <w:r>
-        <w:t>**Loại câu hỏi:** ☐ Điều trị  ☐ Chẩn đoán  ☐ Tiên lượng  ☐ Tác hại  ☐ Mô tả</w:t>
+        <w:rPr>
+          <w:rFonts w:ascii="Times New Roman" w:hAnsi="Times New Roman" w:eastAsia="Times New Roman" w:cs="Times New Roman"/>
+          <w:b/>
+          <w:i w:val="0"/>
+          <w:sz w:val="26"/>
+        </w:rPr>
+        <w:t>Loại câu hỏi:</w:t>
+      </w:r>
+      <w:r>
+        <w:rPr>
+          <w:rFonts w:ascii="Times New Roman" w:hAnsi="Times New Roman" w:eastAsia="Times New Roman" w:cs="Times New Roman"/>
+          <w:b w:val="0"/>
+          <w:i w:val="0"/>
+          <w:sz w:val="26"/>
+        </w:rPr>
+        <w:t xml:space="preserve"> □ Điều trị  □ Chẩn đoán  □ Tiên lượng  □ Tác hại  □ Mô tả</w:t>
       </w:r>
     </w:p>
     <w:p>
+      <w:pPr>
+        <w:spacing w:before="0" w:after="160" w:lineRule="auto" w:line="360"/>
+        <w:jc w:val="both"/>
+      </w:pPr>
       <w:r>
-        <w:t>**Loại kiểm định:** ☐ Superiority  ☐ Non-inferiority  ☐ Equivalence  ☐ Mô tả</w:t>
+        <w:rPr>
+          <w:rFonts w:ascii="Times New Roman" w:hAnsi="Times New Roman" w:eastAsia="Times New Roman" w:cs="Times New Roman"/>
+          <w:b/>
+          <w:i w:val="0"/>
+          <w:sz w:val="26"/>
+        </w:rPr>
+        <w:t>Loại kiểm định:</w:t>
+      </w:r>
+      <w:r>
+        <w:rPr>
+          <w:rFonts w:ascii="Times New Roman" w:hAnsi="Times New Roman" w:eastAsia="Times New Roman" w:cs="Times New Roman"/>
+          <w:b w:val="0"/>
+          <w:i w:val="0"/>
+          <w:sz w:val="26"/>
+        </w:rPr>
+        <w:t xml:space="preserve"> □ Superiority  □ Non-inferiority  □ Equivalence  □ Mô tả</w:t>
       </w:r>
     </w:p>
     <w:p>
+      <w:pPr>
+        <w:spacing w:before="120" w:after="200" w:lineRule="auto" w:line="312"/>
+        <w:jc w:val="both"/>
+        <w:ind w:left="567" w:right="567"/>
+      </w:pPr>
       <w:r>
-        <w:t>&gt; Ô tick ở trên chỉ để bác sĩ suy nghĩ. Giá trị được HỆ ĐỌC nằm ở</w:t>
+        <w:rPr>
+          <w:rFonts w:ascii="Times New Roman" w:hAnsi="Times New Roman" w:eastAsia="Times New Roman" w:cs="Times New Roman"/>
+          <w:b w:val="0"/>
+          <w:i/>
+          <w:sz w:val="22"/>
+        </w:rPr>
+        <w:t>Ô tick ở trên chỉ để bác sĩ suy nghĩ. Giá trị được HỆ ĐỌC nằm ở</w:t>
       </w:r>
     </w:p>
     <w:p>
+      <w:pPr>
+        <w:spacing w:before="120" w:after="200" w:lineRule="auto" w:line="312"/>
+        <w:jc w:val="both"/>
+        <w:ind w:left="567" w:right="567"/>
+      </w:pPr>
       <w:r>
-        <w:t>&gt; `study_meta.json → gate_params.G0.question_type` và `.test_type` — ô tick trong</w:t>
+        <w:rPr>
+          <w:rFonts w:ascii="Times New Roman" w:hAnsi="Times New Roman" w:eastAsia="Times New Roman" w:cs="Times New Roman"/>
+          <w:b w:val="0"/>
+          <w:i/>
+          <w:sz w:val="22"/>
+        </w:rPr>
+        <w:t>`study_meta.json → gate_params.G0.question_type` và `.test_type` — ô tick trong</w:t>
       </w:r>
     </w:p>
     <w:p>
+      <w:pPr>
+        <w:spacing w:before="120" w:after="200" w:lineRule="auto" w:line="312"/>
+        <w:jc w:val="both"/>
+        <w:ind w:left="567" w:right="567"/>
+      </w:pPr>
       <w:r>
-        <w:t>&gt; file .md này không có mã nào đọc lại (đã kiểm 2026-07-28).</w:t>
+        <w:rPr>
+          <w:rFonts w:ascii="Times New Roman" w:hAnsi="Times New Roman" w:eastAsia="Times New Roman" w:cs="Times New Roman"/>
+          <w:b w:val="0"/>
+          <w:i/>
+          <w:sz w:val="22"/>
+        </w:rPr>
+        <w:t>file .md này không có mã nào đọc lại (đã kiểm 2026-07-28).</w:t>
       </w:r>
     </w:p>
     <w:p>
       <w:pPr>
-        <w:pStyle w:val="Heading2"/>
+        <w:spacing w:before="280" w:after="160" w:lineRule="auto" w:line="312"/>
       </w:pPr>
       <w:r>
+        <w:rPr>
+          <w:rFonts w:ascii="Times New Roman" w:hAnsi="Times New Roman" w:eastAsia="Times New Roman" w:cs="Times New Roman"/>
+          <w:b/>
+          <w:i w:val="0"/>
+          <w:sz w:val="28"/>
+        </w:rPr>
         <w:t>PHẦN 1b — GIẢ THUYẾT (THÀNH PHẦN 3 của doctrine — trước đây THIẾU HẲN)</w:t>
       </w:r>
     </w:p>
     <w:p>
+      <w:pPr>
+        <w:spacing w:before="0" w:after="160" w:lineRule="auto" w:line="360"/>
+        <w:jc w:val="both"/>
+      </w:pPr>
       <w:r>
+        <w:rPr>
+          <w:rFonts w:ascii="Times New Roman" w:hAnsi="Times New Roman" w:eastAsia="Times New Roman" w:cs="Times New Roman"/>
+          <w:b w:val="0"/>
+          <w:i w:val="0"/>
+          <w:sz w:val="26"/>
+        </w:rPr>
         <w:t>┌─────────────────────────────────────────────────────────────┐</w:t>
       </w:r>
     </w:p>
     <w:p>
+      <w:pPr>
+        <w:spacing w:before="0" w:after="160" w:lineRule="auto" w:line="360"/>
+        <w:jc w:val="both"/>
+      </w:pPr>
       <w:r>
         <w:rPr>
-          <w:color w:val="CC4400"/>
+          <w:rFonts w:ascii="Times New Roman" w:hAnsi="Times New Roman" w:eastAsia="Times New Roman" w:cs="Times New Roman"/>
+          <w:b w:val="0"/>
+          <w:i w:val="0"/>
+          <w:sz w:val="26"/>
         </w:rPr>
-        <w:t>│ H0 (giả thuyết vô hiệu): [CẦN BÁC SĨ ẤN ĐỊNH]            │</w:t>
+        <w:t xml:space="preserve">│ H0 (giả thuyết vô hiệu): </w:t>
+      </w:r>
+      <w:r>
+        <w:rPr>
+          <w:rFonts w:ascii="Times New Roman" w:hAnsi="Times New Roman" w:eastAsia="Times New Roman" w:cs="Times New Roman"/>
+          <w:b/>
+          <w:i/>
+          <w:color w:val="CC7700"/>
+          <w:sz w:val="26"/>
+        </w:rPr>
+        <w:t>[CẦN BÁC SĨ ẤN ĐỊNH]</w:t>
+      </w:r>
+      <w:r>
+        <w:rPr>
+          <w:rFonts w:ascii="Times New Roman" w:hAnsi="Times New Roman" w:eastAsia="Times New Roman" w:cs="Times New Roman"/>
+          <w:b w:val="0"/>
+          <w:i w:val="0"/>
+          <w:sz w:val="26"/>
+        </w:rPr>
+        <w:t xml:space="preserve">            │</w:t>
       </w:r>
     </w:p>
     <w:p>
+      <w:pPr>
+        <w:spacing w:before="0" w:after="160" w:lineRule="auto" w:line="360"/>
+        <w:jc w:val="both"/>
+      </w:pPr>
       <w:r>
         <w:rPr>
-          <w:color w:val="CC4400"/>
+          <w:rFonts w:ascii="Times New Roman" w:hAnsi="Times New Roman" w:eastAsia="Times New Roman" w:cs="Times New Roman"/>
+          <w:b w:val="0"/>
+          <w:i w:val="0"/>
+          <w:sz w:val="26"/>
         </w:rPr>
-        <w:t>│ H1 (giả thuyết nghiên cứu): [CẦN BÁC SĨ ẤN ĐỊNH]         │</w:t>
+        <w:t xml:space="preserve">│ H1 (giả thuyết nghiên cứu): </w:t>
+      </w:r>
+      <w:r>
+        <w:rPr>
+          <w:rFonts w:ascii="Times New Roman" w:hAnsi="Times New Roman" w:eastAsia="Times New Roman" w:cs="Times New Roman"/>
+          <w:b/>
+          <w:i/>
+          <w:color w:val="CC7700"/>
+          <w:sz w:val="26"/>
+        </w:rPr>
+        <w:t>[CẦN BÁC SĨ ẤN ĐỊNH]</w:t>
+      </w:r>
+      <w:r>
+        <w:rPr>
+          <w:rFonts w:ascii="Times New Roman" w:hAnsi="Times New Roman" w:eastAsia="Times New Roman" w:cs="Times New Roman"/>
+          <w:b w:val="0"/>
+          <w:i w:val="0"/>
+          <w:sz w:val="26"/>
+        </w:rPr>
+        <w:t xml:space="preserve">         │</w:t>
       </w:r>
     </w:p>
     <w:p>
+      <w:pPr>
+        <w:spacing w:before="0" w:after="160" w:lineRule="auto" w:line="360"/>
+        <w:jc w:val="both"/>
+      </w:pPr>
       <w:r>
-        <w:t>│ Chiều kỳ vọng: ☐ tăng ☐ giảm ☐ liên quan dương ☐ âm       │</w:t>
+        <w:rPr>
+          <w:rFonts w:ascii="Times New Roman" w:hAnsi="Times New Roman" w:eastAsia="Times New Roman" w:cs="Times New Roman"/>
+          <w:b w:val="0"/>
+          <w:i w:val="0"/>
+          <w:sz w:val="26"/>
+        </w:rPr>
+        <w:t>│ Chiều kỳ vọng: □ tăng □ giảm □ liên quan dương □ âm       │</w:t>
       </w:r>
     </w:p>
     <w:p>
+      <w:pPr>
+        <w:spacing w:before="0" w:after="160" w:lineRule="auto" w:line="360"/>
+        <w:jc w:val="both"/>
+      </w:pPr>
       <w:r>
         <w:rPr>
-          <w:color w:val="CC4400"/>
+          <w:rFonts w:ascii="Times New Roman" w:hAnsi="Times New Roman" w:eastAsia="Times New Roman" w:cs="Times New Roman"/>
+          <w:b w:val="0"/>
+          <w:i w:val="0"/>
+          <w:sz w:val="26"/>
         </w:rPr>
-        <w:t>│   Căn cứ chiều kỳ vọng: PMID/DOI ___ hoặc [CẦN KIỂM CHỨNG]│</w:t>
+        <w:t xml:space="preserve">│   Căn cứ chiều kỳ vọng: PMID/DOI ___ hoặc </w:t>
+      </w:r>
+      <w:r>
+        <w:rPr>
+          <w:rFonts w:ascii="Times New Roman" w:hAnsi="Times New Roman" w:eastAsia="Times New Roman" w:cs="Times New Roman"/>
+          <w:b/>
+          <w:i/>
+          <w:color w:val="CC7700"/>
+          <w:sz w:val="26"/>
+        </w:rPr>
+        <w:t>[CẦN KIỂM CHỨNG]</w:t>
+      </w:r>
+      <w:r>
+        <w:rPr>
+          <w:rFonts w:ascii="Times New Roman" w:hAnsi="Times New Roman" w:eastAsia="Times New Roman" w:cs="Times New Roman"/>
+          <w:b w:val="0"/>
+          <w:i w:val="0"/>
+          <w:sz w:val="26"/>
+        </w:rPr>
+        <w:t>│</w:t>
       </w:r>
     </w:p>
     <w:p>
+      <w:pPr>
+        <w:spacing w:before="0" w:after="160" w:lineRule="auto" w:line="360"/>
+        <w:jc w:val="both"/>
+      </w:pPr>
       <w:r>
-        <w:t>│ Nghiên cứu MÔ TẢ thuần: ☐ đúng → không cần H0/H1           │</w:t>
+        <w:rPr>
+          <w:rFonts w:ascii="Times New Roman" w:hAnsi="Times New Roman" w:eastAsia="Times New Roman" w:cs="Times New Roman"/>
+          <w:b w:val="0"/>
+          <w:i w:val="0"/>
+          <w:sz w:val="26"/>
+        </w:rPr>
+        <w:t>│ Nghiên cứu MÔ TẢ thuần: □ đúng → không cần H0/H1           │</w:t>
       </w:r>
     </w:p>
     <w:p>
+      <w:pPr>
+        <w:spacing w:before="0" w:after="160" w:lineRule="auto" w:line="360"/>
+        <w:jc w:val="both"/>
+      </w:pPr>
       <w:r>
+        <w:rPr>
+          <w:rFonts w:ascii="Times New Roman" w:hAnsi="Times New Roman" w:eastAsia="Times New Roman" w:cs="Times New Roman"/>
+          <w:b w:val="0"/>
+          <w:i w:val="0"/>
+          <w:sz w:val="26"/>
+        </w:rPr>
         <w:t>└─────────────────────────────────────────────────────────────┘</w:t>
       </w:r>
     </w:p>
     <w:p>
+      <w:pPr>
+        <w:spacing w:before="120" w:after="200" w:lineRule="auto" w:line="312"/>
+        <w:jc w:val="both"/>
+        <w:ind w:left="567" w:right="567"/>
+      </w:pPr>
       <w:r>
-        <w:t>&gt; Điền vào `gate_params.G0.hypothesis_h0/hypothesis_h1/expected_direction`.</w:t>
+        <w:rPr>
+          <w:rFonts w:ascii="Times New Roman" w:hAnsi="Times New Roman" w:eastAsia="Times New Roman" w:cs="Times New Roman"/>
+          <w:b w:val="0"/>
+          <w:i/>
+          <w:sz w:val="22"/>
+        </w:rPr>
+        <w:t>Điền vào `gate_params.G0.hypothesis_h0/hypothesis_h1/expected_direction`.</w:t>
       </w:r>
     </w:p>
     <w:p>
+      <w:pPr>
+        <w:spacing w:before="120" w:after="200" w:lineRule="auto" w:line="312"/>
+        <w:jc w:val="both"/>
+        <w:ind w:left="567" w:right="567"/>
+      </w:pPr>
       <w:r>
-        <w:t>&gt; Không có giả thuyết định trước thì mọi kiểm định ở G6 đều là thăm dò.</w:t>
+        <w:rPr>
+          <w:rFonts w:ascii="Times New Roman" w:hAnsi="Times New Roman" w:eastAsia="Times New Roman" w:cs="Times New Roman"/>
+          <w:b w:val="0"/>
+          <w:i/>
+          <w:sz w:val="22"/>
+        </w:rPr>
+        <w:t>Không có giả thuyết định trước thì mọi kiểm định ở G6 đều là thăm dò.</w:t>
       </w:r>
     </w:p>
     <w:p>
       <w:pPr>
-        <w:pStyle w:val="Heading2"/>
+        <w:spacing w:before="280" w:after="160" w:lineRule="auto" w:line="312"/>
       </w:pPr>
       <w:r>
+        <w:rPr>
+          <w:rFonts w:ascii="Times New Roman" w:hAnsi="Times New Roman" w:eastAsia="Times New Roman" w:cs="Times New Roman"/>
+          <w:b/>
+          <w:i w:val="0"/>
+          <w:sz w:val="28"/>
+        </w:rPr>
         <w:t>PHẦN 2 — KIỂM FINER (tự động + bác sĩ hoàn thiện)</w:t>
       </w:r>
     </w:p>
     <w:p>
+      <w:pPr>
+        <w:spacing w:before="0" w:after="160" w:lineRule="auto" w:line="360"/>
+        <w:jc w:val="both"/>
+      </w:pPr>
       <w:r>
+        <w:rPr>
+          <w:rFonts w:ascii="Times New Roman" w:hAnsi="Times New Roman" w:eastAsia="Times New Roman" w:cs="Times New Roman"/>
+          <w:b w:val="0"/>
+          <w:i w:val="0"/>
+          <w:sz w:val="26"/>
+        </w:rPr>
         <w:t>┌─────────────────────────────────────────────────────────────┐</w:t>
       </w:r>
     </w:p>
     <w:p>
+      <w:pPr>
+        <w:spacing w:before="0" w:after="160" w:lineRule="auto" w:line="360"/>
+        <w:jc w:val="both"/>
+      </w:pPr>
       <w:r>
         <w:rPr>
-          <w:color w:val="CC4400"/>
+          <w:rFonts w:ascii="Times New Roman" w:hAnsi="Times New Roman" w:eastAsia="Times New Roman" w:cs="Times New Roman"/>
+          <w:b w:val="0"/>
+          <w:i w:val="0"/>
+          <w:sz w:val="26"/>
         </w:rPr>
-        <w:t>│ F — FEASIBLE (Khả thi) [CẦN BÁC SĨ XÁC NHẬN]            │</w:t>
+        <w:t xml:space="preserve">│ F — FEASIBLE (Khả thi) </w:t>
+      </w:r>
+      <w:r>
+        <w:rPr>
+          <w:rFonts w:ascii="Times New Roman" w:hAnsi="Times New Roman" w:eastAsia="Times New Roman" w:cs="Times New Roman"/>
+          <w:b/>
+          <w:i/>
+          <w:color w:val="CC7700"/>
+          <w:sz w:val="26"/>
+        </w:rPr>
+        <w:t>[CẦN BÁC SĨ XÁC NHẬN]</w:t>
+      </w:r>
+      <w:r>
+        <w:rPr>
+          <w:rFonts w:ascii="Times New Roman" w:hAnsi="Times New Roman" w:eastAsia="Times New Roman" w:cs="Times New Roman"/>
+          <w:b w:val="0"/>
+          <w:i w:val="0"/>
+          <w:sz w:val="26"/>
+        </w:rPr>
+        <w:t xml:space="preserve">            │</w:t>
       </w:r>
     </w:p>
     <w:p>
+      <w:pPr>
+        <w:spacing w:before="0" w:after="160" w:lineRule="auto" w:line="360"/>
+        <w:jc w:val="both"/>
+      </w:pPr>
       <w:r>
         <w:rPr>
-          <w:color w:val="CC4400"/>
+          <w:rFonts w:ascii="Times New Roman" w:hAnsi="Times New Roman" w:eastAsia="Times New Roman" w:cs="Times New Roman"/>
+          <w:b w:val="0"/>
+          <w:i w:val="0"/>
+          <w:sz w:val="26"/>
         </w:rPr>
-        <w:t>│   Cỡ mẫu đủ trong thời gian dự kiến? [CẦN XÁC NHẬN]     │</w:t>
+        <w:t xml:space="preserve">│   Cỡ mẫu đủ trong thời gian dự kiến? </w:t>
+      </w:r>
+      <w:r>
+        <w:rPr>
+          <w:rFonts w:ascii="Times New Roman" w:hAnsi="Times New Roman" w:eastAsia="Times New Roman" w:cs="Times New Roman"/>
+          <w:b/>
+          <w:i/>
+          <w:color w:val="CC7700"/>
+          <w:sz w:val="26"/>
+        </w:rPr>
+        <w:t>[CẦN XÁC NHẬN]</w:t>
+      </w:r>
+      <w:r>
+        <w:rPr>
+          <w:rFonts w:ascii="Times New Roman" w:hAnsi="Times New Roman" w:eastAsia="Times New Roman" w:cs="Times New Roman"/>
+          <w:b w:val="0"/>
+          <w:i w:val="0"/>
+          <w:sz w:val="26"/>
+        </w:rPr>
+        <w:t xml:space="preserve">     │</w:t>
       </w:r>
     </w:p>
     <w:p>
+      <w:pPr>
+        <w:spacing w:before="0" w:after="160" w:lineRule="auto" w:line="360"/>
+        <w:jc w:val="both"/>
+      </w:pPr>
       <w:r>
         <w:rPr>
-          <w:color w:val="CC4400"/>
+          <w:rFonts w:ascii="Times New Roman" w:hAnsi="Times New Roman" w:eastAsia="Times New Roman" w:cs="Times New Roman"/>
+          <w:b w:val="0"/>
+          <w:i w:val="0"/>
+          <w:sz w:val="26"/>
         </w:rPr>
-        <w:t>│   Nguồn lực đủ? [CẦN XÁC NHẬN]                           │</w:t>
+        <w:t xml:space="preserve">│   Nguồn lực đủ? </w:t>
+      </w:r>
+      <w:r>
+        <w:rPr>
+          <w:rFonts w:ascii="Times New Roman" w:hAnsi="Times New Roman" w:eastAsia="Times New Roman" w:cs="Times New Roman"/>
+          <w:b/>
+          <w:i/>
+          <w:color w:val="CC7700"/>
+          <w:sz w:val="26"/>
+        </w:rPr>
+        <w:t>[CẦN XÁC NHẬN]</w:t>
+      </w:r>
+      <w:r>
+        <w:rPr>
+          <w:rFonts w:ascii="Times New Roman" w:hAnsi="Times New Roman" w:eastAsia="Times New Roman" w:cs="Times New Roman"/>
+          <w:b w:val="0"/>
+          <w:i w:val="0"/>
+          <w:sz w:val="26"/>
+        </w:rPr>
+        <w:t xml:space="preserve">                           │</w:t>
       </w:r>
     </w:p>
     <w:p>
+      <w:pPr>
+        <w:spacing w:before="0" w:after="160" w:lineRule="auto" w:line="360"/>
+        <w:jc w:val="both"/>
+      </w:pPr>
       <w:r>
         <w:rPr>
-          <w:color w:val="CC4400"/>
+          <w:rFonts w:ascii="Times New Roman" w:hAnsi="Times New Roman" w:eastAsia="Times New Roman" w:cs="Times New Roman"/>
+          <w:b w:val="0"/>
+          <w:i w:val="0"/>
+          <w:sz w:val="26"/>
         </w:rPr>
-        <w:t>│   Chuyên môn nhóm NC phù hợp? [CẦN XÁC NHẬN]            │</w:t>
+        <w:t xml:space="preserve">│   Chuyên môn nhóm NC phù hợp? </w:t>
+      </w:r>
+      <w:r>
+        <w:rPr>
+          <w:rFonts w:ascii="Times New Roman" w:hAnsi="Times New Roman" w:eastAsia="Times New Roman" w:cs="Times New Roman"/>
+          <w:b/>
+          <w:i/>
+          <w:color w:val="CC7700"/>
+          <w:sz w:val="26"/>
+        </w:rPr>
+        <w:t>[CẦN XÁC NHẬN]</w:t>
+      </w:r>
+      <w:r>
+        <w:rPr>
+          <w:rFonts w:ascii="Times New Roman" w:hAnsi="Times New Roman" w:eastAsia="Times New Roman" w:cs="Times New Roman"/>
+          <w:b w:val="0"/>
+          <w:i w:val="0"/>
+          <w:sz w:val="26"/>
+        </w:rPr>
+        <w:t xml:space="preserve">            │</w:t>
       </w:r>
     </w:p>
     <w:p>
+      <w:pPr>
+        <w:spacing w:before="0" w:after="160" w:lineRule="auto" w:line="360"/>
+        <w:jc w:val="both"/>
+      </w:pPr>
       <w:r>
+        <w:rPr>
+          <w:rFonts w:ascii="Times New Roman" w:hAnsi="Times New Roman" w:eastAsia="Times New Roman" w:cs="Times New Roman"/>
+          <w:b w:val="0"/>
+          <w:i w:val="0"/>
+          <w:sz w:val="26"/>
+        </w:rPr>
         <w:t>├─────────────────────────────────────────────────────────────┤</w:t>
       </w:r>
     </w:p>
     <w:p>
+      <w:pPr>
+        <w:spacing w:before="0" w:after="160" w:lineRule="auto" w:line="360"/>
+        <w:jc w:val="both"/>
+      </w:pPr>
       <w:r>
+        <w:rPr>
+          <w:rFonts w:ascii="Times New Roman" w:hAnsi="Times New Roman" w:eastAsia="Times New Roman" w:cs="Times New Roman"/>
+          <w:b w:val="0"/>
+          <w:i w:val="0"/>
+          <w:sz w:val="26"/>
+        </w:rPr>
         <w:t>│ I — INTERESTING (Có giá trị khoa học)                      │</w:t>
       </w:r>
     </w:p>
     <w:p>
+      <w:pPr>
+        <w:spacing w:before="0" w:after="160" w:lineRule="auto" w:line="360"/>
+        <w:jc w:val="both"/>
+      </w:pPr>
       <w:r>
+        <w:rPr>
+          <w:rFonts w:ascii="Times New Roman" w:hAnsi="Times New Roman" w:eastAsia="Times New Roman" w:cs="Times New Roman"/>
+          <w:b w:val="0"/>
+          <w:i w:val="0"/>
+          <w:sz w:val="26"/>
+        </w:rPr>
         <w:t>│   Evidence level hiện có: CÓ NỀN QUAN SÁT — ~12 NC quan sát, chưa có RCT/SR</w:t>
       </w:r>
     </w:p>
     <w:p>
+      <w:pPr>
+        <w:spacing w:before="0" w:after="160" w:lineRule="auto" w:line="360"/>
+        <w:jc w:val="both"/>
+      </w:pPr>
       <w:r>
+        <w:rPr>
+          <w:rFonts w:ascii="Times New Roman" w:hAnsi="Times New Roman" w:eastAsia="Times New Roman" w:cs="Times New Roman"/>
+          <w:b w:val="0"/>
+          <w:i w:val="0"/>
+          <w:sz w:val="26"/>
+        </w:rPr>
         <w:t>│   → Đã có nhiều nghiên cứu quan sát: KHÔNG phải khoảng trống. Cần đọc kỹ nhóm này trước khi biện minh tính mới; hướng khả dĩ là SR/MA tổng hợp chúng, hoặc nghiên cứu ở quần thể/bối cảnh chưa được phủ.</w:t>
       </w:r>
     </w:p>
     <w:p>
+      <w:pPr>
+        <w:spacing w:before="0" w:after="160" w:lineRule="auto" w:line="360"/>
+        <w:jc w:val="both"/>
+      </w:pPr>
       <w:r>
+        <w:rPr>
+          <w:rFonts w:ascii="Times New Roman" w:hAnsi="Times New Roman" w:eastAsia="Times New Roman" w:cs="Times New Roman"/>
+          <w:b w:val="0"/>
+          <w:i w:val="0"/>
+          <w:sz w:val="26"/>
+        </w:rPr>
         <w:t>├─────────────────────────────────────────────────────────────┤</w:t>
       </w:r>
     </w:p>
     <w:p>
+      <w:pPr>
+        <w:spacing w:before="0" w:after="160" w:lineRule="auto" w:line="360"/>
+        <w:jc w:val="both"/>
+      </w:pPr>
       <w:r>
+        <w:rPr>
+          <w:rFonts w:ascii="Times New Roman" w:hAnsi="Times New Roman" w:eastAsia="Times New Roman" w:cs="Times New Roman"/>
+          <w:b w:val="0"/>
+          <w:i w:val="0"/>
+          <w:sz w:val="26"/>
+        </w:rPr>
         <w:t>│ N — NOVEL (Tính mới) — DỰA TRÊN PUBMED THẬT              │</w:t>
       </w:r>
     </w:p>
     <w:p>
+      <w:pPr>
+        <w:spacing w:before="0" w:after="160" w:lineRule="auto" w:line="360"/>
+        <w:jc w:val="both"/>
+      </w:pPr>
       <w:r>
+        <w:rPr>
+          <w:rFonts w:ascii="Times New Roman" w:hAnsi="Times New Roman" w:eastAsia="Times New Roman" w:cs="Times New Roman"/>
+          <w:b w:val="0"/>
+          <w:i w:val="0"/>
+          <w:sz w:val="26"/>
+        </w:rPr>
         <w:t>│   SR/MA: 0 | RCT: 0 | Guideline: 0 | Quan sát: 12</w:t>
       </w:r>
     </w:p>
     <w:p>
+      <w:pPr>
+        <w:spacing w:before="0" w:after="160" w:lineRule="auto" w:line="360"/>
+        <w:jc w:val="both"/>
+      </w:pPr>
       <w:r>
+        <w:rPr>
+          <w:rFonts w:ascii="Times New Roman" w:hAnsi="Times New Roman" w:eastAsia="Times New Roman" w:cs="Times New Roman"/>
+          <w:b w:val="0"/>
+          <w:i w:val="0"/>
+          <w:sz w:val="26"/>
+        </w:rPr>
         <w:t>│   (số hit THẬT từ PubMed)</w:t>
       </w:r>
     </w:p>
     <w:p>
+      <w:pPr>
+        <w:spacing w:before="0" w:after="160" w:lineRule="auto" w:line="360"/>
+        <w:jc w:val="both"/>
+      </w:pPr>
       <w:r>
+        <w:rPr>
+          <w:rFonts w:ascii="Times New Roman" w:hAnsi="Times New Roman" w:eastAsia="Times New Roman" w:cs="Times New Roman"/>
+          <w:b w:val="0"/>
+          <w:i w:val="0"/>
+          <w:sz w:val="26"/>
+        </w:rPr>
         <w:t>│   Bằng chứng mới nhất: Không xác định</w:t>
       </w:r>
     </w:p>
     <w:p>
+      <w:pPr>
+        <w:spacing w:before="0" w:after="160" w:lineRule="auto" w:line="360"/>
+        <w:jc w:val="both"/>
+      </w:pPr>
       <w:r>
+        <w:rPr>
+          <w:rFonts w:ascii="Times New Roman" w:hAnsi="Times New Roman" w:eastAsia="Times New Roman" w:cs="Times New Roman"/>
+          <w:b w:val="0"/>
+          <w:i w:val="0"/>
+          <w:sz w:val="26"/>
+        </w:rPr>
         <w:t>│   Khoảng trống:</w:t>
       </w:r>
     </w:p>
     <w:p>
+      <w:pPr>
+        <w:spacing w:before="0" w:after="160" w:lineRule="auto" w:line="360"/>
+        <w:jc w:val="both"/>
+      </w:pPr>
       <w:r>
+        <w:rPr>
+          <w:rFonts w:ascii="Times New Roman" w:hAnsi="Times New Roman" w:eastAsia="Times New Roman" w:cs="Times New Roman"/>
+          <w:b w:val="0"/>
+          <w:i w:val="0"/>
+          <w:sz w:val="26"/>
+        </w:rPr>
         <w:t>│     • Chưa có systematic review tổng hợp bằng chứng</w:t>
       </w:r>
     </w:p>
     <w:p>
+      <w:pPr>
+        <w:spacing w:before="0" w:after="160" w:lineRule="auto" w:line="360"/>
+        <w:jc w:val="both"/>
+      </w:pPr>
       <w:r>
+        <w:rPr>
+          <w:rFonts w:ascii="Times New Roman" w:hAnsi="Times New Roman" w:eastAsia="Times New Roman" w:cs="Times New Roman"/>
+          <w:b w:val="0"/>
+          <w:i w:val="0"/>
+          <w:sz w:val="26"/>
+        </w:rPr>
         <w:t>│     • Chưa có RCT kiểm định hiệu quả can thiệp</w:t>
       </w:r>
     </w:p>
     <w:p>
+      <w:pPr>
+        <w:spacing w:before="0" w:after="160" w:lineRule="auto" w:line="360"/>
+        <w:jc w:val="both"/>
+      </w:pPr>
       <w:r>
+        <w:rPr>
+          <w:rFonts w:ascii="Times New Roman" w:hAnsi="Times New Roman" w:eastAsia="Times New Roman" w:cs="Times New Roman"/>
+          <w:b w:val="0"/>
+          <w:i w:val="0"/>
+          <w:sz w:val="26"/>
+        </w:rPr>
         <w:t>│     • Chưa có guideline/khuyến cáo chính thức cho vấn đề này</w:t>
       </w:r>
     </w:p>
     <w:p>
+      <w:pPr>
+        <w:spacing w:before="0" w:after="160" w:lineRule="auto" w:line="360"/>
+        <w:jc w:val="both"/>
+      </w:pPr>
       <w:r>
+        <w:rPr>
+          <w:rFonts w:ascii="Times New Roman" w:hAnsi="Times New Roman" w:eastAsia="Times New Roman" w:cs="Times New Roman"/>
+          <w:b w:val="0"/>
+          <w:i w:val="0"/>
+          <w:sz w:val="26"/>
+        </w:rPr>
         <w:t>│     • Không có SR/MA, RCT hay guideline mới trong 5 năm gần đây (2021-2026) — nhánh này KHÔNG soi nghiên cứu quan sát</w:t>
       </w:r>
     </w:p>
     <w:p>
+      <w:pPr>
+        <w:spacing w:before="0" w:after="160" w:lineRule="auto" w:line="360"/>
+        <w:jc w:val="both"/>
+      </w:pPr>
       <w:r>
+        <w:rPr>
+          <w:rFonts w:ascii="Times New Roman" w:hAnsi="Times New Roman" w:eastAsia="Times New Roman" w:cs="Times New Roman"/>
+          <w:b w:val="0"/>
+          <w:i w:val="0"/>
+          <w:sz w:val="26"/>
+        </w:rPr>
         <w:t>│</w:t>
       </w:r>
     </w:p>
     <w:p>
+      <w:pPr>
+        <w:spacing w:before="0" w:after="160" w:lineRule="auto" w:line="360"/>
+        <w:jc w:val="both"/>
+      </w:pPr>
       <w:r>
+        <w:rPr>
+          <w:rFonts w:ascii="Times New Roman" w:hAnsi="Times New Roman" w:eastAsia="Times New Roman" w:cs="Times New Roman"/>
+          <w:b w:val="0"/>
+          <w:i w:val="0"/>
+          <w:sz w:val="26"/>
+        </w:rPr>
         <w:t>├─────────────────────────────────────────────────────────────┤</w:t>
       </w:r>
     </w:p>
     <w:p>
+      <w:pPr>
+        <w:spacing w:before="0" w:after="160" w:lineRule="auto" w:line="360"/>
+        <w:jc w:val="both"/>
+      </w:pPr>
       <w:r>
         <w:rPr>
-          <w:color w:val="CC4400"/>
+          <w:rFonts w:ascii="Times New Roman" w:hAnsi="Times New Roman" w:eastAsia="Times New Roman" w:cs="Times New Roman"/>
+          <w:b w:val="0"/>
+          <w:i w:val="0"/>
+          <w:sz w:val="26"/>
         </w:rPr>
-        <w:t>│ E — ETHICAL (Đạo đức) [CẦN BÁC SĨ XÁC NHẬN]             │</w:t>
+        <w:t xml:space="preserve">│ E — ETHICAL (Đạo đức) </w:t>
+      </w:r>
+      <w:r>
+        <w:rPr>
+          <w:rFonts w:ascii="Times New Roman" w:hAnsi="Times New Roman" w:eastAsia="Times New Roman" w:cs="Times New Roman"/>
+          <w:b/>
+          <w:i/>
+          <w:color w:val="CC7700"/>
+          <w:sz w:val="26"/>
+        </w:rPr>
+        <w:t>[CẦN BÁC SĨ XÁC NHẬN]</w:t>
+      </w:r>
+      <w:r>
+        <w:rPr>
+          <w:rFonts w:ascii="Times New Roman" w:hAnsi="Times New Roman" w:eastAsia="Times New Roman" w:cs="Times New Roman"/>
+          <w:b w:val="0"/>
+          <w:i w:val="0"/>
+          <w:sz w:val="26"/>
+        </w:rPr>
+        <w:t xml:space="preserve">             │</w:t>
       </w:r>
     </w:p>
     <w:p>
+      <w:pPr>
+        <w:spacing w:before="0" w:after="160" w:lineRule="auto" w:line="360"/>
+        <w:jc w:val="both"/>
+      </w:pPr>
       <w:r>
-        <w:t>│   Rủi ro người tham gia: ☐ Tối thiểu  ☐ Nhỏ  ☐ Lớn     │</w:t>
+        <w:rPr>
+          <w:rFonts w:ascii="Times New Roman" w:hAnsi="Times New Roman" w:eastAsia="Times New Roman" w:cs="Times New Roman"/>
+          <w:b w:val="0"/>
+          <w:i w:val="0"/>
+          <w:sz w:val="26"/>
+        </w:rPr>
+        <w:t>│   Rủi ro người tham gia: □ Tối thiểu  □ Nhỏ  □ Lớn     │</w:t>
       </w:r>
     </w:p>
     <w:p>
+      <w:pPr>
+        <w:spacing w:before="0" w:after="160" w:lineRule="auto" w:line="360"/>
+        <w:jc w:val="both"/>
+      </w:pPr>
       <w:r>
-        <w:t>│   Cần ICF: ☐ Có  ☐ Không                                 │</w:t>
+        <w:rPr>
+          <w:rFonts w:ascii="Times New Roman" w:hAnsi="Times New Roman" w:eastAsia="Times New Roman" w:cs="Times New Roman"/>
+          <w:b w:val="0"/>
+          <w:i w:val="0"/>
+          <w:sz w:val="26"/>
+        </w:rPr>
+        <w:t>│   Cần ICF: □ Có  □ Không                                 │</w:t>
       </w:r>
     </w:p>
     <w:p>
+      <w:pPr>
+        <w:spacing w:before="0" w:after="160" w:lineRule="auto" w:line="360"/>
+        <w:jc w:val="both"/>
+      </w:pPr>
       <w:r>
-        <w:t>│   Nhóm dễ tổn thương: ☐ Có (biện pháp: ___)  ☐ Không    │</w:t>
+        <w:rPr>
+          <w:rFonts w:ascii="Times New Roman" w:hAnsi="Times New Roman" w:eastAsia="Times New Roman" w:cs="Times New Roman"/>
+          <w:b w:val="0"/>
+          <w:i w:val="0"/>
+          <w:sz w:val="26"/>
+        </w:rPr>
+        <w:t>│   Nhóm dễ tổn thương: □ Có (biện pháp: ___)  □ Không    │</w:t>
       </w:r>
     </w:p>
     <w:p>
+      <w:pPr>
+        <w:spacing w:before="0" w:after="160" w:lineRule="auto" w:line="360"/>
+        <w:jc w:val="both"/>
+      </w:pPr>
       <w:r>
-        <w:t>│   Cần đăng ký trước: ☐ Có (can thiệp)  ☐ Không           │</w:t>
+        <w:rPr>
+          <w:rFonts w:ascii="Times New Roman" w:hAnsi="Times New Roman" w:eastAsia="Times New Roman" w:cs="Times New Roman"/>
+          <w:b w:val="0"/>
+          <w:i w:val="0"/>
+          <w:sz w:val="26"/>
+        </w:rPr>
+        <w:t>│   Cần đăng ký trước: □ Có (can thiệp)  □ Không           │</w:t>
       </w:r>
     </w:p>
     <w:p>
+      <w:pPr>
+        <w:spacing w:before="0" w:after="160" w:lineRule="auto" w:line="360"/>
+        <w:jc w:val="both"/>
+      </w:pPr>
       <w:r>
+        <w:rPr>
+          <w:rFonts w:ascii="Times New Roman" w:hAnsi="Times New Roman" w:eastAsia="Times New Roman" w:cs="Times New Roman"/>
+          <w:b w:val="0"/>
+          <w:i w:val="0"/>
+          <w:sz w:val="26"/>
+        </w:rPr>
         <w:t>├─────────────────────────────────────────────────────────────┤</w:t>
       </w:r>
     </w:p>
     <w:p>
+      <w:pPr>
+        <w:spacing w:before="0" w:after="160" w:lineRule="auto" w:line="360"/>
+        <w:jc w:val="both"/>
+      </w:pPr>
       <w:r>
+        <w:rPr>
+          <w:rFonts w:ascii="Times New Roman" w:hAnsi="Times New Roman" w:eastAsia="Times New Roman" w:cs="Times New Roman"/>
+          <w:b w:val="0"/>
+          <w:i w:val="0"/>
+          <w:sz w:val="26"/>
+        </w:rPr>
         <w:t>│ R — RELEVANT (Liên quan thực hành)                         │</w:t>
       </w:r>
     </w:p>
     <w:p>
+      <w:pPr>
+        <w:spacing w:before="0" w:after="160" w:lineRule="auto" w:line="360"/>
+        <w:jc w:val="both"/>
+      </w:pPr>
       <w:r>
         <w:rPr>
-          <w:color w:val="CC4400"/>
+          <w:rFonts w:ascii="Times New Roman" w:hAnsi="Times New Roman" w:eastAsia="Times New Roman" w:cs="Times New Roman"/>
+          <w:b w:val="0"/>
+          <w:i w:val="0"/>
+          <w:sz w:val="26"/>
         </w:rPr>
-        <w:t>│   Ảnh hưởng thực hành lâm sàng: [CẦN BÁC SĨ XÁC NHẬN] │</w:t>
+        <w:t xml:space="preserve">│   Ảnh hưởng thực hành lâm sàng: </w:t>
+      </w:r>
+      <w:r>
+        <w:rPr>
+          <w:rFonts w:ascii="Times New Roman" w:hAnsi="Times New Roman" w:eastAsia="Times New Roman" w:cs="Times New Roman"/>
+          <w:b/>
+          <w:i/>
+          <w:color w:val="CC7700"/>
+          <w:sz w:val="26"/>
+        </w:rPr>
+        <w:t>[CẦN BÁC SĨ XÁC NHẬN]</w:t>
+      </w:r>
+      <w:r>
+        <w:rPr>
+          <w:rFonts w:ascii="Times New Roman" w:hAnsi="Times New Roman" w:eastAsia="Times New Roman" w:cs="Times New Roman"/>
+          <w:b w:val="0"/>
+          <w:i w:val="0"/>
+          <w:sz w:val="26"/>
+        </w:rPr>
+        <w:t xml:space="preserve"> │</w:t>
       </w:r>
     </w:p>
     <w:p>
+      <w:pPr>
+        <w:spacing w:before="0" w:after="160" w:lineRule="auto" w:line="360"/>
+        <w:jc w:val="both"/>
+      </w:pPr>
       <w:r>
         <w:rPr>
-          <w:color w:val="CC4400"/>
+          <w:rFonts w:ascii="Times New Roman" w:hAnsi="Times New Roman" w:eastAsia="Times New Roman" w:cs="Times New Roman"/>
+          <w:b w:val="0"/>
+          <w:i w:val="0"/>
+          <w:sz w:val="26"/>
         </w:rPr>
-        <w:t>│   Phù hợp ưu tiên đơn vị/quốc gia: [CẦN XÁC NHẬN]      │</w:t>
+        <w:t xml:space="preserve">│   Phù hợp ưu tiên đơn vị/quốc gia: </w:t>
+      </w:r>
+      <w:r>
+        <w:rPr>
+          <w:rFonts w:ascii="Times New Roman" w:hAnsi="Times New Roman" w:eastAsia="Times New Roman" w:cs="Times New Roman"/>
+          <w:b/>
+          <w:i/>
+          <w:color w:val="CC7700"/>
+          <w:sz w:val="26"/>
+        </w:rPr>
+        <w:t>[CẦN XÁC NHẬN]</w:t>
+      </w:r>
+      <w:r>
+        <w:rPr>
+          <w:rFonts w:ascii="Times New Roman" w:hAnsi="Times New Roman" w:eastAsia="Times New Roman" w:cs="Times New Roman"/>
+          <w:b w:val="0"/>
+          <w:i w:val="0"/>
+          <w:sz w:val="26"/>
+        </w:rPr>
+        <w:t xml:space="preserve">      │</w:t>
       </w:r>
     </w:p>
     <w:p>
+      <w:pPr>
+        <w:spacing w:before="0" w:after="160" w:lineRule="auto" w:line="360"/>
+        <w:jc w:val="both"/>
+      </w:pPr>
       <w:r>
+        <w:rPr>
+          <w:rFonts w:ascii="Times New Roman" w:hAnsi="Times New Roman" w:eastAsia="Times New Roman" w:cs="Times New Roman"/>
+          <w:b w:val="0"/>
+          <w:i w:val="0"/>
+          <w:sz w:val="26"/>
+        </w:rPr>
         <w:t>└─────────────────────────────────────────────────────────────┘</w:t>
       </w:r>
     </w:p>
     <w:p>
+      <w:pPr>
+        <w:spacing w:before="0" w:after="160" w:lineRule="auto" w:line="360"/>
+        <w:jc w:val="both"/>
+      </w:pPr>
       <w:r>
-        <w:t>Đánh giá FINER: ☐ ĐẠT  ☐ CẦN SỬA [điểm: ___]  ☐ KHÔNG KHẢ THI</w:t>
+        <w:rPr>
+          <w:rFonts w:ascii="Times New Roman" w:hAnsi="Times New Roman" w:eastAsia="Times New Roman" w:cs="Times New Roman"/>
+          <w:b w:val="0"/>
+          <w:i w:val="0"/>
+          <w:sz w:val="26"/>
+        </w:rPr>
+        <w:t xml:space="preserve">Đánh giá FINER: □ ĐẠT  □ CẦN SỬA </w:t>
+      </w:r>
+      <w:r>
+        <w:rPr>
+          <w:rFonts w:ascii="Times New Roman" w:hAnsi="Times New Roman" w:eastAsia="Times New Roman" w:cs="Times New Roman"/>
+          <w:b w:val="0"/>
+          <w:i w:val="0"/>
+          <w:sz w:val="26"/>
+        </w:rPr>
+        <w:t>[điểm: ___]</w:t>
+      </w:r>
+      <w:r>
+        <w:rPr>
+          <w:rFonts w:ascii="Times New Roman" w:hAnsi="Times New Roman" w:eastAsia="Times New Roman" w:cs="Times New Roman"/>
+          <w:b w:val="0"/>
+          <w:i w:val="0"/>
+          <w:sz w:val="26"/>
+        </w:rPr>
+        <w:t xml:space="preserve">  □ KHÔNG KHẢ THI</w:t>
       </w:r>
     </w:p>
     <w:p>
       <w:pPr>
-        <w:pStyle w:val="Heading2"/>
+        <w:spacing w:before="280" w:after="160" w:lineRule="auto" w:line="312"/>
       </w:pPr>
       <w:r>
+        <w:rPr>
+          <w:rFonts w:ascii="Times New Roman" w:hAnsi="Times New Roman" w:eastAsia="Times New Roman" w:cs="Times New Roman"/>
+          <w:b/>
+          <w:i w:val="0"/>
+          <w:sz w:val="28"/>
+        </w:rPr>
         <w:t>PHẦN 3 — BẰNG CHỨNG HIỆN CÓ (THẬT — từ PubMed — 2026-07-31)</w:t>
       </w:r>
     </w:p>
     <w:p>
+      <w:pPr>
+        <w:spacing w:before="120" w:after="200" w:lineRule="auto" w:line="312"/>
+        <w:jc w:val="both"/>
+        <w:ind w:left="567" w:right="567"/>
+      </w:pPr>
       <w:r>
-        <w:t>&gt; **Lưu ý:** Danh sách dưới đây là kết quả THẬT từ PubMed E-utilities. PMIDs đã được xác minh.</w:t>
+        <w:rPr>
+          <w:rFonts w:ascii="Times New Roman" w:hAnsi="Times New Roman" w:eastAsia="Times New Roman" w:cs="Times New Roman"/>
+          <w:b/>
+          <w:i/>
+          <w:sz w:val="22"/>
+        </w:rPr>
+        <w:t>Lưu ý:</w:t>
+      </w:r>
+      <w:r>
+        <w:rPr>
+          <w:rFonts w:ascii="Times New Roman" w:hAnsi="Times New Roman" w:eastAsia="Times New Roman" w:cs="Times New Roman"/>
+          <w:b w:val="0"/>
+          <w:i/>
+          <w:sz w:val="22"/>
+        </w:rPr>
+        <w:t xml:space="preserve"> Danh sách dưới đây là kết quả THẬT từ PubMed E-utilities. PMIDs đã được xác minh.</w:t>
       </w:r>
     </w:p>
     <w:p>
+      <w:pPr>
+        <w:spacing w:before="120" w:after="200" w:lineRule="auto" w:line="312"/>
+        <w:jc w:val="both"/>
+        <w:ind w:left="567" w:right="567"/>
+      </w:pPr>
       <w:r>
-        <w:t>&gt; Bác sĩ cần đọc toàn văn để kiểm chứng nội dung.</w:t>
+        <w:rPr>
+          <w:rFonts w:ascii="Times New Roman" w:hAnsi="Times New Roman" w:eastAsia="Times New Roman" w:cs="Times New Roman"/>
+          <w:b w:val="0"/>
+          <w:i/>
+          <w:sz w:val="22"/>
+        </w:rPr>
+        <w:t>Bác sĩ cần đọc toàn văn để kiểm chứng nội dung.</w:t>
       </w:r>
     </w:p>
     <w:p>
+      <w:pPr>
+        <w:spacing w:before="120" w:after="200" w:lineRule="auto" w:line="312"/>
+        <w:jc w:val="both"/>
+        <w:ind w:left="567" w:right="567"/>
+      </w:pPr>
       <w:r>
-        <w:t>&gt; Mỗi tiêu đề mục ghi RỜI hai con số: ~số hit (toàn kho PubMed) và số bài hệ đã tải</w:t>
+        <w:rPr>
+          <w:rFonts w:ascii="Times New Roman" w:hAnsi="Times New Roman" w:eastAsia="Times New Roman" w:cs="Times New Roman"/>
+          <w:b w:val="0"/>
+          <w:i/>
+          <w:sz w:val="22"/>
+        </w:rPr>
+        <w:t>Mỗi tiêu đề mục ghi RỜI hai con số: ~số hit (toàn kho PubMed) và số bài hệ đã tải</w:t>
       </w:r>
     </w:p>
     <w:p>
+      <w:pPr>
+        <w:spacing w:before="120" w:after="200" w:lineRule="auto" w:line="312"/>
+        <w:jc w:val="both"/>
+        <w:ind w:left="567" w:right="567"/>
+      </w:pPr>
       <w:r>
-        <w:t>&gt; về (bị chặn bởi `--max-results`) — trước 2026-07-28 hai số này bị trộn làm một.</w:t>
+        <w:rPr>
+          <w:rFonts w:ascii="Times New Roman" w:hAnsi="Times New Roman" w:eastAsia="Times New Roman" w:cs="Times New Roman"/>
+          <w:b w:val="0"/>
+          <w:i/>
+          <w:sz w:val="22"/>
+        </w:rPr>
+        <w:t>về (bị chặn bởi `--max-results`) — trước 2026-07-28 hai số này bị trộn làm một.</w:t>
       </w:r>
     </w:p>
     <w:p>
       <w:pPr>
-        <w:pStyle w:val="Heading3"/>
+        <w:spacing w:before="200" w:after="120" w:lineRule="auto" w:line="312"/>
       </w:pPr>
       <w:r>
+        <w:rPr>
+          <w:rFonts w:ascii="Times New Roman" w:hAnsi="Times New Roman" w:eastAsia="Times New Roman" w:cs="Times New Roman"/>
+          <w:b/>
+          <w:i/>
+          <w:sz w:val="26"/>
+        </w:rPr>
         <w:t>3.1 Systematic Review / Meta-analysis — ~0 hit (số hit thật); hiển thị 0/0 bài đã tải</w:t>
       </w:r>
     </w:p>
     <w:p>
+      <w:pPr>
+        <w:spacing w:before="0" w:after="160" w:lineRule="auto" w:line="360"/>
+        <w:jc w:val="both"/>
+      </w:pPr>
       <w:r>
-        <w:t xml:space="preserve">  → Không tìm thấy bài nào trên PubMed</w:t>
+        <w:rPr>
+          <w:rFonts w:ascii="Times New Roman" w:hAnsi="Times New Roman" w:eastAsia="Times New Roman" w:cs="Times New Roman"/>
+          <w:b w:val="0"/>
+          <w:i w:val="0"/>
+          <w:sz w:val="26"/>
+        </w:rPr>
+        <w:t>→ Không tìm thấy bài nào trên PubMed</w:t>
       </w:r>
     </w:p>
     <w:p>
       <w:pPr>
-        <w:pStyle w:val="Heading3"/>
+        <w:spacing w:before="200" w:after="120" w:lineRule="auto" w:line="312"/>
       </w:pPr>
       <w:r>
+        <w:rPr>
+          <w:rFonts w:ascii="Times New Roman" w:hAnsi="Times New Roman" w:eastAsia="Times New Roman" w:cs="Times New Roman"/>
+          <w:b/>
+          <w:i/>
+          <w:sz w:val="26"/>
+        </w:rPr>
         <w:t>3.2 Randomized Controlled Trials — ~0 hit (số hit thật); hiển thị 0/0 bài đã tải</w:t>
       </w:r>
     </w:p>
     <w:p>
+      <w:pPr>
+        <w:spacing w:before="0" w:after="160" w:lineRule="auto" w:line="360"/>
+        <w:jc w:val="both"/>
+      </w:pPr>
       <w:r>
-        <w:t xml:space="preserve">  → Không tìm thấy bài nào trên PubMed</w:t>
+        <w:rPr>
+          <w:rFonts w:ascii="Times New Roman" w:hAnsi="Times New Roman" w:eastAsia="Times New Roman" w:cs="Times New Roman"/>
+          <w:b w:val="0"/>
+          <w:i w:val="0"/>
+          <w:sz w:val="26"/>
+        </w:rPr>
+        <w:t>→ Không tìm thấy bài nào trên PubMed</w:t>
       </w:r>
     </w:p>
     <w:p>
       <w:pPr>
-        <w:pStyle w:val="Heading3"/>
+        <w:spacing w:before="200" w:after="120" w:lineRule="auto" w:line="312"/>
       </w:pPr>
       <w:r>
+        <w:rPr>
+          <w:rFonts w:ascii="Times New Roman" w:hAnsi="Times New Roman" w:eastAsia="Times New Roman" w:cs="Times New Roman"/>
+          <w:b/>
+          <w:i/>
+          <w:sz w:val="26"/>
+        </w:rPr>
         <w:t>3.3 Guideline / Khuyến cáo — ~0 hit (số hit thật); hiển thị 0/0 bài đã tải</w:t>
       </w:r>
     </w:p>
     <w:p>
+      <w:pPr>
+        <w:spacing w:before="0" w:after="160" w:lineRule="auto" w:line="360"/>
+        <w:jc w:val="both"/>
+      </w:pPr>
       <w:r>
-        <w:t xml:space="preserve">  → Không tìm thấy bài nào trên PubMed</w:t>
+        <w:rPr>
+          <w:rFonts w:ascii="Times New Roman" w:hAnsi="Times New Roman" w:eastAsia="Times New Roman" w:cs="Times New Roman"/>
+          <w:b w:val="0"/>
+          <w:i w:val="0"/>
+          <w:sz w:val="26"/>
+        </w:rPr>
+        <w:t>→ Không tìm thấy bài nào trên PubMed</w:t>
       </w:r>
     </w:p>
     <w:p>
+      <w:pPr>
+        <w:spacing w:before="120" w:after="200" w:lineRule="auto" w:line="312"/>
+        <w:jc w:val="both"/>
+        <w:ind w:left="567" w:right="567"/>
+      </w:pPr>
       <w:r>
-        <w:t>&gt; ⚠️ Chỉ soi guideline được PubMed đánh chỉ mục. KHÔNG thay việc quét trang chính thống</w:t>
+        <w:rPr>
+          <w:rFonts w:ascii="Times New Roman" w:hAnsi="Times New Roman" w:eastAsia="Times New Roman" w:cs="Times New Roman"/>
+          <w:b w:val="0"/>
+          <w:i/>
+          <w:sz w:val="22"/>
+        </w:rPr>
+        <w:t>‼ Chỉ soi guideline được PubMed đánh chỉ mục. KHÔNG thay việc quét trang chính thống</w:t>
       </w:r>
     </w:p>
     <w:p>
+      <w:pPr>
+        <w:spacing w:before="120" w:after="200" w:lineRule="auto" w:line="312"/>
+        <w:jc w:val="both"/>
+        <w:ind w:left="567" w:right="567"/>
+      </w:pPr>
       <w:r>
-        <w:t>&gt; (WHO · NICE · USPSTF · hiệp hội chuyên khoa · Bộ Y tế) — nhiều khuyến cáo không nằm</w:t>
+        <w:rPr>
+          <w:rFonts w:ascii="Times New Roman" w:hAnsi="Times New Roman" w:eastAsia="Times New Roman" w:cs="Times New Roman"/>
+          <w:b w:val="0"/>
+          <w:i/>
+          <w:sz w:val="22"/>
+        </w:rPr>
+        <w:t>(WHO · NICE · USPSTF · hiệp hội chuyên khoa · Bộ Y tế) — nhiều khuyến cáo không nằm</w:t>
       </w:r>
     </w:p>
     <w:p>
+      <w:pPr>
+        <w:spacing w:before="120" w:after="200" w:lineRule="auto" w:line="312"/>
+        <w:jc w:val="both"/>
+        <w:ind w:left="567" w:right="567"/>
+      </w:pPr>
       <w:r>
-        <w:t>&gt; trên PubMed. Kết luận "chưa có guideline" ở §5 chỉ đúng trong phạm vi PubMed.</w:t>
+        <w:rPr>
+          <w:rFonts w:ascii="Times New Roman" w:hAnsi="Times New Roman" w:eastAsia="Times New Roman" w:cs="Times New Roman"/>
+          <w:b w:val="0"/>
+          <w:i/>
+          <w:sz w:val="22"/>
+        </w:rPr>
+        <w:t>trên PubMed. Kết luận "chưa có guideline" ở §5 chỉ đúng trong phạm vi PubMed.</w:t>
       </w:r>
     </w:p>
     <w:p>
       <w:pPr>
-        <w:pStyle w:val="Heading3"/>
+        <w:spacing w:before="200" w:after="120" w:lineRule="auto" w:line="312"/>
       </w:pPr>
       <w:r>
+        <w:rPr>
+          <w:rFonts w:ascii="Times New Roman" w:hAnsi="Times New Roman" w:eastAsia="Times New Roman" w:cs="Times New Roman"/>
+          <w:b/>
+          <w:i/>
+          <w:sz w:val="26"/>
+        </w:rPr>
         <w:t>3.5 Nghiên cứu QUAN SÁT (cohort/bệnh-chứng/cắt ngang) — ~12 hit (số hit thật); hiển thị 5/12 bài đã tải</w:t>
       </w:r>
     </w:p>
     <w:p>
+      <w:pPr>
+        <w:pStyle w:val="ListNumber"/>
+        <w:spacing w:before="0" w:after="120" w:lineRule="auto" w:line="360"/>
+        <w:jc w:val="both"/>
+      </w:pPr>
       <w:r>
-        <w:t xml:space="preserve">  1. Implementation and evaluation of clinical pharmacy services in elderly outpatients with poorly contr</w:t>
+        <w:rPr>
+          <w:rFonts w:ascii="Times New Roman" w:hAnsi="Times New Roman" w:eastAsia="Times New Roman" w:cs="Times New Roman"/>
+          <w:b w:val="0"/>
+          <w:i w:val="0"/>
+          <w:sz w:val="26"/>
+        </w:rPr>
+        <w:t>Implementation and evaluation of clinical pharmacy services in elderly outpatients with poorly contr</w:t>
       </w:r>
     </w:p>
     <w:p>
+      <w:pPr>
+        <w:spacing w:before="0" w:after="160" w:lineRule="auto" w:line="360"/>
+        <w:jc w:val="both"/>
+      </w:pPr>
       <w:r>
-        <w:t xml:space="preserve">     Dong PTX, Nguyen TT, Duong HTT, Nguyen TTT, Le AV (2025). BMC health services research</w:t>
+        <w:rPr>
+          <w:rFonts w:ascii="Times New Roman" w:hAnsi="Times New Roman" w:eastAsia="Times New Roman" w:cs="Times New Roman"/>
+          <w:b w:val="0"/>
+          <w:i w:val="0"/>
+          <w:sz w:val="26"/>
+        </w:rPr>
+        <w:t>Dong PTX, Nguyen TT, Duong HTT, Nguyen TTT, Le AV (2025). BMC health services research</w:t>
       </w:r>
     </w:p>
     <w:p>
+      <w:pPr>
+        <w:spacing w:before="0" w:after="160" w:lineRule="auto" w:line="360"/>
+        <w:jc w:val="both"/>
+      </w:pPr>
       <w:r>
         <w:rPr>
-          <w:b/>
+          <w:rFonts w:ascii="Times New Roman" w:hAnsi="Times New Roman" w:eastAsia="Times New Roman" w:cs="Times New Roman"/>
+          <w:b w:val="0"/>
+          <w:i w:val="0"/>
+          <w:sz w:val="26"/>
         </w:rPr>
-        <w:t xml:space="preserve">     PMID: 41162961 | URL: https://pubmed.ncbi.nlm.nih.gov/41162961/</w:t>
+        <w:t>PMID: 41162961 | URL: https://pubmed.ncbi.nlm.nih.gov/41162961/</w:t>
       </w:r>
     </w:p>
     <w:p>
+      <w:pPr>
+        <w:pStyle w:val="ListNumber"/>
+        <w:spacing w:before="0" w:after="120" w:lineRule="auto" w:line="360"/>
+        <w:jc w:val="both"/>
+      </w:pPr>
       <w:r>
-        <w:t xml:space="preserve">  2. Counseling Preferences Among Patients With Type 2 Diabetes: Implications for Personalized Care.</w:t>
+        <w:rPr>
+          <w:rFonts w:ascii="Times New Roman" w:hAnsi="Times New Roman" w:eastAsia="Times New Roman" w:cs="Times New Roman"/>
+          <w:b w:val="0"/>
+          <w:i w:val="0"/>
+          <w:sz w:val="26"/>
+        </w:rPr>
+        <w:t>Counseling Preferences Among Patients With Type 2 Diabetes: Implications for Personalized Care.</w:t>
       </w:r>
     </w:p>
     <w:p>
+      <w:pPr>
+        <w:spacing w:before="0" w:after="160" w:lineRule="auto" w:line="360"/>
+        <w:jc w:val="both"/>
+      </w:pPr>
       <w:r>
-        <w:t xml:space="preserve">     Nguyen TNP, Thi CN, Phuong TPT, Ngoc QN, Pham HT (2025). Journal of diabetes research</w:t>
+        <w:rPr>
+          <w:rFonts w:ascii="Times New Roman" w:hAnsi="Times New Roman" w:eastAsia="Times New Roman" w:cs="Times New Roman"/>
+          <w:b w:val="0"/>
+          <w:i w:val="0"/>
+          <w:sz w:val="26"/>
+        </w:rPr>
+        <w:t>Nguyen TNP, Thi CN, Phuong TPT, Ngoc QN, Pham HT (2025). Journal of diabetes research</w:t>
       </w:r>
     </w:p>
     <w:p>
+      <w:pPr>
+        <w:spacing w:before="0" w:after="160" w:lineRule="auto" w:line="360"/>
+        <w:jc w:val="both"/>
+      </w:pPr>
       <w:r>
         <w:rPr>
-          <w:b/>
+          <w:rFonts w:ascii="Times New Roman" w:hAnsi="Times New Roman" w:eastAsia="Times New Roman" w:cs="Times New Roman"/>
+          <w:b w:val="0"/>
+          <w:i w:val="0"/>
+          <w:sz w:val="26"/>
         </w:rPr>
-        <w:t xml:space="preserve">     PMID: 40771771 | URL: https://pubmed.ncbi.nlm.nih.gov/40771771/</w:t>
+        <w:t>PMID: 40771771 | URL: https://pubmed.ncbi.nlm.nih.gov/40771771/</w:t>
       </w:r>
     </w:p>
     <w:p>
+      <w:pPr>
+        <w:pStyle w:val="ListNumber"/>
+        <w:spacing w:before="0" w:after="120" w:lineRule="auto" w:line="360"/>
+        <w:jc w:val="both"/>
+      </w:pPr>
       <w:r>
-        <w:t xml:space="preserve">  3. Temporal Trends in Patient Choice of Outpatient Care Provider Among Vietnam's Insured Rural Resident</w:t>
+        <w:rPr>
+          <w:rFonts w:ascii="Times New Roman" w:hAnsi="Times New Roman" w:eastAsia="Times New Roman" w:cs="Times New Roman"/>
+          <w:b w:val="0"/>
+          <w:i w:val="0"/>
+          <w:sz w:val="26"/>
+        </w:rPr>
+        <w:t>Temporal Trends in Patient Choice of Outpatient Care Provider Among Vietnam's Insured Rural Resident</w:t>
       </w:r>
     </w:p>
     <w:p>
+      <w:pPr>
+        <w:spacing w:before="0" w:after="160" w:lineRule="auto" w:line="360"/>
+        <w:jc w:val="both"/>
+      </w:pPr>
       <w:r>
-        <w:t xml:space="preserve">     Sepehri A, Minh KN, Vu PH, Pham TM (2025). The International journal of health planning and management</w:t>
+        <w:rPr>
+          <w:rFonts w:ascii="Times New Roman" w:hAnsi="Times New Roman" w:eastAsia="Times New Roman" w:cs="Times New Roman"/>
+          <w:b w:val="0"/>
+          <w:i w:val="0"/>
+          <w:sz w:val="26"/>
+        </w:rPr>
+        <w:t>Sepehri A, Minh KN, Vu PH, Pham TM (2025). The International journal of health planning and management</w:t>
       </w:r>
     </w:p>
     <w:p>
+      <w:pPr>
+        <w:spacing w:before="0" w:after="160" w:lineRule="auto" w:line="360"/>
+        <w:jc w:val="both"/>
+      </w:pPr>
       <w:r>
         <w:rPr>
-          <w:b/>
+          <w:rFonts w:ascii="Times New Roman" w:hAnsi="Times New Roman" w:eastAsia="Times New Roman" w:cs="Times New Roman"/>
+          <w:b w:val="0"/>
+          <w:i w:val="0"/>
+          <w:sz w:val="26"/>
         </w:rPr>
-        <w:t xml:space="preserve">     PMID: 40726017 | URL: https://pubmed.ncbi.nlm.nih.gov/40726017/</w:t>
+        <w:t>PMID: 40726017 | URL: https://pubmed.ncbi.nlm.nih.gov/40726017/</w:t>
       </w:r>
     </w:p>
     <w:p>
+      <w:pPr>
+        <w:pStyle w:val="ListNumber"/>
+        <w:spacing w:before="0" w:after="120" w:lineRule="auto" w:line="360"/>
+        <w:jc w:val="both"/>
+      </w:pPr>
       <w:r>
-        <w:t xml:space="preserve">  4. Patient experience with cancer care in low- and middle-income Asian countries: a cross-sectional stu</w:t>
+        <w:rPr>
+          <w:rFonts w:ascii="Times New Roman" w:hAnsi="Times New Roman" w:eastAsia="Times New Roman" w:cs="Times New Roman"/>
+          <w:b w:val="0"/>
+          <w:i w:val="0"/>
+          <w:sz w:val="26"/>
+        </w:rPr>
+        <w:t>Patient experience with cancer care in low- and middle-income Asian countries: a cross-sectional stu</w:t>
       </w:r>
     </w:p>
     <w:p>
+      <w:pPr>
+        <w:spacing w:before="0" w:after="160" w:lineRule="auto" w:line="360"/>
+        <w:jc w:val="both"/>
+      </w:pPr>
       <w:r>
-        <w:t xml:space="preserve">     Andres EB, Poco L, Balasubramanian I, Chaudry I, Hapuarachchi T (2025). BMJ global health</w:t>
+        <w:rPr>
+          <w:rFonts w:ascii="Times New Roman" w:hAnsi="Times New Roman" w:eastAsia="Times New Roman" w:cs="Times New Roman"/>
+          <w:b w:val="0"/>
+          <w:i w:val="0"/>
+          <w:sz w:val="26"/>
+        </w:rPr>
+        <w:t>Andres EB, Poco L, Balasubramanian I, Chaudry I, Hapuarachchi T (2025). BMJ global health</w:t>
       </w:r>
     </w:p>
     <w:p>
+      <w:pPr>
+        <w:spacing w:before="0" w:after="160" w:lineRule="auto" w:line="360"/>
+        <w:jc w:val="both"/>
+      </w:pPr>
       <w:r>
         <w:rPr>
-          <w:b/>
+          <w:rFonts w:ascii="Times New Roman" w:hAnsi="Times New Roman" w:eastAsia="Times New Roman" w:cs="Times New Roman"/>
+          <w:b w:val="0"/>
+          <w:i w:val="0"/>
+          <w:sz w:val="26"/>
         </w:rPr>
-        <w:t xml:space="preserve">     PMID: 40623792 | URL: https://pubmed.ncbi.nlm.nih.gov/40623792/</w:t>
+        <w:t>PMID: 40623792 | URL: https://pubmed.ncbi.nlm.nih.gov/40623792/</w:t>
       </w:r>
     </w:p>
     <w:p>
+      <w:pPr>
+        <w:pStyle w:val="ListNumber"/>
+        <w:spacing w:before="0" w:after="120" w:lineRule="auto" w:line="360"/>
+        <w:jc w:val="both"/>
+      </w:pPr>
       <w:r>
-        <w:t xml:space="preserve">  5. An international observational study assessing conservative management in hemorrhoidal disease: resu</w:t>
+        <w:rPr>
+          <w:rFonts w:ascii="Times New Roman" w:hAnsi="Times New Roman" w:eastAsia="Times New Roman" w:cs="Times New Roman"/>
+          <w:b w:val="0"/>
+          <w:i w:val="0"/>
+          <w:sz w:val="26"/>
+        </w:rPr>
+        <w:t>An international observational study assessing conservative management in hemorrhoidal disease: resu</w:t>
       </w:r>
     </w:p>
     <w:p>
+      <w:pPr>
+        <w:spacing w:before="0" w:after="160" w:lineRule="auto" w:line="360"/>
+        <w:jc w:val="both"/>
+      </w:pPr>
       <w:r>
-        <w:t xml:space="preserve">     Godeberge P, Csiki Z, Zakharash M, Opot EN, Shelygin YA (2024). Journal of comparative effectiveness research</w:t>
+        <w:rPr>
+          <w:rFonts w:ascii="Times New Roman" w:hAnsi="Times New Roman" w:eastAsia="Times New Roman" w:cs="Times New Roman"/>
+          <w:b w:val="0"/>
+          <w:i w:val="0"/>
+          <w:sz w:val="26"/>
+        </w:rPr>
+        <w:t>Godeberge P, Csiki Z, Zakharash M, Opot EN, Shelygin YA (2024). Journal of comparative effectiveness research</w:t>
       </w:r>
     </w:p>
     <w:p>
+      <w:pPr>
+        <w:spacing w:before="0" w:after="160" w:lineRule="auto" w:line="360"/>
+        <w:jc w:val="both"/>
+      </w:pPr>
       <w:r>
         <w:rPr>
-          <w:b/>
+          <w:rFonts w:ascii="Times New Roman" w:hAnsi="Times New Roman" w:eastAsia="Times New Roman" w:cs="Times New Roman"/>
+          <w:b w:val="0"/>
+          <w:i w:val="0"/>
+          <w:sz w:val="26"/>
         </w:rPr>
-        <w:t xml:space="preserve">     PMID: 39132755 | URL: https://pubmed.ncbi.nlm.nih.gov/39132755/</w:t>
+        <w:t>PMID: 39132755 | URL: https://pubmed.ncbi.nlm.nih.gov/39132755/</w:t>
       </w:r>
     </w:p>
     <w:p>
+      <w:pPr>
+        <w:spacing w:before="0" w:after="160" w:lineRule="auto" w:line="360"/>
+        <w:jc w:val="both"/>
+      </w:pPr>
       <w:r>
-        <w:t xml:space="preserve">  ... và 7 bài khác</w:t>
+        <w:rPr>
+          <w:rFonts w:ascii="Times New Roman" w:hAnsi="Times New Roman" w:eastAsia="Times New Roman" w:cs="Times New Roman"/>
+          <w:b w:val="0"/>
+          <w:i w:val="0"/>
+          <w:sz w:val="26"/>
+        </w:rPr>
+        <w:t>... và 7 bài khác</w:t>
       </w:r>
     </w:p>
     <w:p>
+      <w:pPr>
+        <w:spacing w:before="120" w:after="200" w:lineRule="auto" w:line="312"/>
+        <w:jc w:val="both"/>
+        <w:ind w:left="567" w:right="567"/>
+      </w:pPr>
       <w:r>
-        <w:t>&gt; ⚠️ Con số ~12 là SỐ HIT của bộ lọc quan sát và CÓ CHỒNG LẤN</w:t>
+        <w:rPr>
+          <w:rFonts w:ascii="Times New Roman" w:hAnsi="Times New Roman" w:eastAsia="Times New Roman" w:cs="Times New Roman"/>
+          <w:b w:val="0"/>
+          <w:i/>
+          <w:sz w:val="22"/>
+        </w:rPr>
+        <w:t>‼ Con số ~12 là SỐ HIT của bộ lọc quan sát và CÓ CHỒNG LẤN</w:t>
       </w:r>
     </w:p>
     <w:p>
+      <w:pPr>
+        <w:spacing w:before="120" w:after="200" w:lineRule="auto" w:line="312"/>
+        <w:jc w:val="both"/>
+        <w:ind w:left="567" w:right="567"/>
+      </w:pPr>
       <w:r>
-        <w:t>&gt; với RCT/SR (đo thật: ~13% ở một số chủ đề). Dùng để biết "lĩnh vực này đã có nền quan sát</w:t>
+        <w:rPr>
+          <w:rFonts w:ascii="Times New Roman" w:hAnsi="Times New Roman" w:eastAsia="Times New Roman" w:cs="Times New Roman"/>
+          <w:b w:val="0"/>
+          <w:i/>
+          <w:sz w:val="22"/>
+        </w:rPr>
+        <w:t>với RCT/SR (đo thật: ~13% ở một số chủ đề). Dùng để biết "lĩnh vực này đã có nền quan sát</w:t>
       </w:r>
     </w:p>
     <w:p>
+      <w:pPr>
+        <w:spacing w:before="120" w:after="200" w:lineRule="auto" w:line="312"/>
+        <w:jc w:val="both"/>
+        <w:ind w:left="567" w:right="567"/>
+      </w:pPr>
       <w:r>
-        <w:t>&gt; hay chưa", KHÔNG dùng làm số nghiên cứu quan sát thuần.</w:t>
+        <w:rPr>
+          <w:rFonts w:ascii="Times New Roman" w:hAnsi="Times New Roman" w:eastAsia="Times New Roman" w:cs="Times New Roman"/>
+          <w:b w:val="0"/>
+          <w:i/>
+          <w:sz w:val="22"/>
+        </w:rPr>
+        <w:t>hay chưa", KHÔNG dùng làm số nghiên cứu quan sát thuần.</w:t>
       </w:r>
     </w:p>
     <w:p>
       <w:pPr>
-        <w:pStyle w:val="Heading3"/>
+        <w:spacing w:before="200" w:after="120" w:lineRule="auto" w:line="312"/>
       </w:pPr>
       <w:r>
+        <w:rPr>
+          <w:rFonts w:ascii="Times New Roman" w:hAnsi="Times New Roman" w:eastAsia="Times New Roman" w:cs="Times New Roman"/>
+          <w:b/>
+          <w:i/>
+          <w:sz w:val="26"/>
+        </w:rPr>
         <w:t>3.4 SR/MA · RCT · guideline gần đây 2021-2026 — ~0 hit (số hit thật); hiển thị 0/0 bài đã tải</w:t>
       </w:r>
     </w:p>
     <w:p>
+      <w:pPr>
+        <w:spacing w:before="0" w:after="160" w:lineRule="auto" w:line="360"/>
+        <w:jc w:val="both"/>
+      </w:pPr>
       <w:r>
-        <w:t xml:space="preserve">  → Không tìm thấy bài nào trên PubMed</w:t>
+        <w:rPr>
+          <w:rFonts w:ascii="Times New Roman" w:hAnsi="Times New Roman" w:eastAsia="Times New Roman" w:cs="Times New Roman"/>
+          <w:b w:val="0"/>
+          <w:i w:val="0"/>
+          <w:sz w:val="26"/>
+        </w:rPr>
+        <w:t>→ Không tìm thấy bài nào trên PubMed</w:t>
       </w:r>
     </w:p>
     <w:p>
+      <w:pPr>
+        <w:spacing w:before="120" w:after="200" w:lineRule="auto" w:line="312"/>
+        <w:jc w:val="both"/>
+        <w:ind w:left="567" w:right="567"/>
+      </w:pPr>
       <w:r>
-        <w:t>&gt; ⚠️ Nhánh này chạy với bộ lọc SR/MA·RCT·guideline, nên nó KHÔNG trả lời "có nghiên cứu</w:t>
+        <w:rPr>
+          <w:rFonts w:ascii="Times New Roman" w:hAnsi="Times New Roman" w:eastAsia="Times New Roman" w:cs="Times New Roman"/>
+          <w:b w:val="0"/>
+          <w:i/>
+          <w:sz w:val="22"/>
+        </w:rPr>
+        <w:t>‼ Nhánh này chạy với bộ lọc SR/MA·RCT·guideline, nên nó KHÔNG trả lời "có nghiên cứu</w:t>
       </w:r>
     </w:p>
     <w:p>
+      <w:pPr>
+        <w:spacing w:before="120" w:after="200" w:lineRule="auto" w:line="312"/>
+        <w:jc w:val="both"/>
+        <w:ind w:left="567" w:right="567"/>
+      </w:pPr>
       <w:r>
-        <w:t>&gt; nào mới không" nói chung — nghiên cứu quan sát mới không xuất hiện ở đây.</w:t>
+        <w:rPr>
+          <w:rFonts w:ascii="Times New Roman" w:hAnsi="Times New Roman" w:eastAsia="Times New Roman" w:cs="Times New Roman"/>
+          <w:b w:val="0"/>
+          <w:i/>
+          <w:sz w:val="22"/>
+        </w:rPr>
+        <w:t>nào mới không" nói chung — nghiên cứu quan sát mới không xuất hiện ở đây.</w:t>
       </w:r>
     </w:p>
     <w:p>
       <w:pPr>
-        <w:pStyle w:val="Heading3"/>
+        <w:spacing w:before="200" w:after="120" w:lineRule="auto" w:line="312"/>
       </w:pPr>
       <w:r>
+        <w:rPr>
+          <w:rFonts w:ascii="Times New Roman" w:hAnsi="Times New Roman" w:eastAsia="Times New Roman" w:cs="Times New Roman"/>
+          <w:b/>
+          <w:i/>
+          <w:sz w:val="26"/>
+        </w:rPr>
         <w:t>3.6 ĐĂNG KÝ NGHIÊN CỨU — đã có ai ĐANG LÀM chưa? (ClinicalTrials.gov)</w:t>
       </w:r>
     </w:p>
     <w:p>
+      <w:pPr>
+        <w:spacing w:before="0" w:after="160" w:lineRule="auto" w:line="360"/>
+        <w:jc w:val="both"/>
+      </w:pPr>
       <w:r>
-        <w:t xml:space="preserve">  → Không có hồ sơ đăng ký nào khớp truy vấn</w:t>
+        <w:rPr>
+          <w:rFonts w:ascii="Times New Roman" w:hAnsi="Times New Roman" w:eastAsia="Times New Roman" w:cs="Times New Roman"/>
+          <w:b w:val="0"/>
+          <w:i w:val="0"/>
+          <w:sz w:val="26"/>
+        </w:rPr>
+        <w:t>→ Không có hồ sơ đăng ký nào khớp truy vấn</w:t>
       </w:r>
     </w:p>
     <w:p>
+      <w:pPr>
+        <w:spacing w:before="120" w:after="200" w:lineRule="auto" w:line="312"/>
+        <w:jc w:val="both"/>
+        <w:ind w:left="567" w:right="567"/>
+      </w:pPr>
       <w:r>
-        <w:t>&gt; **Đã tra ngày 2026-07-31: ~0 hồ sơ khớp, 0 đang/sắp tuyển.**</w:t>
+        <w:rPr>
+          <w:rFonts w:ascii="Times New Roman" w:hAnsi="Times New Roman" w:eastAsia="Times New Roman" w:cs="Times New Roman"/>
+          <w:b/>
+          <w:i/>
+          <w:sz w:val="22"/>
+        </w:rPr>
+        <w:t>Đã tra ngày 2026-07-31: ~0 hồ sơ khớp, 0 đang/sắp tuyển.</w:t>
       </w:r>
     </w:p>
     <w:p>
+      <w:pPr>
+        <w:spacing w:before="120" w:after="200" w:lineRule="auto" w:line="312"/>
+        <w:jc w:val="both"/>
+        <w:ind w:left="567" w:right="567"/>
+      </w:pPr>
       <w:r>
-        <w:t>&gt; PubMed chỉ biết cái ĐÃ CÔNG BỐ; mục này mới trả lời "đang có ai làm".</w:t>
+        <w:rPr>
+          <w:rFonts w:ascii="Times New Roman" w:hAnsi="Times New Roman" w:eastAsia="Times New Roman" w:cs="Times New Roman"/>
+          <w:b w:val="0"/>
+          <w:i/>
+          <w:sz w:val="22"/>
+        </w:rPr>
+        <w:t>PubMed chỉ biết cái ĐÃ CÔNG BỐ; mục này mới trả lời "đang có ai làm".</w:t>
       </w:r>
     </w:p>
     <w:p>
+      <w:pPr>
+        <w:spacing w:before="120" w:after="200" w:lineRule="auto" w:line="312"/>
+        <w:jc w:val="both"/>
+        <w:ind w:left="567" w:right="567"/>
+      </w:pPr>
       <w:r>
-        <w:t>&gt; ClinicalTrials.gov chủ yếu phủ THỬ NGHIỆM CAN THIỆP. Còn phải tự tra thủ công:</w:t>
+        <w:rPr>
+          <w:rFonts w:ascii="Times New Roman" w:hAnsi="Times New Roman" w:eastAsia="Times New Roman" w:cs="Times New Roman"/>
+          <w:b w:val="0"/>
+          <w:i/>
+          <w:sz w:val="22"/>
+        </w:rPr>
+        <w:t>ClinicalTrials.gov chủ yếu phủ THỬ NGHIỆM CAN THIỆP. Còn phải tự tra thủ công:</w:t>
       </w:r>
     </w:p>
     <w:p>
+      <w:pPr>
+        <w:spacing w:before="120" w:after="200" w:lineRule="auto" w:line="312"/>
+        <w:jc w:val="both"/>
+        <w:ind w:left="567" w:right="567"/>
+      </w:pPr>
       <w:r>
-        <w:t>&gt; · Tổng quan hệ thống → PROSPERO: https://www.crd.york.ac.uk/prospero/</w:t>
+        <w:rPr>
+          <w:rFonts w:ascii="Times New Roman" w:hAnsi="Times New Roman" w:eastAsia="Times New Roman" w:cs="Times New Roman"/>
+          <w:b w:val="0"/>
+          <w:i/>
+          <w:sz w:val="22"/>
+        </w:rPr>
+        <w:t>· Tổng quan hệ thống → PROSPERO: https://www.crd.york.ac.uk/prospero/</w:t>
       </w:r>
     </w:p>
     <w:p>
+      <w:pPr>
+        <w:spacing w:before="120" w:after="200" w:lineRule="auto" w:line="312"/>
+        <w:jc w:val="both"/>
+        <w:ind w:left="567" w:right="567"/>
+      </w:pPr>
       <w:r>
-        <w:t>&gt; · Đăng ký quốc tế khác → WHO ICTRP: https://trialsearch.who.int/</w:t>
+        <w:rPr>
+          <w:rFonts w:ascii="Times New Roman" w:hAnsi="Times New Roman" w:eastAsia="Times New Roman" w:cs="Times New Roman"/>
+          <w:b w:val="0"/>
+          <w:i/>
+          <w:sz w:val="22"/>
+        </w:rPr>
+        <w:t>· Đăng ký quốc tế khác → WHO ICTRP: https://trialsearch.who.int/</w:t>
       </w:r>
     </w:p>
     <w:p>
+      <w:pPr>
+        <w:spacing w:before="120" w:after="200" w:lineRule="auto" w:line="312"/>
+        <w:jc w:val="both"/>
+        <w:ind w:left="567" w:right="567"/>
+      </w:pPr>
       <w:r>
-        <w:t>&gt; (hai nguồn này không có API mở miễn phí — hệ KHÔNG tra, đừng coi là đã tra)</w:t>
+        <w:rPr>
+          <w:rFonts w:ascii="Times New Roman" w:hAnsi="Times New Roman" w:eastAsia="Times New Roman" w:cs="Times New Roman"/>
+          <w:b w:val="0"/>
+          <w:i/>
+          <w:sz w:val="22"/>
+        </w:rPr>
+        <w:t>(hai nguồn này không có API mở miễn phí — hệ KHÔNG tra, đừng coi là đã tra)</w:t>
       </w:r>
     </w:p>
     <w:p>
+      <w:pPr>
+        <w:spacing w:before="120" w:after="200" w:lineRule="auto" w:line="312"/>
+        <w:jc w:val="both"/>
+        <w:ind w:left="567" w:right="567"/>
+      </w:pPr>
       <w:r>
-        <w:t>&gt; ☐ Bác sĩ đã tự tra PROSPERO   ☐ Bác sĩ đã tự tra WHO ICTRP</w:t>
+        <w:rPr>
+          <w:rFonts w:ascii="Times New Roman" w:hAnsi="Times New Roman" w:eastAsia="Times New Roman" w:cs="Times New Roman"/>
+          <w:b w:val="0"/>
+          <w:i/>
+          <w:sz w:val="22"/>
+        </w:rPr>
+        <w:t>□ Bác sĩ đã tự tra PROSPERO   □ Bác sĩ đã tự tra WHO ICTRP</w:t>
       </w:r>
     </w:p>
     <w:p>
+      <w:pPr>
+        <w:spacing w:before="0" w:after="160" w:lineRule="auto" w:line="360"/>
+        <w:jc w:val="both"/>
+      </w:pPr>
       <w:r>
-        <w:t>**Tổng PMIDs thật tìm được:** 12 bài từ 12 PMID duy nhất</w:t>
+        <w:rPr>
+          <w:rFonts w:ascii="Times New Roman" w:hAnsi="Times New Roman" w:eastAsia="Times New Roman" w:cs="Times New Roman"/>
+          <w:b/>
+          <w:i w:val="0"/>
+          <w:sz w:val="26"/>
+        </w:rPr>
+        <w:t>Tổng PMIDs thật tìm được:</w:t>
+      </w:r>
+      <w:r>
+        <w:rPr>
+          <w:rFonts w:ascii="Times New Roman" w:hAnsi="Times New Roman" w:eastAsia="Times New Roman" w:cs="Times New Roman"/>
+          <w:b w:val="0"/>
+          <w:i w:val="0"/>
+          <w:sz w:val="26"/>
+        </w:rPr>
+        <w:t xml:space="preserve"> 12 bài từ 12 PMID duy nhất</w:t>
       </w:r>
     </w:p>
     <w:p>
       <w:pPr>
-        <w:pStyle w:val="Heading2"/>
+        <w:spacing w:before="280" w:after="160" w:lineRule="auto" w:line="312"/>
       </w:pPr>
       <w:r>
+        <w:rPr>
+          <w:rFonts w:ascii="Times New Roman" w:hAnsi="Times New Roman" w:eastAsia="Times New Roman" w:cs="Times New Roman"/>
+          <w:b/>
+          <w:i w:val="0"/>
+          <w:sz w:val="28"/>
+        </w:rPr>
         <w:t>PHẦN 4 — PHÂN TÍCH KHOẢNG TRỐNG (tự động từ evidence thật)</w:t>
       </w:r>
     </w:p>
     <w:p>
+      <w:pPr>
+        <w:spacing w:before="0" w:after="160" w:lineRule="auto" w:line="360"/>
+        <w:jc w:val="both"/>
+      </w:pPr>
       <w:r>
-        <w:t>**Mức độ bằng chứng hiện có:** CÓ NỀN QUAN SÁT — ~12 NC quan sát, chưa có RCT/SR</w:t>
+        <w:rPr>
+          <w:rFonts w:ascii="Times New Roman" w:hAnsi="Times New Roman" w:eastAsia="Times New Roman" w:cs="Times New Roman"/>
+          <w:b/>
+          <w:i w:val="0"/>
+          <w:sz w:val="26"/>
+        </w:rPr>
+        <w:t>Mức độ bằng chứng hiện có:</w:t>
+      </w:r>
+      <w:r>
+        <w:rPr>
+          <w:rFonts w:ascii="Times New Roman" w:hAnsi="Times New Roman" w:eastAsia="Times New Roman" w:cs="Times New Roman"/>
+          <w:b w:val="0"/>
+          <w:i w:val="0"/>
+          <w:sz w:val="26"/>
+        </w:rPr>
+        <w:t xml:space="preserve"> CÓ NỀN QUAN SÁT — ~12 NC quan sát, chưa có RCT/SR</w:t>
       </w:r>
     </w:p>
     <w:p>
+      <w:pPr>
+        <w:spacing w:before="0" w:after="160" w:lineRule="auto" w:line="360"/>
+        <w:jc w:val="both"/>
+      </w:pPr>
       <w:r>
-        <w:t>**Khoảng trống nghiên cứu cụ thể:**</w:t>
+        <w:rPr>
+          <w:rFonts w:ascii="Times New Roman" w:hAnsi="Times New Roman" w:eastAsia="Times New Roman" w:cs="Times New Roman"/>
+          <w:b/>
+          <w:i w:val="0"/>
+          <w:sz w:val="26"/>
+        </w:rPr>
+        <w:t>Khoảng trống nghiên cứu cụ thể:</w:t>
       </w:r>
     </w:p>
     <w:p>
       <w:pPr>
-        <w:pStyle w:val="ListBullet"/>
+        <w:spacing w:before="0" w:after="160" w:lineRule="auto" w:line="360"/>
+        <w:jc w:val="both"/>
       </w:pPr>
       <w:r>
-        <w:t>Chưa có systematic review tổng hợp bằng chứng</w:t>
+        <w:rPr>
+          <w:rFonts w:ascii="Times New Roman" w:hAnsi="Times New Roman" w:eastAsia="Times New Roman" w:cs="Times New Roman"/>
+          <w:b w:val="0"/>
+          <w:i w:val="0"/>
+          <w:sz w:val="26"/>
+        </w:rPr>
+        <w:t>• Chưa có systematic review tổng hợp bằng chứng</w:t>
       </w:r>
     </w:p>
     <w:p>
       <w:pPr>
-        <w:pStyle w:val="ListBullet"/>
+        <w:spacing w:before="0" w:after="160" w:lineRule="auto" w:line="360"/>
+        <w:jc w:val="both"/>
       </w:pPr>
       <w:r>
-        <w:t>Chưa có RCT kiểm định hiệu quả can thiệp</w:t>
+        <w:rPr>
+          <w:rFonts w:ascii="Times New Roman" w:hAnsi="Times New Roman" w:eastAsia="Times New Roman" w:cs="Times New Roman"/>
+          <w:b w:val="0"/>
+          <w:i w:val="0"/>
+          <w:sz w:val="26"/>
+        </w:rPr>
+        <w:t>• Chưa có RCT kiểm định hiệu quả can thiệp</w:t>
       </w:r>
     </w:p>
     <w:p>
       <w:pPr>
-        <w:pStyle w:val="ListBullet"/>
+        <w:spacing w:before="0" w:after="160" w:lineRule="auto" w:line="360"/>
+        <w:jc w:val="both"/>
       </w:pPr>
       <w:r>
-        <w:t>Chưa có guideline/khuyến cáo chính thức cho vấn đề này</w:t>
+        <w:rPr>
+          <w:rFonts w:ascii="Times New Roman" w:hAnsi="Times New Roman" w:eastAsia="Times New Roman" w:cs="Times New Roman"/>
+          <w:b w:val="0"/>
+          <w:i w:val="0"/>
+          <w:sz w:val="26"/>
+        </w:rPr>
+        <w:t>• Chưa có guideline/khuyến cáo chính thức cho vấn đề này</w:t>
       </w:r>
     </w:p>
     <w:p>
       <w:pPr>
-        <w:pStyle w:val="ListBullet"/>
+        <w:spacing w:before="0" w:after="160" w:lineRule="auto" w:line="360"/>
+        <w:jc w:val="both"/>
       </w:pPr>
       <w:r>
-        <w:t>Không có SR/MA, RCT hay guideline mới trong 5 năm gần đây (2021-2026) — nhánh này KHÔNG soi nghiên cứu quan sát</w:t>
+        <w:rPr>
+          <w:rFonts w:ascii="Times New Roman" w:hAnsi="Times New Roman" w:eastAsia="Times New Roman" w:cs="Times New Roman"/>
+          <w:b w:val="0"/>
+          <w:i w:val="0"/>
+          <w:sz w:val="26"/>
+        </w:rPr>
+        <w:t>• Không có SR/MA, RCT hay guideline mới trong 5 năm gần đây (2021-2026) — nhánh này KHÔNG soi nghiên cứu quan sát</w:t>
       </w:r>
     </w:p>
     <w:p>
+      <w:pPr>
+        <w:spacing w:before="0" w:after="160" w:lineRule="auto" w:line="360"/>
+        <w:jc w:val="both"/>
+      </w:pPr>
       <w:r>
-        <w:t>**Đối chiếu đăng ký:** ClinicalTrials.gov: 0 hồ sơ đăng ký khớp truy vấn (chỉ phủ thử nghiệm; nghiên cứu quan sát thường không đăng ký).</w:t>
+        <w:rPr>
+          <w:rFonts w:ascii="Times New Roman" w:hAnsi="Times New Roman" w:eastAsia="Times New Roman" w:cs="Times New Roman"/>
+          <w:b/>
+          <w:i w:val="0"/>
+          <w:sz w:val="26"/>
+        </w:rPr>
+        <w:t>Đối chiếu đăng ký:</w:t>
+      </w:r>
+      <w:r>
+        <w:rPr>
+          <w:rFonts w:ascii="Times New Roman" w:hAnsi="Times New Roman" w:eastAsia="Times New Roman" w:cs="Times New Roman"/>
+          <w:b w:val="0"/>
+          <w:i w:val="0"/>
+          <w:sz w:val="26"/>
+        </w:rPr>
+        <w:t xml:space="preserve"> ClinicalTrials.gov: 0 hồ sơ đăng ký khớp truy vấn (chỉ phủ thử nghiệm; nghiên cứu quan sát thường không đăng ký).</w:t>
       </w:r>
     </w:p>
     <w:p>
       <w:pPr>
-        <w:pStyle w:val="Heading2"/>
+        <w:spacing w:before="280" w:after="160" w:lineRule="auto" w:line="312"/>
       </w:pPr>
       <w:r>
+        <w:rPr>
+          <w:rFonts w:ascii="Times New Roman" w:hAnsi="Times New Roman" w:eastAsia="Times New Roman" w:cs="Times New Roman"/>
+          <w:b/>
+          <w:i w:val="0"/>
+          <w:sz w:val="28"/>
+        </w:rPr>
         <w:t>PHẦN 5 — THIẾT KẾ GỢI Ý SƠ BỘ (G1 quyết định chính thức)</w:t>
       </w:r>
     </w:p>
     <w:p>
+      <w:pPr>
+        <w:spacing w:before="0" w:after="160" w:lineRule="auto" w:line="360"/>
+        <w:jc w:val="both"/>
+      </w:pPr>
       <w:r>
+        <w:rPr>
+          <w:rFonts w:ascii="Times New Roman" w:hAnsi="Times New Roman" w:eastAsia="Times New Roman" w:cs="Times New Roman"/>
+          <w:b w:val="0"/>
+          <w:i w:val="0"/>
+          <w:sz w:val="26"/>
+        </w:rPr>
         <w:t>┌─────────────────────────────────────────────────────────────┐</w:t>
       </w:r>
     </w:p>
     <w:p>
+      <w:pPr>
+        <w:spacing w:before="0" w:after="160" w:lineRule="auto" w:line="360"/>
+        <w:jc w:val="both"/>
+      </w:pPr>
       <w:r>
+        <w:rPr>
+          <w:rFonts w:ascii="Times New Roman" w:hAnsi="Times New Roman" w:eastAsia="Times New Roman" w:cs="Times New Roman"/>
+          <w:b w:val="0"/>
+          <w:i w:val="0"/>
+          <w:sz w:val="26"/>
+        </w:rPr>
         <w:t>│ Ưu tiên 1 (hệ gợi ý từ bằng chứng thật):                   │</w:t>
       </w:r>
     </w:p>
     <w:p>
+      <w:pPr>
+        <w:spacing w:before="0" w:after="160" w:lineRule="auto" w:line="360"/>
+        <w:jc w:val="both"/>
+      </w:pPr>
       <w:r>
+        <w:rPr>
+          <w:rFonts w:ascii="Times New Roman" w:hAnsi="Times New Roman" w:eastAsia="Times New Roman" w:cs="Times New Roman"/>
+          <w:b w:val="0"/>
+          <w:i w:val="0"/>
+          <w:sz w:val="26"/>
+        </w:rPr>
         <w:t>│   RCT ngẫu nhiên có đối chứng HOẶC Cohort tiến cứu</w:t>
       </w:r>
     </w:p>
     <w:p>
+      <w:pPr>
+        <w:spacing w:before="0" w:after="160" w:lineRule="auto" w:line="360"/>
+        <w:jc w:val="both"/>
+      </w:pPr>
       <w:r>
+        <w:rPr>
+          <w:rFonts w:ascii="Times New Roman" w:hAnsi="Times New Roman" w:eastAsia="Times New Roman" w:cs="Times New Roman"/>
+          <w:b w:val="0"/>
+          <w:i w:val="0"/>
+          <w:sz w:val="26"/>
+        </w:rPr>
         <w:t>│   Lý do: suy từ 0 SR/MA · 0 RCT · 12 quan sát</w:t>
       </w:r>
     </w:p>
     <w:p>
+      <w:pPr>
+        <w:spacing w:before="0" w:after="160" w:lineRule="auto" w:line="360"/>
+        <w:jc w:val="both"/>
+      </w:pPr>
       <w:r>
         <w:rPr>
-          <w:color w:val="CC4400"/>
+          <w:rFonts w:ascii="Times New Roman" w:hAnsi="Times New Roman" w:eastAsia="Times New Roman" w:cs="Times New Roman"/>
+          <w:b w:val="0"/>
+          <w:i w:val="0"/>
+          <w:sz w:val="26"/>
         </w:rPr>
-        <w:t>│   Hạn chế: [CẦN BÁC SĨ NÊU — khả thi tại đơn vị?]         │</w:t>
+        <w:t xml:space="preserve">│   Hạn chế: </w:t>
+      </w:r>
+      <w:r>
+        <w:rPr>
+          <w:rFonts w:ascii="Times New Roman" w:hAnsi="Times New Roman" w:eastAsia="Times New Roman" w:cs="Times New Roman"/>
+          <w:b/>
+          <w:i/>
+          <w:color w:val="CC7700"/>
+          <w:sz w:val="26"/>
+        </w:rPr>
+        <w:t>[CẦN BÁC SĨ NÊU — khả thi tại đơn vị?]</w:t>
+      </w:r>
+      <w:r>
+        <w:rPr>
+          <w:rFonts w:ascii="Times New Roman" w:hAnsi="Times New Roman" w:eastAsia="Times New Roman" w:cs="Times New Roman"/>
+          <w:b w:val="0"/>
+          <w:i w:val="0"/>
+          <w:sz w:val="26"/>
+        </w:rPr>
+        <w:t xml:space="preserve">         │</w:t>
       </w:r>
     </w:p>
     <w:p>
+      <w:pPr>
+        <w:spacing w:before="0" w:after="160" w:lineRule="auto" w:line="360"/>
+        <w:jc w:val="both"/>
+      </w:pPr>
       <w:r>
+        <w:rPr>
+          <w:rFonts w:ascii="Times New Roman" w:hAnsi="Times New Roman" w:eastAsia="Times New Roman" w:cs="Times New Roman"/>
+          <w:b w:val="0"/>
+          <w:i w:val="0"/>
+          <w:sz w:val="26"/>
+        </w:rPr>
         <w:t>├─────────────────────────────────────────────────────────────┤</w:t>
       </w:r>
     </w:p>
     <w:p>
+      <w:pPr>
+        <w:spacing w:before="0" w:after="160" w:lineRule="auto" w:line="360"/>
+        <w:jc w:val="both"/>
+      </w:pPr>
       <w:r>
         <w:rPr>
-          <w:color w:val="CC4400"/>
+          <w:rFonts w:ascii="Times New Roman" w:hAnsi="Times New Roman" w:eastAsia="Times New Roman" w:cs="Times New Roman"/>
+          <w:b w:val="0"/>
+          <w:i w:val="0"/>
+          <w:sz w:val="26"/>
         </w:rPr>
-        <w:t>│ Ưu tiên 2 (phương án thay thế): [CẦN BÁC SĨ ẤN ĐỊNH]     │</w:t>
+        <w:t xml:space="preserve">│ Ưu tiên 2 (phương án thay thế): </w:t>
+      </w:r>
+      <w:r>
+        <w:rPr>
+          <w:rFonts w:ascii="Times New Roman" w:hAnsi="Times New Roman" w:eastAsia="Times New Roman" w:cs="Times New Roman"/>
+          <w:b/>
+          <w:i/>
+          <w:color w:val="CC7700"/>
+          <w:sz w:val="26"/>
+        </w:rPr>
+        <w:t>[CẦN BÁC SĨ ẤN ĐỊNH]</w:t>
+      </w:r>
+      <w:r>
+        <w:rPr>
+          <w:rFonts w:ascii="Times New Roman" w:hAnsi="Times New Roman" w:eastAsia="Times New Roman" w:cs="Times New Roman"/>
+          <w:b w:val="0"/>
+          <w:i w:val="0"/>
+          <w:sz w:val="26"/>
+        </w:rPr>
+        <w:t xml:space="preserve">     │</w:t>
       </w:r>
     </w:p>
     <w:p>
+      <w:pPr>
+        <w:spacing w:before="0" w:after="160" w:lineRule="auto" w:line="360"/>
+        <w:jc w:val="both"/>
+      </w:pPr>
       <w:r>
         <w:rPr>
-          <w:color w:val="CC4400"/>
+          <w:rFonts w:ascii="Times New Roman" w:hAnsi="Times New Roman" w:eastAsia="Times New Roman" w:cs="Times New Roman"/>
+          <w:b w:val="0"/>
+          <w:i w:val="0"/>
+          <w:sz w:val="26"/>
         </w:rPr>
-        <w:t>│   Lý do: [CẦN BÁC SĨ NÊU]                                 │</w:t>
+        <w:t xml:space="preserve">│   Lý do: </w:t>
+      </w:r>
+      <w:r>
+        <w:rPr>
+          <w:rFonts w:ascii="Times New Roman" w:hAnsi="Times New Roman" w:eastAsia="Times New Roman" w:cs="Times New Roman"/>
+          <w:b/>
+          <w:i/>
+          <w:color w:val="CC7700"/>
+          <w:sz w:val="26"/>
+        </w:rPr>
+        <w:t>[CẦN BÁC SĨ NÊU]</w:t>
+      </w:r>
+      <w:r>
+        <w:rPr>
+          <w:rFonts w:ascii="Times New Roman" w:hAnsi="Times New Roman" w:eastAsia="Times New Roman" w:cs="Times New Roman"/>
+          <w:b w:val="0"/>
+          <w:i w:val="0"/>
+          <w:sz w:val="26"/>
+        </w:rPr>
+        <w:t xml:space="preserve">                                 │</w:t>
       </w:r>
     </w:p>
     <w:p>
+      <w:pPr>
+        <w:spacing w:before="0" w:after="160" w:lineRule="auto" w:line="360"/>
+        <w:jc w:val="both"/>
+      </w:pPr>
       <w:r>
         <w:rPr>
-          <w:color w:val="CC4400"/>
+          <w:rFonts w:ascii="Times New Roman" w:hAnsi="Times New Roman" w:eastAsia="Times New Roman" w:cs="Times New Roman"/>
+          <w:b w:val="0"/>
+          <w:i w:val="0"/>
+          <w:sz w:val="26"/>
         </w:rPr>
-        <w:t>│   Hạn chế: [CẦN BÁC SĨ NÊU]                               │</w:t>
+        <w:t xml:space="preserve">│   Hạn chế: </w:t>
+      </w:r>
+      <w:r>
+        <w:rPr>
+          <w:rFonts w:ascii="Times New Roman" w:hAnsi="Times New Roman" w:eastAsia="Times New Roman" w:cs="Times New Roman"/>
+          <w:b/>
+          <w:i/>
+          <w:color w:val="CC7700"/>
+          <w:sz w:val="26"/>
+        </w:rPr>
+        <w:t>[CẦN BÁC SĨ NÊU]</w:t>
+      </w:r>
+      <w:r>
+        <w:rPr>
+          <w:rFonts w:ascii="Times New Roman" w:hAnsi="Times New Roman" w:eastAsia="Times New Roman" w:cs="Times New Roman"/>
+          <w:b w:val="0"/>
+          <w:i w:val="0"/>
+          <w:sz w:val="26"/>
+        </w:rPr>
+        <w:t xml:space="preserve">                               │</w:t>
       </w:r>
     </w:p>
     <w:p>
+      <w:pPr>
+        <w:spacing w:before="0" w:after="160" w:lineRule="auto" w:line="360"/>
+        <w:jc w:val="both"/>
+      </w:pPr>
       <w:r>
+        <w:rPr>
+          <w:rFonts w:ascii="Times New Roman" w:hAnsi="Times New Roman" w:eastAsia="Times New Roman" w:cs="Times New Roman"/>
+          <w:b w:val="0"/>
+          <w:i w:val="0"/>
+          <w:sz w:val="26"/>
+        </w:rPr>
         <w:t>└─────────────────────────────────────────────────────────────┘</w:t>
       </w:r>
     </w:p>
     <w:p>
+      <w:pPr>
+        <w:spacing w:before="0" w:after="160" w:lineRule="auto" w:line="360"/>
+        <w:jc w:val="both"/>
+      </w:pPr>
       <w:r>
-        <w:t>**Chuẩn báo cáo DỰ KIẾN** (theo ưu tiên 1; G1 chốt lại theo thiết kế thật):</w:t>
+        <w:rPr>
+          <w:rFonts w:ascii="Times New Roman" w:hAnsi="Times New Roman" w:eastAsia="Times New Roman" w:cs="Times New Roman"/>
+          <w:b/>
+          <w:i w:val="0"/>
+          <w:sz w:val="26"/>
+        </w:rPr>
+        <w:t>Chuẩn báo cáo DỰ KIẾN</w:t>
+      </w:r>
+      <w:r>
+        <w:rPr>
+          <w:rFonts w:ascii="Times New Roman" w:hAnsi="Times New Roman" w:eastAsia="Times New Roman" w:cs="Times New Roman"/>
+          <w:b w:val="0"/>
+          <w:i w:val="0"/>
+          <w:sz w:val="26"/>
+        </w:rPr>
+        <w:t xml:space="preserve"> (theo ưu tiên 1; G1 chốt lại theo thiết kế thật):</w:t>
       </w:r>
     </w:p>
     <w:p>
       <w:pPr>
         <w:pStyle w:val="ListBullet"/>
+        <w:spacing w:before="0" w:after="80" w:lineRule="auto" w:line="360"/>
+        <w:jc w:val="both"/>
       </w:pPr>
       <w:r>
+        <w:rPr>
+          <w:rFonts w:ascii="Times New Roman" w:hAnsi="Times New Roman" w:eastAsia="Times New Roman" w:cs="Times New Roman"/>
+          <w:b w:val="0"/>
+          <w:i w:val="0"/>
+          <w:sz w:val="26"/>
+        </w:rPr>
         <w:t>Mã thiết kế suy được: `rct`</w:t>
       </w:r>
     </w:p>
     <w:p>
       <w:pPr>
         <w:pStyle w:val="ListBullet"/>
+        <w:spacing w:before="0" w:after="80" w:lineRule="auto" w:line="360"/>
+        <w:jc w:val="both"/>
       </w:pPr>
       <w:r>
+        <w:rPr>
+          <w:rFonts w:ascii="Times New Roman" w:hAnsi="Times New Roman" w:eastAsia="Times New Roman" w:cs="Times New Roman"/>
+          <w:b w:val="0"/>
+          <w:i w:val="0"/>
+          <w:sz w:val="26"/>
+        </w:rPr>
         <w:t>Chuẩn báo cáo: CONSORT 2025</w:t>
       </w:r>
     </w:p>
     <w:p>
       <w:pPr>
         <w:pStyle w:val="ListBullet"/>
+        <w:spacing w:before="0" w:after="80" w:lineRule="auto" w:line="360"/>
+        <w:jc w:val="both"/>
       </w:pPr>
       <w:r>
+        <w:rPr>
+          <w:rFonts w:ascii="Times New Roman" w:hAnsi="Times New Roman" w:eastAsia="Times New Roman" w:cs="Times New Roman"/>
+          <w:b w:val="0"/>
+          <w:i w:val="0"/>
+          <w:sz w:val="26"/>
+        </w:rPr>
         <w:t>Chuẩn đề cương: SPIRIT 2025; đăng ký trial TRƯỚC tuyển mẫu; ICH-GCP nếu áp dụng</w:t>
       </w:r>
     </w:p>
     <w:p>
+      <w:pPr>
+        <w:spacing w:before="0" w:after="160" w:lineRule="auto" w:line="360"/>
+        <w:jc w:val="both"/>
+      </w:pPr>
       <w:r>
-        <w:t>*(Chuyển `thiet-ke-nghien-cuu` quyết định chi tiết ở G1)*</w:t>
+        <w:rPr>
+          <w:rFonts w:ascii="Times New Roman" w:hAnsi="Times New Roman" w:eastAsia="Times New Roman" w:cs="Times New Roman"/>
+          <w:b w:val="0"/>
+          <w:i/>
+          <w:sz w:val="26"/>
+        </w:rPr>
+        <w:t>(Chuyển `thiet-ke-nghien-cuu` quyết định chi tiết ở G1)</w:t>
       </w:r>
     </w:p>
     <w:p>
       <w:pPr>
-        <w:pStyle w:val="Heading2"/>
+        <w:spacing w:before="280" w:after="160" w:lineRule="auto" w:line="312"/>
       </w:pPr>
       <w:r>
+        <w:rPr>
+          <w:rFonts w:ascii="Times New Roman" w:hAnsi="Times New Roman" w:eastAsia="Times New Roman" w:cs="Times New Roman"/>
+          <w:b/>
+          <w:i w:val="0"/>
+          <w:sz w:val="28"/>
+        </w:rPr>
         <w:t>PHẦN 6 — TIÊU CHÍ QUA CỔNG G0</w:t>
       </w:r>
     </w:p>
     <w:p>
+      <w:pPr>
+        <w:spacing w:before="0" w:after="160" w:lineRule="auto" w:line="360"/>
+        <w:jc w:val="both"/>
+      </w:pPr>
       <w:r>
+        <w:rPr>
+          <w:rFonts w:ascii="Times New Roman" w:hAnsi="Times New Roman" w:eastAsia="Times New Roman" w:cs="Times New Roman"/>
+          <w:b w:val="0"/>
+          <w:i w:val="0"/>
+          <w:sz w:val="26"/>
+        </w:rPr>
         <w:t>Hệ chấm bằng `tools/g0_quality_gate.py`; báo cáo đầy đủ ở `G0_QUALITY_REPORT.md`.</w:t>
       </w:r>
     </w:p>
     <w:p>
+      <w:pPr>
+        <w:spacing w:before="0" w:after="160" w:lineRule="auto" w:line="360"/>
+        <w:jc w:val="both"/>
+      </w:pPr>
       <w:r>
-        <w:t>**Ô tick dưới đây chỉ để đọc — nơi hệ ĐỌC THẬT là `study_meta.json → gate_params.G0`.**</w:t>
+        <w:rPr>
+          <w:rFonts w:ascii="Times New Roman" w:hAnsi="Times New Roman" w:eastAsia="Times New Roman" w:cs="Times New Roman"/>
+          <w:b/>
+          <w:i w:val="0"/>
+          <w:sz w:val="26"/>
+        </w:rPr>
+        <w:t>Ô tick dưới đây chỉ để đọc — nơi hệ ĐỌC THẬT là `study_meta.json → gate_params.G0`.</w:t>
       </w:r>
     </w:p>
     <w:p>
+      <w:pPr>
+        <w:spacing w:before="0" w:after="160" w:lineRule="auto" w:line="360"/>
+        <w:jc w:val="both"/>
+      </w:pPr>
       <w:r>
+        <w:rPr>
+          <w:rFonts w:ascii="Times New Roman" w:hAnsi="Times New Roman" w:eastAsia="Times New Roman" w:cs="Times New Roman"/>
+          <w:b w:val="0"/>
+          <w:i w:val="0"/>
+          <w:sz w:val="26"/>
+        </w:rPr>
         <w:t>PHẦN MÁY LÀM ĐƯỢC (tự động)</w:t>
       </w:r>
     </w:p>
     <w:p>
+      <w:pPr>
+        <w:spacing w:before="0" w:after="160" w:lineRule="auto" w:line="360"/>
+        <w:jc w:val="both"/>
+      </w:pPr>
       <w:r>
-        <w:t>☑ Topic đề tài đã có</w:t>
+        <w:rPr>
+          <w:rFonts w:ascii="Times New Roman" w:hAnsi="Times New Roman" w:eastAsia="Times New Roman" w:cs="Times New Roman"/>
+          <w:b w:val="0"/>
+          <w:i w:val="0"/>
+          <w:sz w:val="26"/>
+        </w:rPr>
+        <w:t>■ Topic đề tài đã có</w:t>
       </w:r>
     </w:p>
     <w:p>
+      <w:pPr>
+        <w:spacing w:before="0" w:after="160" w:lineRule="auto" w:line="360"/>
+        <w:jc w:val="both"/>
+      </w:pPr>
       <w:r>
-        <w:t>☑ Truy vấn PubMed đã chạy (12 bài tải về / 12 PMID duy nhất)</w:t>
+        <w:rPr>
+          <w:rFonts w:ascii="Times New Roman" w:hAnsi="Times New Roman" w:eastAsia="Times New Roman" w:cs="Times New Roman"/>
+          <w:b w:val="0"/>
+          <w:i w:val="0"/>
+          <w:sz w:val="26"/>
+        </w:rPr>
+        <w:t>■ Truy vấn PubMed đã chạy (12 bài tải về / 12 PMID duy nhất)</w:t>
       </w:r>
     </w:p>
     <w:p>
+      <w:pPr>
+        <w:spacing w:before="0" w:after="160" w:lineRule="auto" w:line="360"/>
+        <w:jc w:val="both"/>
+      </w:pPr>
       <w:r>
-        <w:t>☑ Khoảng trống nghiên cứu đã phân tích</w:t>
+        <w:rPr>
+          <w:rFonts w:ascii="Times New Roman" w:hAnsi="Times New Roman" w:eastAsia="Times New Roman" w:cs="Times New Roman"/>
+          <w:b w:val="0"/>
+          <w:i w:val="0"/>
+          <w:sz w:val="26"/>
+        </w:rPr>
+        <w:t>■ Khoảng trống nghiên cứu đã phân tích</w:t>
       </w:r>
     </w:p>
     <w:p>
+      <w:pPr>
+        <w:spacing w:before="0" w:after="160" w:lineRule="auto" w:line="360"/>
+        <w:jc w:val="both"/>
+      </w:pPr>
       <w:r>
-        <w:t>☑ Đã tra đăng ký nghiên cứu đang tiến hành</w:t>
+        <w:rPr>
+          <w:rFonts w:ascii="Times New Roman" w:hAnsi="Times New Roman" w:eastAsia="Times New Roman" w:cs="Times New Roman"/>
+          <w:b w:val="0"/>
+          <w:i w:val="0"/>
+          <w:sz w:val="26"/>
+        </w:rPr>
+        <w:t>■ Đã tra đăng ký nghiên cứu đang tiến hành</w:t>
       </w:r>
     </w:p>
     <w:p>
+      <w:pPr>
+        <w:spacing w:before="0" w:after="160" w:lineRule="auto" w:line="360"/>
+        <w:jc w:val="both"/>
+      </w:pPr>
       <w:r>
+        <w:rPr>
+          <w:rFonts w:ascii="Times New Roman" w:hAnsi="Times New Roman" w:eastAsia="Times New Roman" w:cs="Times New Roman"/>
+          <w:b w:val="0"/>
+          <w:i w:val="0"/>
+          <w:sz w:val="26"/>
+        </w:rPr>
         <w:t>PHẦN CHỈ BÁC SĨ QUYẾT ĐƯỢC (hệ KHÔNG tự điền)</w:t>
       </w:r>
     </w:p>
     <w:p>
+      <w:pPr>
+        <w:spacing w:before="0" w:after="160" w:lineRule="auto" w:line="360"/>
+        <w:jc w:val="both"/>
+      </w:pPr>
       <w:r>
-        <w:t>☐ PICO/PECO 4 thành phần            → gate_params.G0.population/intervention/comparison/outcomes</w:t>
+        <w:rPr>
+          <w:rFonts w:ascii="Times New Roman" w:hAnsi="Times New Roman" w:eastAsia="Times New Roman" w:cs="Times New Roman"/>
+          <w:b w:val="0"/>
+          <w:i w:val="0"/>
+          <w:sz w:val="26"/>
+        </w:rPr>
+        <w:t>□ PICO/PECO 4 thành phần            → gate_params.G0.population/intervention/comparison/outcomes</w:t>
       </w:r>
     </w:p>
     <w:p>
+      <w:pPr>
+        <w:spacing w:before="0" w:after="160" w:lineRule="auto" w:line="360"/>
+        <w:jc w:val="both"/>
+      </w:pPr>
       <w:r>
-        <w:t>☐ Kết cục CHÍNH duy nhất + thang đo + thời điểm → .primary_outcome{,_measure,_timepoint}</w:t>
+        <w:rPr>
+          <w:rFonts w:ascii="Times New Roman" w:hAnsi="Times New Roman" w:eastAsia="Times New Roman" w:cs="Times New Roman"/>
+          <w:b w:val="0"/>
+          <w:i w:val="0"/>
+          <w:sz w:val="26"/>
+        </w:rPr>
+        <w:t>□ Kết cục CHÍNH duy nhất + thang đo + thời điểm → .primary_outcome{,_measure,_timepoint}</w:t>
       </w:r>
     </w:p>
     <w:p>
+      <w:pPr>
+        <w:spacing w:before="0" w:after="160" w:lineRule="auto" w:line="360"/>
+        <w:jc w:val="both"/>
+      </w:pPr>
       <w:r>
-        <w:t>☐ Giả thuyết H0/H1 + chiều kỳ vọng  → .hypothesis_h0/.hypothesis_h1/.expected_direction</w:t>
+        <w:rPr>
+          <w:rFonts w:ascii="Times New Roman" w:hAnsi="Times New Roman" w:eastAsia="Times New Roman" w:cs="Times New Roman"/>
+          <w:b w:val="0"/>
+          <w:i w:val="0"/>
+          <w:sz w:val="26"/>
+        </w:rPr>
+        <w:t>□ Giả thuyết H0/H1 + chiều kỳ vọng  → .hypothesis_h0/.hypothesis_h1/.expected_direction</w:t>
       </w:r>
     </w:p>
     <w:p>
+      <w:pPr>
+        <w:spacing w:before="0" w:after="160" w:lineRule="auto" w:line="360"/>
+        <w:jc w:val="both"/>
+      </w:pPr>
       <w:r>
-        <w:t>☐ Loại câu hỏi + loại kiểm định     → .question_type/.test_type</w:t>
+        <w:rPr>
+          <w:rFonts w:ascii="Times New Roman" w:hAnsi="Times New Roman" w:eastAsia="Times New Roman" w:cs="Times New Roman"/>
+          <w:b w:val="0"/>
+          <w:i w:val="0"/>
+          <w:sz w:val="26"/>
+        </w:rPr>
+        <w:t>□ Loại câu hỏi + loại kiểm định     → .question_type/.test_type</w:t>
       </w:r>
     </w:p>
     <w:p>
+      <w:pPr>
+        <w:spacing w:before="0" w:after="160" w:lineRule="auto" w:line="360"/>
+        <w:jc w:val="both"/>
+      </w:pPr>
       <w:r>
-        <w:t>☐ FINER 5 tiêu chí                  → .finer_feasible/_interesting/_novel/_ethical/_relevant</w:t>
+        <w:rPr>
+          <w:rFonts w:ascii="Times New Roman" w:hAnsi="Times New Roman" w:eastAsia="Times New Roman" w:cs="Times New Roman"/>
+          <w:b w:val="0"/>
+          <w:i w:val="0"/>
+          <w:sz w:val="26"/>
+        </w:rPr>
+        <w:t>□ FINER 5 tiêu chí                  → .finer_feasible/_interesting/_novel/_ethical/_relevant</w:t>
       </w:r>
     </w:p>
     <w:p>
+      <w:pPr>
+        <w:spacing w:before="0" w:after="160" w:lineRule="auto" w:line="360"/>
+        <w:jc w:val="both"/>
+      </w:pPr>
       <w:r>
-        <w:t>☐ Đã đọc lại bằng chứng + biện minh tính mới → .evidence_reviewed_confirmed/.novelty_justification</w:t>
+        <w:rPr>
+          <w:rFonts w:ascii="Times New Roman" w:hAnsi="Times New Roman" w:eastAsia="Times New Roman" w:cs="Times New Roman"/>
+          <w:b w:val="0"/>
+          <w:i w:val="0"/>
+          <w:sz w:val="26"/>
+        </w:rPr>
+        <w:t>□ Đã đọc lại bằng chứng + biện minh tính mới → .evidence_reviewed_confirmed/.novelty_justification</w:t>
       </w:r>
     </w:p>
     <w:p>
+      <w:pPr>
+        <w:spacing w:before="0" w:after="160" w:lineRule="auto" w:line="360"/>
+        <w:jc w:val="both"/>
+      </w:pPr>
       <w:r>
-        <w:t>☐ Chốt PICO (vai trò + thời điểm)   → .pico_confirmed/.reviewed_by_role/.reviewed_at</w:t>
+        <w:rPr>
+          <w:rFonts w:ascii="Times New Roman" w:hAnsi="Times New Roman" w:eastAsia="Times New Roman" w:cs="Times New Roman"/>
+          <w:b w:val="0"/>
+          <w:i w:val="0"/>
+          <w:sz w:val="26"/>
+        </w:rPr>
+        <w:t>□ Chốt PICO (vai trò + thời điểm)   → .pico_confirmed/.reviewed_by_role/.reviewed_at</w:t>
       </w:r>
     </w:p>
     <w:p>
+      <w:pPr>
+        <w:spacing w:before="0" w:after="160" w:lineRule="auto" w:line="360"/>
+        <w:jc w:val="both"/>
+      </w:pPr>
       <w:r>
-        <w:t>**Hành động tiếp theo của bác sĩ:**</w:t>
+        <w:rPr>
+          <w:rFonts w:ascii="Times New Roman" w:hAnsi="Times New Roman" w:eastAsia="Times New Roman" w:cs="Times New Roman"/>
+          <w:b/>
+          <w:i w:val="0"/>
+          <w:sz w:val="26"/>
+        </w:rPr>
+        <w:t>Hành động tiếp theo của bác sĩ:</w:t>
       </w:r>
     </w:p>
     <w:p>
+      <w:pPr>
+        <w:pStyle w:val="ListNumber"/>
+        <w:spacing w:before="0" w:after="120" w:lineRule="auto" w:line="360"/>
+        <w:jc w:val="both"/>
+      </w:pPr>
       <w:r>
-        <w:t>1. Đọc danh sách bài ở §3 (click PMID) và hồ sơ đăng ký ở §3.6</w:t>
+        <w:rPr>
+          <w:rFonts w:ascii="Times New Roman" w:hAnsi="Times New Roman" w:eastAsia="Times New Roman" w:cs="Times New Roman"/>
+          <w:b w:val="0"/>
+          <w:i w:val="0"/>
+          <w:sz w:val="26"/>
+        </w:rPr>
+        <w:t>Đọc danh sách bài ở §3 (click PMID) và hồ sơ đăng ký ở §3.6</w:t>
       </w:r>
     </w:p>
     <w:p>
+      <w:pPr>
+        <w:pStyle w:val="ListNumber"/>
+        <w:spacing w:before="0" w:after="120" w:lineRule="auto" w:line="360"/>
+        <w:jc w:val="both"/>
+      </w:pPr>
       <w:r>
-        <w:t>2. Mở `study_meta.json`, điền khối `gate_params.G0` theo bảng trên</w:t>
+        <w:rPr>
+          <w:rFonts w:ascii="Times New Roman" w:hAnsi="Times New Roman" w:eastAsia="Times New Roman" w:cs="Times New Roman"/>
+          <w:b w:val="0"/>
+          <w:i w:val="0"/>
+          <w:sz w:val="26"/>
+        </w:rPr>
+        <w:t>Mở `study_meta.json`, điền khối `gate_params.G0` theo bảng trên</w:t>
       </w:r>
     </w:p>
     <w:p>
+      <w:pPr>
+        <w:pStyle w:val="ListNumber"/>
+        <w:spacing w:before="0" w:after="120" w:lineRule="auto" w:line="360"/>
+        <w:jc w:val="both"/>
+      </w:pPr>
       <w:r>
-        <w:t>3. Chạy `python tools/g0_quality_gate.py --study hai-long-benh-nhan-C1a-BVQY175` để xem còn thiếu gì</w:t>
+        <w:rPr>
+          <w:rFonts w:ascii="Times New Roman" w:hAnsi="Times New Roman" w:eastAsia="Times New Roman" w:cs="Times New Roman"/>
+          <w:b w:val="0"/>
+          <w:i w:val="0"/>
+          <w:sz w:val="26"/>
+        </w:rPr>
+        <w:t>Chạy `python tools/g0_quality_gate.py --study hai-long-benh-nhan-C1a-BVQY175` để xem còn thiếu gì</w:t>
       </w:r>
     </w:p>
     <w:p>
+      <w:pPr>
+        <w:pStyle w:val="ListNumber"/>
+        <w:spacing w:before="0" w:after="120" w:lineRule="auto" w:line="360"/>
+        <w:jc w:val="both"/>
+      </w:pPr>
       <w:r>
-        <w:t>4. Khi trạng thái đạt `PASS_G0_CONFIRMED` thì mới chạy G1 (`thiet-ke-nghien-cuu`)</w:t>
+        <w:rPr>
+          <w:rFonts w:ascii="Times New Roman" w:hAnsi="Times New Roman" w:eastAsia="Times New Roman" w:cs="Times New Roman"/>
+          <w:b w:val="0"/>
+          <w:i w:val="0"/>
+          <w:sz w:val="26"/>
+        </w:rPr>
+        <w:t>Khi trạng thái đạt `PASS_G0_CONFIRMED` thì mới chạy G1 (`thiet-ke-nghien-cuu`)</w:t>
       </w:r>
     </w:p>
     <w:p>
+      <w:pPr>
+        <w:spacing w:before="120" w:after="200" w:lineRule="auto" w:line="312"/>
+        <w:jc w:val="both"/>
+        <w:ind w:left="567" w:right="567"/>
+      </w:pPr>
       <w:r>
-        <w:t>&gt; G0 KHÔNG tự kích hoạt G1. Bác sĩ tự chạy G1 sau khi chốt câu hỏi.</w:t>
+        <w:rPr>
+          <w:rFonts w:ascii="Times New Roman" w:hAnsi="Times New Roman" w:eastAsia="Times New Roman" w:cs="Times New Roman"/>
+          <w:b w:val="0"/>
+          <w:i/>
+          <w:sz w:val="22"/>
+        </w:rPr>
+        <w:t>G0 KHÔNG tự kích hoạt G1. Bác sĩ tự chạy G1 sau khi chốt câu hỏi.</w:t>
       </w:r>
     </w:p>
     <w:p>
+      <w:pPr>
+        <w:spacing w:before="0" w:after="160" w:lineRule="auto" w:line="360"/>
+        <w:jc w:val="both"/>
+      </w:pPr>
       <w:r>
-        <w:t>*Cần bác sĩ kiểm chứng. Artifact này [BẢN NHÁP TỰ ĐỘNG] — bác sĩ xác nhận trước khi tiến G1.*</w:t>
+        <w:rPr>
+          <w:rFonts w:ascii="Times New Roman" w:hAnsi="Times New Roman" w:eastAsia="Times New Roman" w:cs="Times New Roman"/>
+          <w:b w:val="0"/>
+          <w:i/>
+          <w:sz w:val="26"/>
+        </w:rPr>
+        <w:t>Cần bác sĩ kiểm chứng. Artifact này [BẢN NHÁP TỰ ĐỘNG] — bác sĩ xác nhận trước khi tiến G1.</w:t>
       </w:r>
     </w:p>
     <w:sectPr>
-      <w:pgSz w:w="12240" w:h="15840"/>
-      <w:pgMar w:top="1440" w:right="1800" w:bottom="1440" w:left="1800" w:header="720" w:footer="720" w:gutter="0"/>
+      <w:footerReference w:type="default" r:id="rId9"/>
+      <w:pgSz w:w="11906" w:h="16838"/>
+      <w:pgMar w:top="1417" w:right="1134" w:bottom="1417" w:left="1701" w:header="720" w:footer="720" w:gutter="0"/>
       <w:cols w:space="720"/>
       <w:docGrid w:linePitch="360"/>
     </w:sectPr>
   </w:body>
 </w:document>
+</file>
+
+<file path=word/footer1.xml><?xml version="1.0" encoding="utf-8"?>
+<w:ftr xmlns:m="http://schemas.openxmlformats.org/officeDocument/2006/math" xmlns:mc="http://schemas.openxmlformats.org/markup-compatibility/2006" xmlns:mo="http://schemas.microsoft.com/office/mac/office/2008/main" xmlns:mv="urn:schemas-microsoft-com:mac:vml" xmlns:o="urn:schemas-microsoft-com:office:office" xmlns:r="http://schemas.openxmlformats.org/officeDocument/2006/relationships" xmlns:v="urn:schemas-microsoft-com:vml" xmlns:w10="urn:schemas-microsoft-com:office:word" xmlns:w14="http://schemas.microsoft.com/office/word/2010/wordml" xmlns:w="http://schemas.openxmlformats.org/wordprocessingml/2006/main" xmlns:wne="http://schemas.microsoft.com/office/word/2006/wordml" xmlns:wp14="http://schemas.microsoft.com/office/word/2010/wordprocessingDrawing" xmlns:wp="http://schemas.openxmlformats.org/drawingml/2006/wordprocessingDrawing" xmlns:wpc="http://schemas.microsoft.com/office/word/2010/wordprocessingCanvas" xmlns:wpg="http://schemas.microsoft.com/office/word/2010/wordprocessingGroup" xmlns:wpi="http://schemas.microsoft.com/office/word/2010/wordprocessingInk" xmlns:wps="http://schemas.microsoft.com/office/word/2010/wordprocessingShape" mc:Ignorable="w14 wp14">
+  <w:p>
+    <w:pPr>
+      <w:pStyle w:val="Footer"/>
+      <w:spacing w:before="0" w:after="0" w:lineRule="auto" w:line="240"/>
+      <w:jc w:val="center"/>
+    </w:pPr>
+    <w:r>
+      <w:rPr>
+        <w:rFonts w:ascii="Times New Roman" w:hAnsi="Times New Roman" w:eastAsia="Times New Roman" w:cs="Times New Roman"/>
+        <w:b w:val="0"/>
+        <w:i w:val="0"/>
+        <w:sz w:val="20"/>
+      </w:rPr>
+      <w:t xml:space="preserve">Trang </w:t>
+    </w:r>
+    <w:r>
+      <w:rPr>
+        <w:rFonts w:ascii="Times New Roman" w:hAnsi="Times New Roman" w:eastAsia="Times New Roman" w:cs="Times New Roman"/>
+        <w:b w:val="0"/>
+        <w:i w:val="0"/>
+        <w:sz w:val="20"/>
+      </w:rPr>
+      <w:fldChar w:fldCharType="begin"/>
+      <w:instrText xml:space="preserve">PAGE</w:instrText>
+      <w:fldChar w:fldCharType="separate"/>
+      <w:fldChar w:fldCharType="end"/>
+    </w:r>
+  </w:p>
+</w:ftr>
 </file>
 
 <file path=word/numbering.xml><?xml version="1.0" encoding="utf-8"?>
@@ -1499,6 +3978,10 @@
     <w:name w:val="Normal"/>
     <w:qFormat/>
     <w:rsid w:val="00FC693F"/>
+    <w:rPr>
+      <w:rFonts w:ascii="Times New Roman" w:hAnsi="Times New Roman" w:eastAsia="Times New Roman" w:cs="Times New Roman"/>
+      <w:sz w:val="26"/>
+    </w:rPr>
   </w:style>
   <w:style w:type="paragraph" w:styleId="Header">
     <w:name w:val="header"/>

--- a/exports/hai-long-benh-nhan-C1a-BVQY175/G0_A1_PICO_FINER_hai-long-benh-nhan-C1a-BVQY175.docx
+++ b/exports/hai-long-benh-nhan-C1a-BVQY175/G0_A1_PICO_FINER_hai-long-benh-nhan-C1a-BVQY175.docx
@@ -152,7 +152,7 @@
           <w:i/>
           <w:sz w:val="22"/>
         </w:rPr>
-        <w:t xml:space="preserve"> mà là `study_meta.json →</w:t>
+        <w:t xml:space="preserve"> mà là `study_meta.json đến </w:t>
       </w:r>
     </w:p>
     <w:p>
@@ -277,7 +277,7 @@
           <w:i w:val="0"/>
           <w:sz w:val="26"/>
         </w:rPr>
-        <w:t>═══════════════════════════════════════════════════════</w:t>
+        <w:t>------------------------------------------------------------</w:t>
       </w:r>
     </w:p>
     <w:p>
@@ -400,7 +400,7 @@
           <w:i w:val="0"/>
           <w:sz w:val="26"/>
         </w:rPr>
-        <w:t>═══════════════════════════════════════════════════════</w:t>
+        <w:t>------------------------------------------------------------</w:t>
       </w:r>
     </w:p>
     <w:p>
@@ -415,7 +415,7 @@
           <w:i w:val="0"/>
           <w:sz w:val="26"/>
         </w:rPr>
-        <w:t>┌─────────────────────────────────────────────────────────┐</w:t>
+        <w:t>------------------------------------------------------------</w:t>
       </w:r>
     </w:p>
     <w:p>
@@ -430,7 +430,7 @@
           <w:i w:val="0"/>
           <w:sz w:val="26"/>
         </w:rPr>
-        <w:t>│ P — POPULATION (Dân số/Bệnh nhân)                      │</w:t>
+        <w:t xml:space="preserve">  P — POPULATION (Dân số/Bệnh nhân)</w:t>
       </w:r>
     </w:p>
     <w:p>
@@ -445,7 +445,7 @@
           <w:i w:val="0"/>
           <w:sz w:val="26"/>
         </w:rPr>
-        <w:t xml:space="preserve">│   Đặc điểm: </w:t>
+        <w:t xml:space="preserve">  Đặc điểm:</w:t>
       </w:r>
       <w:r>
         <w:rPr>
@@ -463,7 +463,7 @@
           <w:i w:val="0"/>
           <w:sz w:val="26"/>
         </w:rPr>
-        <w:t xml:space="preserve">          │</w:t>
+        <w:t>------------------------------------------------------------</w:t>
       </w:r>
     </w:p>
     <w:p>
@@ -478,7 +478,7 @@
           <w:i w:val="0"/>
           <w:sz w:val="26"/>
         </w:rPr>
-        <w:t xml:space="preserve">│   Tiêu chí chọn: </w:t>
+        <w:t xml:space="preserve">  Tiêu chí chọn:</w:t>
       </w:r>
       <w:r>
         <w:rPr>
@@ -497,7 +497,7 @@
           <w:i w:val="0"/>
           <w:sz w:val="26"/>
         </w:rPr>
-        <w:t xml:space="preserve">               │</w:t>
+        <w:t>------------------------------------------------------------</w:t>
       </w:r>
     </w:p>
     <w:p>
@@ -512,7 +512,7 @@
           <w:i w:val="0"/>
           <w:sz w:val="26"/>
         </w:rPr>
-        <w:t xml:space="preserve">│   Tiêu chí loại: </w:t>
+        <w:t xml:space="preserve">  Tiêu chí loại:</w:t>
       </w:r>
       <w:r>
         <w:rPr>
@@ -531,7 +531,7 @@
           <w:i w:val="0"/>
           <w:sz w:val="26"/>
         </w:rPr>
-        <w:t xml:space="preserve">               │</w:t>
+        <w:t>------------------------------------------------------------</w:t>
       </w:r>
     </w:p>
     <w:p>
@@ -546,7 +546,7 @@
           <w:i w:val="0"/>
           <w:sz w:val="26"/>
         </w:rPr>
-        <w:t>│   Bối cảnh: Ngoại trú / Nội trú / Cộng đồng           │</w:t>
+        <w:t xml:space="preserve">  Bối cảnh: Ngoại trú / Nội trú / Cộng đồng</w:t>
       </w:r>
     </w:p>
     <w:p>
@@ -561,7 +561,7 @@
           <w:i w:val="0"/>
           <w:sz w:val="26"/>
         </w:rPr>
-        <w:t>├─────────────────────────────────────────────────────────┤</w:t>
+        <w:t>------------------------------------------------------------</w:t>
       </w:r>
     </w:p>
     <w:p>
@@ -576,7 +576,7 @@
           <w:i w:val="0"/>
           <w:sz w:val="26"/>
         </w:rPr>
-        <w:t>│ I — INTERVENTION / E — EXPOSURE                         │</w:t>
+        <w:t xml:space="preserve">  I — INTERVENTION / E — EXPOSURE</w:t>
       </w:r>
     </w:p>
     <w:p>
@@ -591,7 +591,7 @@
           <w:i w:val="0"/>
           <w:sz w:val="26"/>
         </w:rPr>
-        <w:t xml:space="preserve">│   Can thiệp/Phơi nhiễm: </w:t>
+        <w:t xml:space="preserve">  Can thiệp/Phơi nhiễm:</w:t>
       </w:r>
       <w:r>
         <w:rPr>
@@ -609,7 +609,7 @@
           <w:i w:val="0"/>
           <w:sz w:val="26"/>
         </w:rPr>
-        <w:t xml:space="preserve">             │</w:t>
+        <w:t>------------------------------------------------------------</w:t>
       </w:r>
     </w:p>
     <w:p>
@@ -624,7 +624,7 @@
           <w:i w:val="0"/>
           <w:sz w:val="26"/>
         </w:rPr>
-        <w:t xml:space="preserve">│   Liều/thời gian: </w:t>
+        <w:t xml:space="preserve">  Liều/thời gian:</w:t>
       </w:r>
       <w:r>
         <w:rPr>
@@ -643,7 +643,7 @@
           <w:i w:val="0"/>
           <w:sz w:val="26"/>
         </w:rPr>
-        <w:t xml:space="preserve">              │</w:t>
+        <w:t>------------------------------------------------------------</w:t>
       </w:r>
     </w:p>
     <w:p>
@@ -658,7 +658,7 @@
           <w:i w:val="0"/>
           <w:sz w:val="26"/>
         </w:rPr>
-        <w:t>├─────────────────────────────────────────────────────────┤</w:t>
+        <w:t>------------------------------------------------------------</w:t>
       </w:r>
     </w:p>
     <w:p>
@@ -673,7 +673,7 @@
           <w:i w:val="0"/>
           <w:sz w:val="26"/>
         </w:rPr>
-        <w:t>│ C — COMPARISON (So sánh)                               │</w:t>
+        <w:t xml:space="preserve">  C — COMPARISON (So sánh)</w:t>
       </w:r>
     </w:p>
     <w:p>
@@ -688,7 +688,7 @@
           <w:i w:val="0"/>
           <w:sz w:val="26"/>
         </w:rPr>
-        <w:t xml:space="preserve">│   Từ evidence tìm được: </w:t>
+        <w:t xml:space="preserve">  Từ evidence tìm được:</w:t>
       </w:r>
       <w:r>
         <w:rPr>
@@ -706,7 +706,7 @@
           <w:i w:val="0"/>
           <w:sz w:val="26"/>
         </w:rPr>
-        <w:t xml:space="preserve">             │</w:t>
+        <w:t>------------------------------------------------------------</w:t>
       </w:r>
     </w:p>
     <w:p>
@@ -721,7 +721,7 @@
           <w:i w:val="0"/>
           <w:sz w:val="26"/>
         </w:rPr>
-        <w:t xml:space="preserve">│   </w:t>
+        <w:t>------------------------------------------------------------</w:t>
       </w:r>
       <w:r>
         <w:rPr>
@@ -740,7 +740,7 @@
           <w:i w:val="0"/>
           <w:sz w:val="26"/>
         </w:rPr>
-        <w:t xml:space="preserve">                              │</w:t>
+        <w:t>------------------------------------------------------------</w:t>
       </w:r>
     </w:p>
     <w:p>
@@ -755,7 +755,7 @@
           <w:i w:val="0"/>
           <w:sz w:val="26"/>
         </w:rPr>
-        <w:t>├─────────────────────────────────────────────────────────┤</w:t>
+        <w:t>------------------------------------------------------------</w:t>
       </w:r>
     </w:p>
     <w:p>
@@ -770,7 +770,7 @@
           <w:i w:val="0"/>
           <w:sz w:val="26"/>
         </w:rPr>
-        <w:t>│ O — OUTCOMES (Kết cục)                                 │</w:t>
+        <w:t xml:space="preserve">  O — OUTCOMES (Kết cục)</w:t>
       </w:r>
     </w:p>
     <w:p>
@@ -785,7 +785,7 @@
           <w:i w:val="0"/>
           <w:sz w:val="26"/>
         </w:rPr>
-        <w:t>│   Kết cục CHÍNH — CHỈ ĐƯỢC 1:                          │</w:t>
+        <w:t xml:space="preserve">  Kết cục CHÍNH — CHỈ ĐƯỢC 1:</w:t>
       </w:r>
     </w:p>
     <w:p>
@@ -800,7 +800,7 @@
           <w:i w:val="0"/>
           <w:sz w:val="26"/>
         </w:rPr>
-        <w:t xml:space="preserve">│     Tên kết cục: </w:t>
+        <w:t xml:space="preserve">  Tên kết cục:</w:t>
       </w:r>
       <w:r>
         <w:rPr>
@@ -819,7 +819,7 @@
           <w:i w:val="0"/>
           <w:sz w:val="26"/>
         </w:rPr>
-        <w:t xml:space="preserve">                │</w:t>
+        <w:t>------------------------------------------------------------</w:t>
       </w:r>
     </w:p>
     <w:p>
@@ -834,7 +834,7 @@
           <w:i w:val="0"/>
           <w:sz w:val="26"/>
         </w:rPr>
-        <w:t xml:space="preserve">│     Định nghĩa/công cụ đo: </w:t>
+        <w:t xml:space="preserve">  Định nghĩa/công cụ đo:</w:t>
       </w:r>
       <w:r>
         <w:rPr>
@@ -853,7 +853,7 @@
           <w:i w:val="0"/>
           <w:sz w:val="26"/>
         </w:rPr>
-        <w:t xml:space="preserve">      │</w:t>
+        <w:t>------------------------------------------------------------</w:t>
       </w:r>
     </w:p>
     <w:p>
@@ -868,7 +868,7 @@
           <w:i w:val="0"/>
           <w:sz w:val="26"/>
         </w:rPr>
-        <w:t xml:space="preserve">│     Đơn vị/thang đo: </w:t>
+        <w:t xml:space="preserve">  Đơn vị/thang đo:</w:t>
       </w:r>
       <w:r>
         <w:rPr>
@@ -887,7 +887,7 @@
           <w:i w:val="0"/>
           <w:sz w:val="26"/>
         </w:rPr>
-        <w:t xml:space="preserve">            │</w:t>
+        <w:t>------------------------------------------------------------</w:t>
       </w:r>
     </w:p>
     <w:p>
@@ -902,7 +902,7 @@
           <w:i w:val="0"/>
           <w:sz w:val="26"/>
         </w:rPr>
-        <w:t xml:space="preserve">│     Thời điểm đo: </w:t>
+        <w:t xml:space="preserve">  Thời điểm đo:</w:t>
       </w:r>
       <w:r>
         <w:rPr>
@@ -921,7 +921,7 @@
           <w:i w:val="0"/>
           <w:sz w:val="26"/>
         </w:rPr>
-        <w:t xml:space="preserve">               │</w:t>
+        <w:t>------------------------------------------------------------</w:t>
       </w:r>
     </w:p>
     <w:p>
@@ -936,7 +936,7 @@
           <w:i w:val="0"/>
           <w:sz w:val="26"/>
         </w:rPr>
-        <w:t xml:space="preserve">│   Kết cục PHỤ 1: </w:t>
+        <w:t xml:space="preserve">  Kết cục PHỤ 1:</w:t>
       </w:r>
       <w:r>
         <w:rPr>
@@ -955,7 +955,7 @@
           <w:i w:val="0"/>
           <w:sz w:val="26"/>
         </w:rPr>
-        <w:t xml:space="preserve">               │</w:t>
+        <w:t>------------------------------------------------------------</w:t>
       </w:r>
     </w:p>
     <w:p>
@@ -970,7 +970,7 @@
           <w:i w:val="0"/>
           <w:sz w:val="26"/>
         </w:rPr>
-        <w:t xml:space="preserve">│   Kết cục PHỤ 2: </w:t>
+        <w:t xml:space="preserve">  Kết cục PHỤ 2:</w:t>
       </w:r>
       <w:r>
         <w:rPr>
@@ -989,7 +989,7 @@
           <w:i w:val="0"/>
           <w:sz w:val="26"/>
         </w:rPr>
-        <w:t xml:space="preserve">               │</w:t>
+        <w:t>------------------------------------------------------------</w:t>
       </w:r>
     </w:p>
     <w:p>
@@ -1004,7 +1004,7 @@
           <w:i w:val="0"/>
           <w:sz w:val="26"/>
         </w:rPr>
-        <w:t>│   Căn cứ chọn kết cục: PMIDs bên dưới                 │</w:t>
+        <w:t xml:space="preserve">  Căn cứ chọn kết cục: PMIDs bên dưới</w:t>
       </w:r>
     </w:p>
     <w:p>
@@ -1019,7 +1019,7 @@
           <w:i w:val="0"/>
           <w:sz w:val="26"/>
         </w:rPr>
-        <w:t>└─────────────────────────────────────────────────────────┘</w:t>
+        <w:t>------------------------------------------------------------</w:t>
       </w:r>
     </w:p>
     <w:p>
@@ -1131,7 +1131,7 @@
           <w:i/>
           <w:sz w:val="22"/>
         </w:rPr>
-        <w:t>`study_meta.json → gate_params.G0.question_type` và `.test_type` — ô tick trong</w:t>
+        <w:t>`study_meta.json đến gate_params.G0.question_type` và `.test_type` — ô tick trong</w:t>
       </w:r>
     </w:p>
     <w:p>
@@ -1176,7 +1176,7 @@
           <w:i w:val="0"/>
           <w:sz w:val="26"/>
         </w:rPr>
-        <w:t>┌─────────────────────────────────────────────────────────────┐</w:t>
+        <w:t>------------------------------------------------------------</w:t>
       </w:r>
     </w:p>
     <w:p>
@@ -1191,7 +1191,7 @@
           <w:i w:val="0"/>
           <w:sz w:val="26"/>
         </w:rPr>
-        <w:t xml:space="preserve">│ H0 (giả thuyết vô hiệu): </w:t>
+        <w:t xml:space="preserve">  H0 (giả thuyết vô hiệu):</w:t>
       </w:r>
       <w:r>
         <w:rPr>
@@ -1210,7 +1210,7 @@
           <w:i w:val="0"/>
           <w:sz w:val="26"/>
         </w:rPr>
-        <w:t xml:space="preserve">            │</w:t>
+        <w:t>------------------------------------------------------------</w:t>
       </w:r>
     </w:p>
     <w:p>
@@ -1225,7 +1225,7 @@
           <w:i w:val="0"/>
           <w:sz w:val="26"/>
         </w:rPr>
-        <w:t xml:space="preserve">│ H1 (giả thuyết nghiên cứu): </w:t>
+        <w:t xml:space="preserve">  H1 (giả thuyết nghiên cứu):</w:t>
       </w:r>
       <w:r>
         <w:rPr>
@@ -1244,7 +1244,7 @@
           <w:i w:val="0"/>
           <w:sz w:val="26"/>
         </w:rPr>
-        <w:t xml:space="preserve">         │</w:t>
+        <w:t>------------------------------------------------------------</w:t>
       </w:r>
     </w:p>
     <w:p>
@@ -1259,7 +1259,7 @@
           <w:i w:val="0"/>
           <w:sz w:val="26"/>
         </w:rPr>
-        <w:t>│ Chiều kỳ vọng: □ tăng □ giảm □ liên quan dương □ âm       │</w:t>
+        <w:t xml:space="preserve">  Chiều kỳ vọng: □ tăng □ giảm □ liên quan dương □ âm</w:t>
       </w:r>
     </w:p>
     <w:p>
@@ -1274,7 +1274,7 @@
           <w:i w:val="0"/>
           <w:sz w:val="26"/>
         </w:rPr>
-        <w:t xml:space="preserve">│   Căn cứ chiều kỳ vọng: PMID/DOI ___ hoặc </w:t>
+        <w:t xml:space="preserve">  Căn cứ chiều kỳ vọng: PMID/DOI ___ hoặc</w:t>
       </w:r>
       <w:r>
         <w:rPr>
@@ -1293,7 +1293,7 @@
           <w:i w:val="0"/>
           <w:sz w:val="26"/>
         </w:rPr>
-        <w:t>│</w:t>
+        <w:t>------------------------------------------------------------</w:t>
       </w:r>
     </w:p>
     <w:p>
@@ -1308,7 +1308,7 @@
           <w:i w:val="0"/>
           <w:sz w:val="26"/>
         </w:rPr>
-        <w:t>│ Nghiên cứu MÔ TẢ thuần: □ đúng → không cần H0/H1           │</w:t>
+        <w:t xml:space="preserve">  Nghiên cứu MÔ TẢ thuần: □ đúng đến không cần H0/H1</w:t>
       </w:r>
     </w:p>
     <w:p>
@@ -1323,7 +1323,7 @@
           <w:i w:val="0"/>
           <w:sz w:val="26"/>
         </w:rPr>
-        <w:t>└─────────────────────────────────────────────────────────────┘</w:t>
+        <w:t>------------------------------------------------------------</w:t>
       </w:r>
     </w:p>
     <w:p>
@@ -1384,7 +1384,7 @@
           <w:i w:val="0"/>
           <w:sz w:val="26"/>
         </w:rPr>
-        <w:t>┌─────────────────────────────────────────────────────────────┐</w:t>
+        <w:t>------------------------------------------------------------</w:t>
       </w:r>
     </w:p>
     <w:p>
@@ -1399,7 +1399,7 @@
           <w:i w:val="0"/>
           <w:sz w:val="26"/>
         </w:rPr>
-        <w:t xml:space="preserve">│ F — FEASIBLE (Khả thi) </w:t>
+        <w:t xml:space="preserve">  F — FEASIBLE (Khả thi)</w:t>
       </w:r>
       <w:r>
         <w:rPr>
@@ -1418,7 +1418,7 @@
           <w:i w:val="0"/>
           <w:sz w:val="26"/>
         </w:rPr>
-        <w:t xml:space="preserve">            │</w:t>
+        <w:t>------------------------------------------------------------</w:t>
       </w:r>
     </w:p>
     <w:p>
@@ -1433,7 +1433,7 @@
           <w:i w:val="0"/>
           <w:sz w:val="26"/>
         </w:rPr>
-        <w:t xml:space="preserve">│   Cỡ mẫu đủ trong thời gian dự kiến? </w:t>
+        <w:t xml:space="preserve">  Cỡ mẫu đủ trong thời gian dự kiến?</w:t>
       </w:r>
       <w:r>
         <w:rPr>
@@ -1452,7 +1452,7 @@
           <w:i w:val="0"/>
           <w:sz w:val="26"/>
         </w:rPr>
-        <w:t xml:space="preserve">     │</w:t>
+        <w:t>------------------------------------------------------------</w:t>
       </w:r>
     </w:p>
     <w:p>
@@ -1467,7 +1467,7 @@
           <w:i w:val="0"/>
           <w:sz w:val="26"/>
         </w:rPr>
-        <w:t xml:space="preserve">│   Nguồn lực đủ? </w:t>
+        <w:t xml:space="preserve">  Nguồn lực đủ?</w:t>
       </w:r>
       <w:r>
         <w:rPr>
@@ -1486,7 +1486,7 @@
           <w:i w:val="0"/>
           <w:sz w:val="26"/>
         </w:rPr>
-        <w:t xml:space="preserve">                           │</w:t>
+        <w:t>------------------------------------------------------------</w:t>
       </w:r>
     </w:p>
     <w:p>
@@ -1501,7 +1501,7 @@
           <w:i w:val="0"/>
           <w:sz w:val="26"/>
         </w:rPr>
-        <w:t xml:space="preserve">│   Chuyên môn nhóm NC phù hợp? </w:t>
+        <w:t xml:space="preserve">  Chuyên môn nhóm NC phù hợp?</w:t>
       </w:r>
       <w:r>
         <w:rPr>
@@ -1520,7 +1520,7 @@
           <w:i w:val="0"/>
           <w:sz w:val="26"/>
         </w:rPr>
-        <w:t xml:space="preserve">            │</w:t>
+        <w:t>------------------------------------------------------------</w:t>
       </w:r>
     </w:p>
     <w:p>
@@ -1535,7 +1535,7 @@
           <w:i w:val="0"/>
           <w:sz w:val="26"/>
         </w:rPr>
-        <w:t>├─────────────────────────────────────────────────────────────┤</w:t>
+        <w:t>------------------------------------------------------------</w:t>
       </w:r>
     </w:p>
     <w:p>
@@ -1550,7 +1550,7 @@
           <w:i w:val="0"/>
           <w:sz w:val="26"/>
         </w:rPr>
-        <w:t>│ I — INTERESTING (Có giá trị khoa học)                      │</w:t>
+        <w:t xml:space="preserve">  I — INTERESTING (Có giá trị khoa học)</w:t>
       </w:r>
     </w:p>
     <w:p>
@@ -1565,7 +1565,7 @@
           <w:i w:val="0"/>
           <w:sz w:val="26"/>
         </w:rPr>
-        <w:t>│   Evidence level hiện có: CÓ NỀN QUAN SÁT — ~12 NC quan sát, chưa có RCT/SR</w:t>
+        <w:t xml:space="preserve">  Evidence level hiện có: CÓ NỀN QUAN SÁT — ~12 NC quan sát, chưa có RCT/SR</w:t>
       </w:r>
     </w:p>
     <w:p>
@@ -1580,7 +1580,7 @@
           <w:i w:val="0"/>
           <w:sz w:val="26"/>
         </w:rPr>
-        <w:t>│   → Đã có nhiều nghiên cứu quan sát: KHÔNG phải khoảng trống. Cần đọc kỹ nhóm này trước khi biện minh tính mới; hướng khả dĩ là SR/MA tổng hợp chúng, hoặc nghiên cứu ở quần thể/bối cảnh chưa được phủ.</w:t>
+        <w:t xml:space="preserve"> đến Đã có nhiều nghiên cứu quan sát: KHÔNG phải khoảng trống. Cần đọc kỹ nhóm này trước khi biện minh tính mới; hướng khả dĩ là SR/MA tổng hợp chúng, hoặc nghiên cứu ở quần thể/bối cảnh chưa được phủ.</w:t>
       </w:r>
     </w:p>
     <w:p>
@@ -1595,7 +1595,7 @@
           <w:i w:val="0"/>
           <w:sz w:val="26"/>
         </w:rPr>
-        <w:t>├─────────────────────────────────────────────────────────────┤</w:t>
+        <w:t>------------------------------------------------------------</w:t>
       </w:r>
     </w:p>
     <w:p>
@@ -1610,7 +1610,7 @@
           <w:i w:val="0"/>
           <w:sz w:val="26"/>
         </w:rPr>
-        <w:t>│ N — NOVEL (Tính mới) — DỰA TRÊN PUBMED THẬT              │</w:t>
+        <w:t xml:space="preserve">  N — NOVEL (Tính mới) — DỰA TRÊN PUBMED THẬT</w:t>
       </w:r>
     </w:p>
     <w:p>
@@ -1625,7 +1625,7 @@
           <w:i w:val="0"/>
           <w:sz w:val="26"/>
         </w:rPr>
-        <w:t>│   SR/MA: 0 | RCT: 0 | Guideline: 0 | Quan sát: 12</w:t>
+        <w:t xml:space="preserve">  SR/MA: 0 | RCT: 0 | Guideline: 0 | Quan sát: 12</w:t>
       </w:r>
     </w:p>
     <w:p>
@@ -1640,7 +1640,7 @@
           <w:i w:val="0"/>
           <w:sz w:val="26"/>
         </w:rPr>
-        <w:t>│   (số hit THẬT từ PubMed)</w:t>
+        <w:t xml:space="preserve">  (số hit THẬT từ PubMed)</w:t>
       </w:r>
     </w:p>
     <w:p>
@@ -1655,7 +1655,7 @@
           <w:i w:val="0"/>
           <w:sz w:val="26"/>
         </w:rPr>
-        <w:t>│   Bằng chứng mới nhất: Không xác định</w:t>
+        <w:t xml:space="preserve">  Bằng chứng mới nhất: Không xác định</w:t>
       </w:r>
     </w:p>
     <w:p>
@@ -1670,7 +1670,7 @@
           <w:i w:val="0"/>
           <w:sz w:val="26"/>
         </w:rPr>
-        <w:t>│   Khoảng trống:</w:t>
+        <w:t xml:space="preserve">  Khoảng trống:</w:t>
       </w:r>
     </w:p>
     <w:p>
@@ -1685,7 +1685,7 @@
           <w:i w:val="0"/>
           <w:sz w:val="26"/>
         </w:rPr>
-        <w:t>│     • Chưa có systematic review tổng hợp bằng chứng</w:t>
+        <w:t xml:space="preserve">  - Chưa có systematic review tổng hợp bằng chứng</w:t>
       </w:r>
     </w:p>
     <w:p>
@@ -1700,7 +1700,7 @@
           <w:i w:val="0"/>
           <w:sz w:val="26"/>
         </w:rPr>
-        <w:t>│     • Chưa có RCT kiểm định hiệu quả can thiệp</w:t>
+        <w:t xml:space="preserve">  - Chưa có RCT kiểm định hiệu quả can thiệp</w:t>
       </w:r>
     </w:p>
     <w:p>
@@ -1715,7 +1715,7 @@
           <w:i w:val="0"/>
           <w:sz w:val="26"/>
         </w:rPr>
-        <w:t>│     • Chưa có guideline/khuyến cáo chính thức cho vấn đề này</w:t>
+        <w:t xml:space="preserve">  - Chưa có guideline/khuyến cáo chính thức cho vấn đề này</w:t>
       </w:r>
     </w:p>
     <w:p>
@@ -1730,7 +1730,7 @@
           <w:i w:val="0"/>
           <w:sz w:val="26"/>
         </w:rPr>
-        <w:t>│     • Không có SR/MA, RCT hay guideline mới trong 5 năm gần đây (2021-2026) — nhánh này KHÔNG soi nghiên cứu quan sát</w:t>
+        <w:t xml:space="preserve">  - Không có SR/MA, RCT hay guideline mới trong 5 năm gần đây (2021-2026) — nhánh này KHÔNG soi nghiên cứu quan sát</w:t>
       </w:r>
     </w:p>
     <w:p>
@@ -1745,7 +1745,7 @@
           <w:i w:val="0"/>
           <w:sz w:val="26"/>
         </w:rPr>
-        <w:t>│</w:t>
+        <w:t>------------------------------------------------------------</w:t>
       </w:r>
     </w:p>
     <w:p>
@@ -1760,7 +1760,7 @@
           <w:i w:val="0"/>
           <w:sz w:val="26"/>
         </w:rPr>
-        <w:t>├─────────────────────────────────────────────────────────────┤</w:t>
+        <w:t>------------------------------------------------------------</w:t>
       </w:r>
     </w:p>
     <w:p>
@@ -1775,7 +1775,7 @@
           <w:i w:val="0"/>
           <w:sz w:val="26"/>
         </w:rPr>
-        <w:t xml:space="preserve">│ E — ETHICAL (Đạo đức) </w:t>
+        <w:t xml:space="preserve">  E — ETHICAL (Đạo đức)</w:t>
       </w:r>
       <w:r>
         <w:rPr>
@@ -1794,7 +1794,7 @@
           <w:i w:val="0"/>
           <w:sz w:val="26"/>
         </w:rPr>
-        <w:t xml:space="preserve">             │</w:t>
+        <w:t>------------------------------------------------------------</w:t>
       </w:r>
     </w:p>
     <w:p>
@@ -1809,7 +1809,7 @@
           <w:i w:val="0"/>
           <w:sz w:val="26"/>
         </w:rPr>
-        <w:t>│   Rủi ro người tham gia: □ Tối thiểu  □ Nhỏ  □ Lớn     │</w:t>
+        <w:t xml:space="preserve">  Rủi ro người tham gia: □ Tối thiểu  □ Nhỏ  □ Lớn</w:t>
       </w:r>
     </w:p>
     <w:p>
@@ -1824,7 +1824,7 @@
           <w:i w:val="0"/>
           <w:sz w:val="26"/>
         </w:rPr>
-        <w:t>│   Cần ICF: □ Có  □ Không                                 │</w:t>
+        <w:t xml:space="preserve">  Cần ICF: □ Có  □ Không</w:t>
       </w:r>
     </w:p>
     <w:p>
@@ -1839,7 +1839,7 @@
           <w:i w:val="0"/>
           <w:sz w:val="26"/>
         </w:rPr>
-        <w:t>│   Nhóm dễ tổn thương: □ Có (biện pháp: ___)  □ Không    │</w:t>
+        <w:t xml:space="preserve">  Nhóm dễ tổn thương: □ Có (biện pháp: ___)  □ Không</w:t>
       </w:r>
     </w:p>
     <w:p>
@@ -1854,7 +1854,7 @@
           <w:i w:val="0"/>
           <w:sz w:val="26"/>
         </w:rPr>
-        <w:t>│   Cần đăng ký trước: □ Có (can thiệp)  □ Không           │</w:t>
+        <w:t xml:space="preserve">  Cần đăng ký trước: □ Có (can thiệp)  □ Không</w:t>
       </w:r>
     </w:p>
     <w:p>
@@ -1869,7 +1869,7 @@
           <w:i w:val="0"/>
           <w:sz w:val="26"/>
         </w:rPr>
-        <w:t>├─────────────────────────────────────────────────────────────┤</w:t>
+        <w:t>------------------------------------------------------------</w:t>
       </w:r>
     </w:p>
     <w:p>
@@ -1884,7 +1884,7 @@
           <w:i w:val="0"/>
           <w:sz w:val="26"/>
         </w:rPr>
-        <w:t>│ R — RELEVANT (Liên quan thực hành)                         │</w:t>
+        <w:t xml:space="preserve">  R — RELEVANT (Liên quan thực hành)</w:t>
       </w:r>
     </w:p>
     <w:p>
@@ -1899,7 +1899,7 @@
           <w:i w:val="0"/>
           <w:sz w:val="26"/>
         </w:rPr>
-        <w:t xml:space="preserve">│   Ảnh hưởng thực hành lâm sàng: </w:t>
+        <w:t xml:space="preserve">  Ảnh hưởng thực hành lâm sàng:</w:t>
       </w:r>
       <w:r>
         <w:rPr>
@@ -1918,7 +1918,7 @@
           <w:i w:val="0"/>
           <w:sz w:val="26"/>
         </w:rPr>
-        <w:t xml:space="preserve"> │</w:t>
+        <w:t>------------------------------------------------------------</w:t>
       </w:r>
     </w:p>
     <w:p>
@@ -1933,7 +1933,7 @@
           <w:i w:val="0"/>
           <w:sz w:val="26"/>
         </w:rPr>
-        <w:t xml:space="preserve">│   Phù hợp ưu tiên đơn vị/quốc gia: </w:t>
+        <w:t xml:space="preserve">  Phù hợp ưu tiên đơn vị/quốc gia:</w:t>
       </w:r>
       <w:r>
         <w:rPr>
@@ -1952,7 +1952,7 @@
           <w:i w:val="0"/>
           <w:sz w:val="26"/>
         </w:rPr>
-        <w:t xml:space="preserve">      │</w:t>
+        <w:t>------------------------------------------------------------</w:t>
       </w:r>
     </w:p>
     <w:p>
@@ -1967,7 +1967,7 @@
           <w:i w:val="0"/>
           <w:sz w:val="26"/>
         </w:rPr>
-        <w:t>└─────────────────────────────────────────────────────────────┘</w:t>
+        <w:t>------------------------------------------------------------</w:t>
       </w:r>
     </w:p>
     <w:p>
@@ -2116,7 +2116,7 @@
           <w:i w:val="0"/>
           <w:sz w:val="26"/>
         </w:rPr>
-        <w:t>→ Không tìm thấy bài nào trên PubMed</w:t>
+        <w:t xml:space="preserve"> đến Không tìm thấy bài nào trên PubMed</w:t>
       </w:r>
     </w:p>
     <w:p>
@@ -2145,7 +2145,7 @@
           <w:i w:val="0"/>
           <w:sz w:val="26"/>
         </w:rPr>
-        <w:t>→ Không tìm thấy bài nào trên PubMed</w:t>
+        <w:t xml:space="preserve"> đến Không tìm thấy bài nào trên PubMed</w:t>
       </w:r>
     </w:p>
     <w:p>
@@ -2174,7 +2174,7 @@
           <w:i w:val="0"/>
           <w:sz w:val="26"/>
         </w:rPr>
-        <w:t>→ Không tìm thấy bài nào trên PubMed</w:t>
+        <w:t xml:space="preserve"> đến Không tìm thấy bài nào trên PubMed</w:t>
       </w:r>
     </w:p>
     <w:p>
@@ -2558,7 +2558,7 @@
           <w:i w:val="0"/>
           <w:sz w:val="26"/>
         </w:rPr>
-        <w:t>→ Không tìm thấy bài nào trên PubMed</w:t>
+        <w:t xml:space="preserve"> đến Không tìm thấy bài nào trên PubMed</w:t>
       </w:r>
     </w:p>
     <w:p>
@@ -2619,7 +2619,7 @@
           <w:i w:val="0"/>
           <w:sz w:val="26"/>
         </w:rPr>
-        <w:t>→ Không có hồ sơ đăng ký nào khớp truy vấn</w:t>
+        <w:t xml:space="preserve"> đến Không có hồ sơ đăng ký nào khớp truy vấn</w:t>
       </w:r>
     </w:p>
     <w:p>
@@ -2683,7 +2683,7 @@
           <w:i/>
           <w:sz w:val="22"/>
         </w:rPr>
-        <w:t>· Tổng quan hệ thống → PROSPERO: https://www.crd.york.ac.uk/prospero/</w:t>
+        <w:t>· Tổng quan hệ thống đến PROSPERO: https://www.crd.york.ac.uk/prospero/</w:t>
       </w:r>
     </w:p>
     <w:p>
@@ -2699,7 +2699,7 @@
           <w:i/>
           <w:sz w:val="22"/>
         </w:rPr>
-        <w:t>· Đăng ký quốc tế khác → WHO ICTRP: https://trialsearch.who.int/</w:t>
+        <w:t>· Đăng ký quốc tế khác đến WHO ICTRP: https://trialsearch.who.int/</w:t>
       </w:r>
     </w:p>
     <w:p>
@@ -2731,7 +2731,7 @@
           <w:i/>
           <w:sz w:val="22"/>
         </w:rPr>
-        <w:t>□ Bác sĩ đã tự tra PROSPERO   □ Bác sĩ đã tự tra WHO ICTRP</w:t>
+        <w:t>□ Bác sĩ đã tự tra PROSPERO  □ Bác sĩ đã tự tra WHO ICTRP</w:t>
       </w:r>
     </w:p>
     <w:p>
@@ -2823,7 +2823,7 @@
           <w:i w:val="0"/>
           <w:sz w:val="26"/>
         </w:rPr>
-        <w:t>• Chưa có systematic review tổng hợp bằng chứng</w:t>
+        <w:t>- Chưa có systematic review tổng hợp bằng chứng</w:t>
       </w:r>
     </w:p>
     <w:p>
@@ -2838,7 +2838,7 @@
           <w:i w:val="0"/>
           <w:sz w:val="26"/>
         </w:rPr>
-        <w:t>• Chưa có RCT kiểm định hiệu quả can thiệp</w:t>
+        <w:t>- Chưa có RCT kiểm định hiệu quả can thiệp</w:t>
       </w:r>
     </w:p>
     <w:p>
@@ -2853,7 +2853,7 @@
           <w:i w:val="0"/>
           <w:sz w:val="26"/>
         </w:rPr>
-        <w:t>• Chưa có guideline/khuyến cáo chính thức cho vấn đề này</w:t>
+        <w:t>- Chưa có guideline/khuyến cáo chính thức cho vấn đề này</w:t>
       </w:r>
     </w:p>
     <w:p>
@@ -2868,7 +2868,7 @@
           <w:i w:val="0"/>
           <w:sz w:val="26"/>
         </w:rPr>
-        <w:t>• Không có SR/MA, RCT hay guideline mới trong 5 năm gần đây (2021-2026) — nhánh này KHÔNG soi nghiên cứu quan sát</w:t>
+        <w:t>- Không có SR/MA, RCT hay guideline mới trong 5 năm gần đây (2021-2026) — nhánh này KHÔNG soi nghiên cứu quan sát</w:t>
       </w:r>
     </w:p>
     <w:p>
@@ -2921,7 +2921,7 @@
           <w:i w:val="0"/>
           <w:sz w:val="26"/>
         </w:rPr>
-        <w:t>┌─────────────────────────────────────────────────────────────┐</w:t>
+        <w:t>------------------------------------------------------------</w:t>
       </w:r>
     </w:p>
     <w:p>
@@ -2936,7 +2936,7 @@
           <w:i w:val="0"/>
           <w:sz w:val="26"/>
         </w:rPr>
-        <w:t>│ Ưu tiên 1 (hệ gợi ý từ bằng chứng thật):                   │</w:t>
+        <w:t xml:space="preserve">  Ưu tiên 1 (hệ gợi ý từ bằng chứng thật):</w:t>
       </w:r>
     </w:p>
     <w:p>
@@ -2951,7 +2951,7 @@
           <w:i w:val="0"/>
           <w:sz w:val="26"/>
         </w:rPr>
-        <w:t>│   RCT ngẫu nhiên có đối chứng HOẶC Cohort tiến cứu</w:t>
+        <w:t xml:space="preserve">  RCT ngẫu nhiên có đối chứng HOẶC Cohort tiến cứu</w:t>
       </w:r>
     </w:p>
     <w:p>
@@ -2966,7 +2966,7 @@
           <w:i w:val="0"/>
           <w:sz w:val="26"/>
         </w:rPr>
-        <w:t>│   Lý do: suy từ 0 SR/MA · 0 RCT · 12 quan sát</w:t>
+        <w:t xml:space="preserve">  Lý do: suy từ 0 SR/MA · 0 RCT · 12 quan sát</w:t>
       </w:r>
     </w:p>
     <w:p>
@@ -2981,7 +2981,7 @@
           <w:i w:val="0"/>
           <w:sz w:val="26"/>
         </w:rPr>
-        <w:t xml:space="preserve">│   Hạn chế: </w:t>
+        <w:t xml:space="preserve">  Hạn chế:</w:t>
       </w:r>
       <w:r>
         <w:rPr>
@@ -3000,7 +3000,7 @@
           <w:i w:val="0"/>
           <w:sz w:val="26"/>
         </w:rPr>
-        <w:t xml:space="preserve">         │</w:t>
+        <w:t>------------------------------------------------------------</w:t>
       </w:r>
     </w:p>
     <w:p>
@@ -3015,7 +3015,7 @@
           <w:i w:val="0"/>
           <w:sz w:val="26"/>
         </w:rPr>
-        <w:t>├─────────────────────────────────────────────────────────────┤</w:t>
+        <w:t>------------------------------------------------------------</w:t>
       </w:r>
     </w:p>
     <w:p>
@@ -3030,7 +3030,7 @@
           <w:i w:val="0"/>
           <w:sz w:val="26"/>
         </w:rPr>
-        <w:t xml:space="preserve">│ Ưu tiên 2 (phương án thay thế): </w:t>
+        <w:t xml:space="preserve">  Ưu tiên 2 (phương án thay thế):</w:t>
       </w:r>
       <w:r>
         <w:rPr>
@@ -3049,7 +3049,7 @@
           <w:i w:val="0"/>
           <w:sz w:val="26"/>
         </w:rPr>
-        <w:t xml:space="preserve">     │</w:t>
+        <w:t>------------------------------------------------------------</w:t>
       </w:r>
     </w:p>
     <w:p>
@@ -3064,7 +3064,7 @@
           <w:i w:val="0"/>
           <w:sz w:val="26"/>
         </w:rPr>
-        <w:t xml:space="preserve">│   Lý do: </w:t>
+        <w:t xml:space="preserve">  Lý do:</w:t>
       </w:r>
       <w:r>
         <w:rPr>
@@ -3083,7 +3083,7 @@
           <w:i w:val="0"/>
           <w:sz w:val="26"/>
         </w:rPr>
-        <w:t xml:space="preserve">                                 │</w:t>
+        <w:t>------------------------------------------------------------</w:t>
       </w:r>
     </w:p>
     <w:p>
@@ -3098,7 +3098,7 @@
           <w:i w:val="0"/>
           <w:sz w:val="26"/>
         </w:rPr>
-        <w:t xml:space="preserve">│   Hạn chế: </w:t>
+        <w:t xml:space="preserve">  Hạn chế:</w:t>
       </w:r>
       <w:r>
         <w:rPr>
@@ -3117,7 +3117,7 @@
           <w:i w:val="0"/>
           <w:sz w:val="26"/>
         </w:rPr>
-        <w:t xml:space="preserve">                               │</w:t>
+        <w:t>------------------------------------------------------------</w:t>
       </w:r>
     </w:p>
     <w:p>
@@ -3132,7 +3132,7 @@
           <w:i w:val="0"/>
           <w:sz w:val="26"/>
         </w:rPr>
-        <w:t>└─────────────────────────────────────────────────────────────┘</w:t>
+        <w:t>------------------------------------------------------------</w:t>
       </w:r>
     </w:p>
     <w:p>
@@ -3263,7 +3263,7 @@
           <w:i w:val="0"/>
           <w:sz w:val="26"/>
         </w:rPr>
-        <w:t>Ô tick dưới đây chỉ để đọc — nơi hệ ĐỌC THẬT là `study_meta.json → gate_params.G0`.</w:t>
+        <w:t>Ô tick dưới đây chỉ để đọc — nơi hệ ĐỌC THẬT là `study_meta.json đến gate_params.G0`.</w:t>
       </w:r>
     </w:p>
     <w:p>
@@ -3368,7 +3368,7 @@
           <w:i w:val="0"/>
           <w:sz w:val="26"/>
         </w:rPr>
-        <w:t>□ PICO/PECO 4 thành phần            → gate_params.G0.population/intervention/comparison/outcomes</w:t>
+        <w:t>□ PICO/PECO 4 thành phần đến gate_params.G0.population/intervention/comparison/outcomes</w:t>
       </w:r>
     </w:p>
     <w:p>
@@ -3383,7 +3383,7 @@
           <w:i w:val="0"/>
           <w:sz w:val="26"/>
         </w:rPr>
-        <w:t>□ Kết cục CHÍNH duy nhất + thang đo + thời điểm → .primary_outcome{,_measure,_timepoint}</w:t>
+        <w:t>□ Kết cục CHÍNH duy nhất + thang đo + thời điểm đến .primary_outcome{,_measure,_timepoint}</w:t>
       </w:r>
     </w:p>
     <w:p>
@@ -3398,7 +3398,7 @@
           <w:i w:val="0"/>
           <w:sz w:val="26"/>
         </w:rPr>
-        <w:t>□ Giả thuyết H0/H1 + chiều kỳ vọng  → .hypothesis_h0/.hypothesis_h1/.expected_direction</w:t>
+        <w:t>□ Giả thuyết H0/H1 + chiều kỳ vọng đến .hypothesis_h0/.hypothesis_h1/.expected_direction</w:t>
       </w:r>
     </w:p>
     <w:p>
@@ -3413,7 +3413,7 @@
           <w:i w:val="0"/>
           <w:sz w:val="26"/>
         </w:rPr>
-        <w:t>□ Loại câu hỏi + loại kiểm định     → .question_type/.test_type</w:t>
+        <w:t>□ Loại câu hỏi + loại kiểm định đến .question_type/.test_type</w:t>
       </w:r>
     </w:p>
     <w:p>
@@ -3428,7 +3428,7 @@
           <w:i w:val="0"/>
           <w:sz w:val="26"/>
         </w:rPr>
-        <w:t>□ FINER 5 tiêu chí                  → .finer_feasible/_interesting/_novel/_ethical/_relevant</w:t>
+        <w:t>□ FINER 5 tiêu chí đến .finer_feasible/_interesting/_novel/_ethical/_relevant</w:t>
       </w:r>
     </w:p>
     <w:p>
@@ -3443,7 +3443,7 @@
           <w:i w:val="0"/>
           <w:sz w:val="26"/>
         </w:rPr>
-        <w:t>□ Đã đọc lại bằng chứng + biện minh tính mới → .evidence_reviewed_confirmed/.novelty_justification</w:t>
+        <w:t>□ Đã đọc lại bằng chứng + biện minh tính mới đến .evidence_reviewed_confirmed/.novelty_justification</w:t>
       </w:r>
     </w:p>
     <w:p>
@@ -3458,7 +3458,7 @@
           <w:i w:val="0"/>
           <w:sz w:val="26"/>
         </w:rPr>
-        <w:t>□ Chốt PICO (vai trò + thời điểm)   → .pico_confirmed/.reviewed_by_role/.reviewed_at</w:t>
+        <w:t>□ Chốt PICO (vai trò + thời điểm) đến .pico_confirmed/.reviewed_by_role/.reviewed_at</w:t>
       </w:r>
     </w:p>
     <w:p>
